--- a/data_topics/data_analysis_1/data_analysis_1.docx
+++ b/data_topics/data_analysis_1/data_analysis_1.docx
@@ -23,7 +23,7 @@
         <w:pStyle w:val="Date"/>
       </w:pPr>
       <w:r>
-        <w:t xml:space="preserve">2026-01-26</w:t>
+        <w:t xml:space="preserve">2026-09-09</w:t>
       </w:r>
     </w:p>
     <w:p>
@@ -36,7 +36,7 @@
       <w:r>
         <w:t xml:space="preserve"> </w:t>
       </w:r>
-      <w:hyperlink r:id="rId20">
+      <w:hyperlink r:id="rId9">
         <w:r>
           <w:rPr>
             <w:rStyle w:val="Hyperlink"/>
@@ -69,7 +69,7 @@
         <w:t xml:space="preserve">overview, data methods, and data wrangling with R + comparison with Python</w:t>
       </w:r>
     </w:p>
-    <w:bookmarkStart w:id="31" w:name="overview"/>
+    <w:bookmarkStart w:id="20" w:name="overview"/>
     <w:p>
       <w:pPr>
         <w:pStyle w:val="Heading1"/>
@@ -89,10 +89,10 @@
         <w:t xml:space="preserve">“data wrangling”</w:t>
       </w:r>
       <w:r>
-        <w:t xml:space="preserve">) in R, with some brief comparisons to the Python approach to accomplishing the same tasks [Python examples will be integrated in upcoming versions.]</w:t>
-      </w:r>
-    </w:p>
-    <w:bookmarkStart w:id="30" w:name="installation"/>
+        <w:t xml:space="preserve">) in R, with some brief comparisons to the Python approach to accomplishing the same tasks.</w:t>
+      </w:r>
+    </w:p>
+    <w:bookmarkStart w:id="19" w:name="installation"/>
     <w:p>
       <w:pPr>
         <w:pStyle w:val="Heading2"/>
@@ -145,7 +145,7 @@
       <w:r>
         <w:t xml:space="preserve"> </w:t>
       </w:r>
-      <w:hyperlink r:id="rId21">
+      <w:hyperlink r:id="rId10">
         <w:r>
           <w:rPr>
             <w:rStyle w:val="Hyperlink"/>
@@ -174,7 +174,7 @@
       <w:r>
         <w:t xml:space="preserve"> </w:t>
       </w:r>
-      <w:hyperlink r:id="rId22">
+      <w:hyperlink r:id="rId11">
         <w:r>
           <w:rPr>
             <w:rStyle w:val="Hyperlink"/>
@@ -191,7 +191,7 @@
       <w:r>
         <w:t xml:space="preserve"> </w:t>
       </w:r>
-      <w:hyperlink r:id="rId23">
+      <w:hyperlink r:id="rId12">
         <w:r>
           <w:rPr>
             <w:rStyle w:val="Hyperlink"/>
@@ -205,7 +205,7 @@
       <w:r>
         <w:t xml:space="preserve"> </w:t>
       </w:r>
-      <w:hyperlink r:id="rId24">
+      <w:hyperlink r:id="rId13">
         <w:r>
           <w:rPr>
             <w:rStyle w:val="Hyperlink"/>
@@ -241,7 +241,7 @@
       <w:r>
         <w:t xml:space="preserve"> </w:t>
       </w:r>
-      <w:hyperlink r:id="rId25">
+      <w:hyperlink r:id="rId14">
         <w:r>
           <w:rPr>
             <w:rStyle w:val="Hyperlink"/>
@@ -258,7 +258,7 @@
       <w:r>
         <w:t xml:space="preserve"> </w:t>
       </w:r>
-      <w:hyperlink r:id="rId26">
+      <w:hyperlink r:id="rId15">
         <w:r>
           <w:rPr>
             <w:rStyle w:val="Hyperlink"/>
@@ -283,7 +283,7 @@
       <w:r>
         <w:t xml:space="preserve"> </w:t>
       </w:r>
-      <w:hyperlink r:id="rId27">
+      <w:hyperlink r:id="rId16">
         <w:r>
           <w:rPr>
             <w:rStyle w:val="Hyperlink"/>
@@ -308,7 +308,7 @@
       <w:r>
         <w:t xml:space="preserve"> </w:t>
       </w:r>
-      <w:hyperlink r:id="rId28">
+      <w:hyperlink r:id="rId17">
         <w:r>
           <w:rPr>
             <w:rStyle w:val="Hyperlink"/>
@@ -327,7 +327,7 @@
       <w:pPr>
         <w:pStyle w:val="BodyText"/>
       </w:pPr>
-      <w:hyperlink r:id="rId29">
+      <w:hyperlink r:id="rId18">
         <w:r>
           <w:rPr>
             <w:rStyle w:val="Hyperlink"/>
@@ -342,9 +342,9 @@
         <w:t xml:space="preserve">is also open-source, and can be used with various editors and tools, which are not detailed here.</w:t>
       </w:r>
     </w:p>
-    <w:bookmarkEnd w:id="30"/>
-    <w:bookmarkEnd w:id="31"/>
-    <w:bookmarkStart w:id="35" w:name="setup-and-preparing-data"/>
+    <w:bookmarkEnd w:id="19"/>
+    <w:bookmarkEnd w:id="20"/>
+    <w:bookmarkStart w:id="24" w:name="setup-and-preparing-data"/>
     <w:p>
       <w:pPr>
         <w:pStyle w:val="Heading1"/>
@@ -353,7 +353,7 @@
         <w:t xml:space="preserve">2. Setup and preparing data</w:t>
       </w:r>
     </w:p>
-    <w:bookmarkStart w:id="34" w:name="r-packages-required"/>
+    <w:bookmarkStart w:id="23" w:name="r-packages-required"/>
     <w:p>
       <w:pPr>
         <w:pStyle w:val="Heading2"/>
@@ -372,7 +372,7 @@
       <w:r>
         <w:t xml:space="preserve"> </w:t>
       </w:r>
-      <w:hyperlink r:id="rId32">
+      <w:hyperlink r:id="rId21">
         <w:r>
           <w:rPr>
             <w:rStyle w:val="Hyperlink"/>
@@ -415,7 +415,7 @@
       <w:r>
         <w:t xml:space="preserve"> </w:t>
       </w:r>
-      <w:hyperlink r:id="rId33">
+      <w:hyperlink r:id="rId22">
         <w:r>
           <w:rPr>
             <w:rStyle w:val="Hyperlink"/>
@@ -689,7 +689,7 @@
         <w:rPr>
           <w:rStyle w:val="VerbatimChar"/>
         </w:rPr>
-        <w:t xml:space="preserve">✔ dplyr     1.1.4     ✔ readr     2.1.6</w:t>
+        <w:t xml:space="preserve">✔ dplyr     1.2.1     ✔ readr     2.2.0</w:t>
       </w:r>
       <w:r>
         <w:br/>
@@ -707,25 +707,25 @@
         <w:rPr>
           <w:rStyle w:val="VerbatimChar"/>
         </w:rPr>
-        <w:t xml:space="preserve">✔ ggplot2   4.0.1     ✔ tibble    3.3.1</w:t>
-      </w:r>
-      <w:r>
-        <w:br/>
-      </w:r>
-      <w:r>
-        <w:rPr>
-          <w:rStyle w:val="VerbatimChar"/>
-        </w:rPr>
-        <w:t xml:space="preserve">✔ lubridate 1.9.4     ✔ tidyr     1.3.2</w:t>
-      </w:r>
-      <w:r>
-        <w:br/>
-      </w:r>
-      <w:r>
-        <w:rPr>
-          <w:rStyle w:val="VerbatimChar"/>
-        </w:rPr>
-        <w:t xml:space="preserve">✔ purrr     1.2.1     </w:t>
+        <w:t xml:space="preserve">✔ ggplot2   4.0.3     ✔ tibble    3.3.1</w:t>
+      </w:r>
+      <w:r>
+        <w:br/>
+      </w:r>
+      <w:r>
+        <w:rPr>
+          <w:rStyle w:val="VerbatimChar"/>
+        </w:rPr>
+        <w:t xml:space="preserve">✔ lubridate 1.9.5     ✔ tidyr     1.3.2</w:t>
+      </w:r>
+      <w:r>
+        <w:br/>
+      </w:r>
+      <w:r>
+        <w:rPr>
+          <w:rStyle w:val="VerbatimChar"/>
+        </w:rPr>
+        <w:t xml:space="preserve">✔ purrr     1.2.2     </w:t>
       </w:r>
       <w:r>
         <w:br/>
@@ -817,9 +817,9 @@
         <w:t xml:space="preserve">)</w:t>
       </w:r>
     </w:p>
-    <w:bookmarkEnd w:id="34"/>
-    <w:bookmarkEnd w:id="35"/>
-    <w:bookmarkStart w:id="47" w:name="basics-of-the-r-language"/>
+    <w:bookmarkEnd w:id="23"/>
+    <w:bookmarkEnd w:id="24"/>
+    <w:bookmarkStart w:id="36" w:name="basics-of-the-r-language"/>
     <w:p>
       <w:pPr>
         <w:pStyle w:val="Heading1"/>
@@ -828,7 +828,7 @@
         <w:t xml:space="preserve">3. Basics of the R language</w:t>
       </w:r>
     </w:p>
-    <w:bookmarkStart w:id="37" w:name="case-sensitivity"/>
+    <w:bookmarkStart w:id="26" w:name="case-sensitivity"/>
     <w:p>
       <w:pPr>
         <w:pStyle w:val="Heading2"/>
@@ -895,7 +895,7 @@
       <w:r>
         <w:t xml:space="preserve"> </w:t>
       </w:r>
-      <w:hyperlink r:id="rId36">
+      <w:hyperlink r:id="rId25">
         <w:r>
           <w:rPr>
             <w:rStyle w:val="Hyperlink"/>
@@ -910,8 +910,8 @@
         <w:t xml:space="preserve">or similar sites to discover how to fix it.</w:t>
       </w:r>
     </w:p>
-    <w:bookmarkEnd w:id="37"/>
-    <w:bookmarkStart w:id="38" w:name="console-as-calculator"/>
+    <w:bookmarkEnd w:id="26"/>
+    <w:bookmarkStart w:id="27" w:name="console-as-calculator"/>
     <w:p>
       <w:pPr>
         <w:pStyle w:val="Heading2"/>
@@ -946,8 +946,8 @@
         <w:t xml:space="preserve">for infinity. Most other functions such as ln or e that one would find on a scientific calculator are available.</w:t>
       </w:r>
     </w:p>
-    <w:bookmarkEnd w:id="38"/>
-    <w:bookmarkStart w:id="41" w:name="sampling-and-probability"/>
+    <w:bookmarkEnd w:id="27"/>
+    <w:bookmarkStart w:id="30" w:name="sampling-and-probability"/>
     <w:p>
       <w:pPr>
         <w:pStyle w:val="Heading2"/>
@@ -966,7 +966,7 @@
       <w:r>
         <w:t xml:space="preserve"> </w:t>
       </w:r>
-      <w:hyperlink r:id="rId39">
+      <w:hyperlink r:id="rId28">
         <w:r>
           <w:rPr>
             <w:rStyle w:val="Hyperlink"/>
@@ -1054,7 +1054,7 @@
         <w:rPr>
           <w:rStyle w:val="VerbatimChar"/>
         </w:rPr>
-        <w:t xml:space="preserve"> [1]  7 43 70 14 78 92 22 60 34 45</w:t>
+        <w:t xml:space="preserve"> [1]  56 100  78  35  33  60  92  87   1  99</w:t>
       </w:r>
     </w:p>
     <w:p>
@@ -1106,16 +1106,16 @@
         <w:rPr>
           <w:rStyle w:val="VerbatimChar"/>
         </w:rPr>
-        <w:t xml:space="preserve"> [1]  0.46427332 -0.22099365  0.09911433  0.91849737 -0.61623729  0.55476016</w:t>
-      </w:r>
-      <w:r>
-        <w:br/>
-      </w:r>
-      <w:r>
-        <w:rPr>
-          <w:rStyle w:val="VerbatimChar"/>
-        </w:rPr>
-        <w:t xml:space="preserve"> [7]  0.53304128  0.30606640  0.73217556  1.06897110</w:t>
+        <w:t xml:space="preserve"> [1]  1.2054995 -1.1363244 -0.8434441 -1.2860222 -0.1042881 -0.3568145</w:t>
+      </w:r>
+      <w:r>
+        <w:br/>
+      </w:r>
+      <w:r>
+        <w:rPr>
+          <w:rStyle w:val="VerbatimChar"/>
+        </w:rPr>
+        <w:t xml:space="preserve"> [7] -0.5577715 -2.1391066 -2.6985445 -0.4512796</w:t>
       </w:r>
     </w:p>
     <w:p>
@@ -1203,16 +1203,16 @@
         <w:rPr>
           <w:rStyle w:val="VerbatimChar"/>
         </w:rPr>
-        <w:t xml:space="preserve"> [1] 115.65593  68.12700 111.67325  60.09623 123.83943  76.27539  99.35077</w:t>
-      </w:r>
-      <w:r>
-        <w:br/>
-      </w:r>
-      <w:r>
-        <w:rPr>
-          <w:rStyle w:val="VerbatimChar"/>
-        </w:rPr>
-        <w:t xml:space="preserve"> [8]  81.39684  69.19555  69.16386</w:t>
+        <w:t xml:space="preserve"> [1] 125.39583 104.42046  95.84254  43.29446  58.89260 124.01299 140.08365</w:t>
+      </w:r>
+      <w:r>
+        <w:br/>
+      </w:r>
+      <w:r>
+        <w:rPr>
+          <w:rStyle w:val="VerbatimChar"/>
+        </w:rPr>
+        <w:t xml:space="preserve"> [8]  89.62842 107.82805  97.54644</w:t>
       </w:r>
     </w:p>
     <w:p>
@@ -1225,7 +1225,7 @@
       <w:r>
         <w:t xml:space="preserve"> </w:t>
       </w:r>
-      <w:hyperlink r:id="rId40">
+      <w:hyperlink r:id="rId29">
         <w:r>
           <w:rPr>
             <w:rStyle w:val="Hyperlink"/>
@@ -1240,8 +1240,8 @@
         <w:t xml:space="preserve">for a brief discussion. There are also many other tutorials on the Web.</w:t>
       </w:r>
     </w:p>
-    <w:bookmarkEnd w:id="41"/>
-    <w:bookmarkStart w:id="42" w:name="creating-functions"/>
+    <w:bookmarkEnd w:id="30"/>
+    <w:bookmarkStart w:id="31" w:name="creating-functions"/>
     <w:p>
       <w:pPr>
         <w:pStyle w:val="Heading2"/>
@@ -1439,8 +1439,8 @@
         <w:t xml:space="preserve">The ease of adding functions is one element in the flourishing of the large (22,000+) ecosystem of R packages, as individual researchers and users build the functions and tools to meet their analytical needs.</w:t>
       </w:r>
     </w:p>
-    <w:bookmarkEnd w:id="42"/>
-    <w:bookmarkStart w:id="45" w:name="r-help"/>
+    <w:bookmarkEnd w:id="31"/>
+    <w:bookmarkStart w:id="34" w:name="r-help"/>
     <w:p>
       <w:pPr>
         <w:pStyle w:val="Heading2"/>
@@ -1540,7 +1540,7 @@
       <w:r>
         <w:t xml:space="preserve"> </w:t>
       </w:r>
-      <w:hyperlink r:id="rId43">
+      <w:hyperlink r:id="rId32">
         <w:r>
           <w:rPr>
             <w:rStyle w:val="Hyperlink"/>
@@ -1557,7 +1557,7 @@
       <w:r>
         <w:t xml:space="preserve"> </w:t>
       </w:r>
-      <w:hyperlink r:id="rId44">
+      <w:hyperlink r:id="rId33">
         <w:r>
           <w:rPr>
             <w:rStyle w:val="Hyperlink"/>
@@ -1593,8 +1593,8 @@
         <w:t xml:space="preserve">once logged in.</w:t>
       </w:r>
     </w:p>
-    <w:bookmarkEnd w:id="45"/>
-    <w:bookmarkStart w:id="46" w:name="rstudio"/>
+    <w:bookmarkEnd w:id="34"/>
+    <w:bookmarkStart w:id="35" w:name="rstudio"/>
     <w:p>
       <w:pPr>
         <w:pStyle w:val="Heading2"/>
@@ -1611,9 +1611,9 @@
         <w:t xml:space="preserve">Here we also briefly review the basic layout of RStudio in the live demo or video.</w:t>
       </w:r>
     </w:p>
-    <w:bookmarkEnd w:id="46"/>
-    <w:bookmarkEnd w:id="47"/>
-    <w:bookmarkStart w:id="48" w:name="the-tidyverse"/>
+    <w:bookmarkEnd w:id="35"/>
+    <w:bookmarkEnd w:id="36"/>
+    <w:bookmarkStart w:id="37" w:name="the-tidyverse"/>
     <w:p>
       <w:pPr>
         <w:pStyle w:val="Heading1"/>
@@ -1642,7 +1642,7 @@
       <w:r>
         <w:t xml:space="preserve"> </w:t>
       </w:r>
-      <w:hyperlink r:id="rId33">
+      <w:hyperlink r:id="rId22">
         <w:r>
           <w:rPr>
             <w:rStyle w:val="Hyperlink"/>
@@ -1657,8 +1657,8 @@
         <w:t xml:space="preserve">commands and methods throughout this workshop. The tidyverse is a very functional and well-structured collection of packages, backed by Posit, that is an excellent entry point into the world of R. However, one should be aware that as with most things in R, there are multiple possible paths to accomplishing the same task. So do not feel limited to this approach.</w:t>
       </w:r>
     </w:p>
-    <w:bookmarkEnd w:id="48"/>
-    <w:bookmarkStart w:id="66" w:name="importing-data"/>
+    <w:bookmarkEnd w:id="37"/>
+    <w:bookmarkStart w:id="55" w:name="importing-data"/>
     <w:p>
       <w:pPr>
         <w:pStyle w:val="Heading1"/>
@@ -1667,7 +1667,7 @@
         <w:t xml:space="preserve">5. Importing data</w:t>
       </w:r>
     </w:p>
-    <w:bookmarkStart w:id="50" w:name="readr"/>
+    <w:bookmarkStart w:id="39" w:name="readr"/>
     <w:p>
       <w:pPr>
         <w:pStyle w:val="Heading2"/>
@@ -2020,7 +2020,7 @@
       <w:r>
         <w:t xml:space="preserve"> </w:t>
       </w:r>
-      <w:hyperlink r:id="rId49">
+      <w:hyperlink r:id="rId38">
         <w:r>
           <w:rPr>
             <w:rStyle w:val="Hyperlink"/>
@@ -2121,8 +2121,8 @@
         <w:t xml:space="preserve">command.</w:t>
       </w:r>
     </w:p>
-    <w:bookmarkEnd w:id="50"/>
-    <w:bookmarkStart w:id="53" w:name="excel-import"/>
+    <w:bookmarkEnd w:id="39"/>
+    <w:bookmarkStart w:id="42" w:name="excel-import"/>
     <w:p>
       <w:pPr>
         <w:pStyle w:val="Heading2"/>
@@ -2141,7 +2141,7 @@
       <w:r>
         <w:t xml:space="preserve"> </w:t>
       </w:r>
-      <w:hyperlink r:id="rId51">
+      <w:hyperlink r:id="rId40">
         <w:r>
           <w:rPr>
             <w:rStyle w:val="Hyperlink"/>
@@ -2160,7 +2160,7 @@
       <w:r>
         <w:t xml:space="preserve"> </w:t>
       </w:r>
-      <w:hyperlink r:id="rId52">
+      <w:hyperlink r:id="rId41">
         <w:r>
           <w:rPr>
             <w:rStyle w:val="Hyperlink"/>
@@ -2378,8 +2378,8 @@
         <w:t xml:space="preserve">There are other non-tidyverse alternatives to working with Excel files that you may encounter.</w:t>
       </w:r>
     </w:p>
-    <w:bookmarkEnd w:id="53"/>
-    <w:bookmarkStart w:id="65" w:name="importing-other-formats"/>
+    <w:bookmarkEnd w:id="42"/>
+    <w:bookmarkStart w:id="54" w:name="importing-other-formats"/>
     <w:p>
       <w:pPr>
         <w:pStyle w:val="Heading2"/>
@@ -2401,7 +2401,7 @@
       <w:r>
         <w:t xml:space="preserve"> </w:t>
       </w:r>
-      <w:hyperlink r:id="rId54">
+      <w:hyperlink r:id="rId43">
         <w:r>
           <w:rPr>
             <w:rStyle w:val="Hyperlink"/>
@@ -2418,7 +2418,7 @@
       <w:r>
         <w:t xml:space="preserve"> </w:t>
       </w:r>
-      <w:hyperlink r:id="rId55">
+      <w:hyperlink r:id="rId44">
         <w:r>
           <w:rPr>
             <w:rStyle w:val="Hyperlink"/>
@@ -2440,7 +2440,7 @@
           <w:numId w:val="1002"/>
         </w:numPr>
       </w:pPr>
-      <w:hyperlink r:id="rId56">
+      <w:hyperlink r:id="rId45">
         <w:r>
           <w:rPr>
             <w:rStyle w:val="Hyperlink"/>
@@ -2464,7 +2464,7 @@
           <w:numId w:val="1002"/>
         </w:numPr>
       </w:pPr>
-      <w:hyperlink r:id="rId57">
+      <w:hyperlink r:id="rId46">
         <w:r>
           <w:rPr>
             <w:rStyle w:val="Hyperlink"/>
@@ -2496,7 +2496,7 @@
           <w:numId w:val="1003"/>
         </w:numPr>
       </w:pPr>
-      <w:hyperlink r:id="rId58">
+      <w:hyperlink r:id="rId47">
         <w:r>
           <w:rPr>
             <w:rStyle w:val="Hyperlink"/>
@@ -2520,7 +2520,7 @@
           <w:numId w:val="1003"/>
         </w:numPr>
       </w:pPr>
-      <w:hyperlink r:id="rId59">
+      <w:hyperlink r:id="rId48">
         <w:r>
           <w:rPr>
             <w:rStyle w:val="Hyperlink"/>
@@ -2544,7 +2544,7 @@
           <w:numId w:val="1003"/>
         </w:numPr>
       </w:pPr>
-      <w:hyperlink r:id="rId60">
+      <w:hyperlink r:id="rId49">
         <w:r>
           <w:rPr>
             <w:rStyle w:val="Hyperlink"/>
@@ -2568,7 +2568,7 @@
           <w:numId w:val="1003"/>
         </w:numPr>
       </w:pPr>
-      <w:hyperlink r:id="rId61">
+      <w:hyperlink r:id="rId50">
         <w:r>
           <w:rPr>
             <w:rStyle w:val="Hyperlink"/>
@@ -2590,7 +2590,7 @@
           <w:numId w:val="1003"/>
         </w:numPr>
       </w:pPr>
-      <w:hyperlink r:id="rId62">
+      <w:hyperlink r:id="rId51">
         <w:r>
           <w:rPr>
             <w:rStyle w:val="Hyperlink"/>
@@ -2609,7 +2609,7 @@
       <w:r>
         <w:t xml:space="preserve"> </w:t>
       </w:r>
-      <w:hyperlink r:id="rId63">
+      <w:hyperlink r:id="rId52">
         <w:r>
           <w:rPr>
             <w:rStyle w:val="Hyperlink"/>
@@ -2628,7 +2628,7 @@
           <w:numId w:val="1003"/>
         </w:numPr>
       </w:pPr>
-      <w:hyperlink r:id="rId64">
+      <w:hyperlink r:id="rId53">
         <w:r>
           <w:rPr>
             <w:rStyle w:val="Hyperlink"/>
@@ -2678,9 +2678,9 @@
         <w:t xml:space="preserve">.</w:t>
       </w:r>
     </w:p>
-    <w:bookmarkEnd w:id="65"/>
-    <w:bookmarkEnd w:id="66"/>
-    <w:bookmarkStart w:id="80" w:name="wrangling-your-data"/>
+    <w:bookmarkEnd w:id="54"/>
+    <w:bookmarkEnd w:id="55"/>
+    <w:bookmarkStart w:id="69" w:name="wrangling-your-data"/>
     <w:p>
       <w:pPr>
         <w:pStyle w:val="Heading1"/>
@@ -2689,7 +2689,7 @@
         <w:t xml:space="preserve">6. Wrangling your data</w:t>
       </w:r>
     </w:p>
-    <w:bookmarkStart w:id="68" w:name="tibbles-and-data-frames"/>
+    <w:bookmarkStart w:id="57" w:name="tibbles-and-data-frames"/>
     <w:p>
       <w:pPr>
         <w:pStyle w:val="Heading2"/>
@@ -2708,7 +2708,7 @@
       <w:r>
         <w:t xml:space="preserve"> </w:t>
       </w:r>
-      <w:hyperlink r:id="rId67">
+      <w:hyperlink r:id="rId56">
         <w:r>
           <w:rPr>
             <w:rStyle w:val="Hyperlink"/>
@@ -3050,8 +3050,8 @@
         <w:t xml:space="preserve"># ℹ 140 more rows</w:t>
       </w:r>
     </w:p>
-    <w:bookmarkEnd w:id="68"/>
-    <w:bookmarkStart w:id="70" w:name="data.table"/>
+    <w:bookmarkEnd w:id="57"/>
+    <w:bookmarkStart w:id="59" w:name="data.table"/>
     <w:p>
       <w:pPr>
         <w:pStyle w:val="Heading2"/>
@@ -3070,7 +3070,7 @@
       <w:r>
         <w:t xml:space="preserve"> </w:t>
       </w:r>
-      <w:hyperlink r:id="rId69">
+      <w:hyperlink r:id="rId58">
         <w:r>
           <w:rPr>
             <w:rStyle w:val="Hyperlink"/>
@@ -3103,8 +3103,8 @@
         <w:t xml:space="preserve">command to import data.</w:t>
       </w:r>
     </w:p>
-    <w:bookmarkEnd w:id="70"/>
-    <w:bookmarkStart w:id="75" w:name="world-bank-gender-statistics"/>
+    <w:bookmarkEnd w:id="59"/>
+    <w:bookmarkStart w:id="64" w:name="world-bank-gender-statistics"/>
     <w:p>
       <w:pPr>
         <w:pStyle w:val="Heading2"/>
@@ -3123,7 +3123,7 @@
       <w:r>
         <w:t xml:space="preserve"> </w:t>
       </w:r>
-      <w:hyperlink r:id="rId71">
+      <w:hyperlink r:id="rId60">
         <w:r>
           <w:rPr>
             <w:rStyle w:val="Hyperlink"/>
@@ -3137,7 +3137,7 @@
       <w:r>
         <w:t xml:space="preserve"> </w:t>
       </w:r>
-      <w:hyperlink r:id="rId72">
+      <w:hyperlink r:id="rId61">
         <w:r>
           <w:rPr>
             <w:rStyle w:val="Hyperlink"/>
@@ -3154,7 +3154,7 @@
       <w:r>
         <w:t xml:space="preserve"> </w:t>
       </w:r>
-      <w:hyperlink r:id="rId73">
+      <w:hyperlink r:id="rId62">
         <w:r>
           <w:rPr>
             <w:rStyle w:val="Hyperlink"/>
@@ -3171,7 +3171,7 @@
       <w:r>
         <w:t xml:space="preserve"> </w:t>
       </w:r>
-      <w:hyperlink r:id="rId74">
+      <w:hyperlink r:id="rId63">
         <w:r>
           <w:rPr>
             <w:rStyle w:val="Hyperlink"/>
@@ -3421,7 +3421,7 @@
         <w:rPr>
           <w:rStyle w:val="VerbatimChar"/>
         </w:rPr>
-        <w:t xml:space="preserve">Rows: 338405 Columns: 69</w:t>
+        <w:t xml:space="preserve">Rows: 372504 Columns: 70</w:t>
       </w:r>
       <w:r>
         <w:br/>
@@ -3457,7 +3457,7 @@
         <w:rPr>
           <w:rStyle w:val="VerbatimChar"/>
         </w:rPr>
-        <w:t xml:space="preserve">dbl (65): 1960, 1961, 1962, 1963, 1964, 1965, 1966, 1967, 1968, 1969, 1970, ...</w:t>
+        <w:t xml:space="preserve">dbl (66): 1960, 1961, 1962, 1963, 1964, 1965, 1966, 1967, 1968, 1969, 1970, ...</w:t>
       </w:r>
       <w:r>
         <w:br/>
@@ -3659,7 +3659,7 @@
         <w:rPr>
           <w:rStyle w:val="VerbatimChar"/>
         </w:rPr>
-        <w:t xml:space="preserve">[69] "2024"          </w:t>
+        <w:t xml:space="preserve">[69] "2024"           "2025"          </w:t>
       </w:r>
     </w:p>
     <w:p>
@@ -3900,11 +3900,11 @@
         <w:rPr>
           <w:rStyle w:val="VerbatimChar"/>
         </w:rPr>
-        <w:t xml:space="preserve">[65] "2022"           "2023"           "2024"          </w:t>
-      </w:r>
-    </w:p>
-    <w:bookmarkEnd w:id="75"/>
-    <w:bookmarkStart w:id="78" w:name="tidyr"/>
+        <w:t xml:space="preserve">[65] "2022"           "2023"           "2024"           "2025"          </w:t>
+      </w:r>
+    </w:p>
+    <w:bookmarkEnd w:id="64"/>
+    <w:bookmarkStart w:id="67" w:name="tidyr"/>
     <w:p>
       <w:pPr>
         <w:pStyle w:val="Heading2"/>
@@ -3923,7 +3923,7 @@
       <w:r>
         <w:t xml:space="preserve"> </w:t>
       </w:r>
-      <w:hyperlink r:id="rId76">
+      <w:hyperlink r:id="rId65">
         <w:r>
           <w:rPr>
             <w:rStyle w:val="Hyperlink"/>
@@ -4000,7 +4000,7 @@
       <w:r>
         <w:t xml:space="preserve"> </w:t>
       </w:r>
-      <w:hyperlink r:id="rId77">
+      <w:hyperlink r:id="rId66">
         <w:r>
           <w:rPr>
             <w:rStyle w:val="Hyperlink"/>
@@ -4009,7 +4009,7 @@
         </w:r>
       </w:hyperlink>
       <w:r>
-        <w:t xml:space="preserve">. Then we filter the data for a recent year (2023 has relatively complete data). The</w:t>
+        <w:t xml:space="preserve">. Then we filter the data for a recent year (2024 has relatively complete data). The</w:t>
       </w:r>
       <w:r>
         <w:t xml:space="preserve"> </w:t>
@@ -4116,7 +4116,7 @@
         <w:rPr>
           <w:rStyle w:val="DecValTok"/>
         </w:rPr>
-        <w:t xml:space="preserve">67</w:t>
+        <w:t xml:space="preserve">68</w:t>
       </w:r>
       <w:r>
         <w:rPr>
@@ -4194,7 +4194,7 @@
         <w:rPr>
           <w:rStyle w:val="NormalTok"/>
         </w:rPr>
-        <w:t xml:space="preserve">gender_data2023 </w:t>
+        <w:t xml:space="preserve">gender_data2024 </w:t>
       </w:r>
       <w:r>
         <w:rPr>
@@ -4248,7 +4248,7 @@
         <w:rPr>
           <w:rStyle w:val="StringTok"/>
         </w:rPr>
-        <w:t xml:space="preserve">"2023"</w:t>
+        <w:t xml:space="preserve">"2024"</w:t>
       </w:r>
       <w:r>
         <w:rPr>
@@ -4266,19 +4266,19 @@
         <w:rPr>
           <w:rStyle w:val="CommentTok"/>
         </w:rPr>
-        <w:t xml:space="preserve"># we no longer need the Year variable, since all are 2023 </w:t>
-      </w:r>
-      <w:r>
-        <w:br/>
-      </w:r>
-      <w:r>
-        <w:br/>
-      </w:r>
-      <w:r>
-        <w:rPr>
-          <w:rStyle w:val="NormalTok"/>
-        </w:rPr>
-        <w:t xml:space="preserve">gender_data2023 </w:t>
+        <w:t xml:space="preserve"># we no longer need the Year variable, since all are 2024 </w:t>
+      </w:r>
+      <w:r>
+        <w:br/>
+      </w:r>
+      <w:r>
+        <w:br/>
+      </w:r>
+      <w:r>
+        <w:rPr>
+          <w:rStyle w:val="NormalTok"/>
+        </w:rPr>
+        <w:t xml:space="preserve">gender_data2024 </w:t>
       </w:r>
       <w:r>
         <w:rPr>
@@ -4290,7 +4290,7 @@
         <w:rPr>
           <w:rStyle w:val="NormalTok"/>
         </w:rPr>
-        <w:t xml:space="preserve"> gender_data2023[,</w:t>
+        <w:t xml:space="preserve"> gender_data2024[,</w:t>
       </w:r>
       <w:r>
         <w:rPr>
@@ -4332,7 +4332,7 @@
         <w:rPr>
           <w:rStyle w:val="NormalTok"/>
         </w:rPr>
-        <w:t xml:space="preserve">gender_data2023wide </w:t>
+        <w:t xml:space="preserve">gender_data2024wide </w:t>
       </w:r>
       <w:r>
         <w:rPr>
@@ -4347,7 +4347,7 @@
         <w:rPr>
           <w:rStyle w:val="NormalTok"/>
         </w:rPr>
-        <w:t xml:space="preserve">  gender_data2023 </w:t>
+        <w:t xml:space="preserve">  gender_data2024 </w:t>
       </w:r>
       <w:r>
         <w:rPr>
@@ -4452,7 +4452,7 @@
         <w:rPr>
           <w:rStyle w:val="NormalTok"/>
         </w:rPr>
-        <w:t xml:space="preserve">(gender_data2023wide, </w:t>
+        <w:t xml:space="preserve">(gender_data2024wide, </w:t>
       </w:r>
       <w:r>
         <w:rPr>
@@ -4558,13 +4558,13 @@
         <w:t xml:space="preserve"> </w:t>
       </w:r>
       <w:r>
-        <w:t xml:space="preserve">“gender_data2023 |&gt; pivot_wider”</w:t>
-      </w:r>
-      <w:r>
-        <w:t xml:space="preserve"> </w:t>
-      </w:r>
-      <w:r>
-        <w:t xml:space="preserve">means take the gender_data2023 data</w:t>
+        <w:t xml:space="preserve">“gender_data2024 |&gt; pivot_wider”</w:t>
+      </w:r>
+      <w:r>
+        <w:t xml:space="preserve"> </w:t>
+      </w:r>
+      <w:r>
+        <w:t xml:space="preserve">means take the gender_data2024 data</w:t>
       </w:r>
       <w:r>
         <w:t xml:space="preserve"> </w:t>
@@ -4579,8 +4579,8 @@
         <w:t xml:space="preserve">use the pivot_wider command on it. This kind of syntax is very human-readable and easy-to-understand for steps in data wrangling.</w:t>
       </w:r>
     </w:p>
-    <w:bookmarkEnd w:id="78"/>
-    <w:bookmarkStart w:id="79" w:name="summarise"/>
+    <w:bookmarkEnd w:id="67"/>
+    <w:bookmarkStart w:id="68" w:name="summarise"/>
     <w:p>
       <w:pPr>
         <w:pStyle w:val="Heading2"/>
@@ -4673,7 +4673,7 @@
         <w:rPr>
           <w:rStyle w:val="NormalTok"/>
         </w:rPr>
-        <w:t xml:space="preserve">(gender_data2023)</w:t>
+        <w:t xml:space="preserve">(gender_data2024)</w:t>
       </w:r>
       <w:r>
         <w:br/>
@@ -4688,7 +4688,7 @@
         <w:rPr>
           <w:rStyle w:val="NormalTok"/>
         </w:rPr>
-        <w:t xml:space="preserve">(gender_data2023wide)</w:t>
+        <w:t xml:space="preserve">(gender_data2024wide)</w:t>
       </w:r>
       <w:r>
         <w:br/>
@@ -4712,7 +4712,7 @@
         <w:rPr>
           <w:rStyle w:val="NormalTok"/>
         </w:rPr>
-        <w:t xml:space="preserve">gender_data2023wide </w:t>
+        <w:t xml:space="preserve">gender_data2024wide </w:t>
       </w:r>
       <w:r>
         <w:rPr>
@@ -4812,9 +4812,9 @@
         <w:t xml:space="preserve">rm(list = ls())</w:t>
       </w:r>
     </w:p>
-    <w:bookmarkEnd w:id="79"/>
-    <w:bookmarkEnd w:id="80"/>
-    <w:bookmarkStart w:id="96" w:name="dplyr-the-heart-of-the-tidyverse"/>
+    <w:bookmarkEnd w:id="68"/>
+    <w:bookmarkEnd w:id="69"/>
+    <w:bookmarkStart w:id="85" w:name="dplyr-the-heart-of-the-tidyverse"/>
     <w:p>
       <w:pPr>
         <w:pStyle w:val="Heading1"/>
@@ -4833,7 +4833,7 @@
       <w:r>
         <w:t xml:space="preserve"> </w:t>
       </w:r>
-      <w:hyperlink r:id="rId49">
+      <w:hyperlink r:id="rId38">
         <w:r>
           <w:rPr>
             <w:rStyle w:val="Hyperlink"/>
@@ -4847,7 +4847,7 @@
       <w:r>
         <w:t xml:space="preserve"> </w:t>
       </w:r>
-      <w:hyperlink r:id="rId67">
+      <w:hyperlink r:id="rId56">
         <w:r>
           <w:rPr>
             <w:rStyle w:val="Hyperlink"/>
@@ -4861,7 +4861,7 @@
       <w:r>
         <w:t xml:space="preserve"> </w:t>
       </w:r>
-      <w:hyperlink r:id="rId76">
+      <w:hyperlink r:id="rId65">
         <w:r>
           <w:rPr>
             <w:rStyle w:val="Hyperlink"/>
@@ -4880,7 +4880,7 @@
       <w:r>
         <w:t xml:space="preserve"> </w:t>
       </w:r>
-      <w:hyperlink r:id="rId81">
+      <w:hyperlink r:id="rId70">
         <w:r>
           <w:rPr>
             <w:rStyle w:val="Hyperlink"/>
@@ -4894,7 +4894,7 @@
       <w:r>
         <w:t xml:space="preserve"> </w:t>
       </w:r>
-      <w:hyperlink r:id="rId82">
+      <w:hyperlink r:id="rId71">
         <w:r>
           <w:rPr>
             <w:rStyle w:val="Hyperlink"/>
@@ -4908,7 +4908,7 @@
       <w:r>
         <w:t xml:space="preserve"> </w:t>
       </w:r>
-      <w:hyperlink r:id="rId83">
+      <w:hyperlink r:id="rId72">
         <w:r>
           <w:rPr>
             <w:rStyle w:val="Hyperlink"/>
@@ -4922,7 +4922,7 @@
       <w:r>
         <w:t xml:space="preserve"> </w:t>
       </w:r>
-      <w:hyperlink r:id="rId84">
+      <w:hyperlink r:id="rId73">
         <w:r>
           <w:rPr>
             <w:rStyle w:val="Hyperlink"/>
@@ -4941,7 +4941,7 @@
       <w:pPr>
         <w:pStyle w:val="BodyText"/>
       </w:pPr>
-      <w:hyperlink r:id="rId85">
+      <w:hyperlink r:id="rId74">
         <w:r>
           <w:rPr>
             <w:rStyle w:val="Hyperlink"/>
@@ -4963,7 +4963,7 @@
       <w:r>
         <w:t xml:space="preserve"> </w:t>
       </w:r>
-      <w:hyperlink r:id="rId86">
+      <w:hyperlink r:id="rId75">
         <w:r>
           <w:rPr>
             <w:rStyle w:val="Hyperlink"/>
@@ -5041,7 +5041,7 @@
         <w:t xml:space="preserve">We will look at these one by one. They are both straightforward and powerful when used with various options.</w:t>
       </w:r>
     </w:p>
-    <w:bookmarkStart w:id="90" w:name="mutate"/>
+    <w:bookmarkStart w:id="79" w:name="mutate"/>
     <w:p>
       <w:pPr>
         <w:pStyle w:val="Heading2"/>
@@ -5076,7 +5076,7 @@
         <w:rPr>
           <w:rStyle w:val="NormalTok"/>
         </w:rPr>
-        <w:t xml:space="preserve">gender_data2023wide </w:t>
+        <w:t xml:space="preserve">gender_data2024wide </w:t>
       </w:r>
       <w:r>
         <w:rPr>
@@ -5091,7 +5091,7 @@
         <w:rPr>
           <w:rStyle w:val="NormalTok"/>
         </w:rPr>
-        <w:t xml:space="preserve">  gender_data2023wide </w:t>
+        <w:t xml:space="preserve">  gender_data2024wide </w:t>
       </w:r>
       <w:r>
         <w:rPr>
@@ -5220,7 +5220,7 @@
         <w:rPr>
           <w:rStyle w:val="NormalTok"/>
         </w:rPr>
-        <w:t xml:space="preserve">gender_data2023wide </w:t>
+        <w:t xml:space="preserve">gender_data2024wide </w:t>
       </w:r>
       <w:r>
         <w:rPr>
@@ -5247,7 +5247,7 @@
         <w:rPr>
           <w:rStyle w:val="NormalTok"/>
         </w:rPr>
-        <w:t xml:space="preserve">(gender_data2023wide, gdp_ratio)</w:t>
+        <w:t xml:space="preserve">(gender_data2024wide, gdp_ratio)</w:t>
       </w:r>
       <w:r>
         <w:br/>
@@ -5265,7 +5265,7 @@
         <w:rPr>
           <w:rStyle w:val="NormalTok"/>
         </w:rPr>
-        <w:t xml:space="preserve">(gender_data2023wide</w:t>
+        <w:t xml:space="preserve">(gender_data2024wide</w:t>
       </w:r>
       <w:r>
         <w:rPr>
@@ -5289,18 +5289,18 @@
           <wp:inline>
             <wp:extent cx="4620126" cy="3696101"/>
             <wp:effectExtent b="0" l="0" r="0" t="0"/>
-            <wp:docPr descr="" title="" id="88" name="Picture"/>
+            <wp:docPr descr="" title="" id="77" name="Picture"/>
             <a:graphic>
               <a:graphicData uri="http://schemas.openxmlformats.org/drawingml/2006/picture">
                 <pic:pic>
                   <pic:nvPicPr>
-                    <pic:cNvPr descr="data_analysis_1_files/figure-docx/mutate-1.png" id="89" name="Picture"/>
+                    <pic:cNvPr descr="data_analysis_1_files/figure-docx/mutate-1.png" id="78" name="Picture"/>
                     <pic:cNvPicPr>
                       <a:picLocks noChangeArrowheads="1" noChangeAspect="1"/>
                     </pic:cNvPicPr>
                   </pic:nvPicPr>
                   <pic:blipFill>
-                    <a:blip r:embed="rId87"/>
+                    <a:blip r:embed="rId76"/>
                     <a:stretch>
                       <a:fillRect/>
                     </a:stretch>
@@ -5335,7 +5335,7 @@
         <w:rPr>
           <w:rStyle w:val="NormalTok"/>
         </w:rPr>
-        <w:t xml:space="preserve">gender_data2023wide </w:t>
+        <w:t xml:space="preserve">gender_data2024wide </w:t>
       </w:r>
       <w:r>
         <w:rPr>
@@ -5350,7 +5350,7 @@
         <w:rPr>
           <w:rStyle w:val="NormalTok"/>
         </w:rPr>
-        <w:t xml:space="preserve">  gender_data2023wide </w:t>
+        <w:t xml:space="preserve">  gender_data2024wide </w:t>
       </w:r>
       <w:r>
         <w:rPr>
@@ -5425,11 +5425,11 @@
         <w:rPr>
           <w:rStyle w:val="NormalTok"/>
         </w:rPr>
-        <w:t xml:space="preserve">(gender_data2023wide)</w:t>
-      </w:r>
-    </w:p>
-    <w:bookmarkEnd w:id="90"/>
-    <w:bookmarkStart w:id="91" w:name="select"/>
+        <w:t xml:space="preserve">(gender_data2024wide)</w:t>
+      </w:r>
+    </w:p>
+    <w:bookmarkEnd w:id="79"/>
+    <w:bookmarkStart w:id="80" w:name="select"/>
     <w:p>
       <w:pPr>
         <w:pStyle w:val="Heading2"/>
@@ -5491,7 +5491,7 @@
         <w:rPr>
           <w:rStyle w:val="NormalTok"/>
         </w:rPr>
-        <w:t xml:space="preserve">(gender_data2023wide, </w:t>
+        <w:t xml:space="preserve">(gender_data2024wide, </w:t>
       </w:r>
       <w:r>
         <w:rPr>
@@ -5574,7 +5574,7 @@
         <w:rPr>
           <w:rStyle w:val="VerbatimChar"/>
         </w:rPr>
-        <w:t xml:space="preserve"># A tibble: 248 × 6</w:t>
+        <w:t xml:space="preserve"># A tibble: 247 × 6</w:t>
       </w:r>
       <w:r>
         <w:br/>
@@ -5601,97 +5601,97 @@
         <w:rPr>
           <w:rStyle w:val="VerbatimChar"/>
         </w:rPr>
-        <w:t xml:space="preserve"> 1 Africa Eastern and Southern                    1.13e12                  1.89 </w:t>
-      </w:r>
-      <w:r>
-        <w:br/>
-      </w:r>
-      <w:r>
-        <w:rPr>
-          <w:rStyle w:val="VerbatimChar"/>
-        </w:rPr>
-        <w:t xml:space="preserve"> 2 Africa Western and Central                     8.15e11                  3.36 </w:t>
-      </w:r>
-      <w:r>
-        <w:br/>
-      </w:r>
-      <w:r>
-        <w:rPr>
-          <w:rStyle w:val="VerbatimChar"/>
-        </w:rPr>
-        <w:t xml:space="preserve"> 3 Arab World                                     3.61e12                  1.50 </w:t>
-      </w:r>
-      <w:r>
-        <w:br/>
-      </w:r>
-      <w:r>
-        <w:rPr>
-          <w:rStyle w:val="VerbatimChar"/>
-        </w:rPr>
-        <w:t xml:space="preserve"> 4 Caribbean small states                         7.95e10                  9.01 </w:t>
-      </w:r>
-      <w:r>
-        <w:br/>
-      </w:r>
-      <w:r>
-        <w:rPr>
-          <w:rStyle w:val="VerbatimChar"/>
-        </w:rPr>
-        <w:t xml:space="preserve"> 5 Central Europe and the Baltics                 2.27e12                  0.763</w:t>
-      </w:r>
-      <w:r>
-        <w:br/>
-      </w:r>
-      <w:r>
-        <w:rPr>
-          <w:rStyle w:val="VerbatimChar"/>
-        </w:rPr>
-        <w:t xml:space="preserve"> 6 Early-demographic dividend                     1.51e13                  4.61 </w:t>
-      </w:r>
-      <w:r>
-        <w:br/>
-      </w:r>
-      <w:r>
-        <w:rPr>
-          <w:rStyle w:val="VerbatimChar"/>
-        </w:rPr>
-        <w:t xml:space="preserve"> 7 East Asia &amp; Pacific                            3.13e13                  4.19 </w:t>
-      </w:r>
-      <w:r>
-        <w:br/>
-      </w:r>
-      <w:r>
-        <w:rPr>
-          <w:rStyle w:val="VerbatimChar"/>
-        </w:rPr>
-        <w:t xml:space="preserve"> 8 East Asia &amp; Pacific (excluding hi…             2.16e13                  5.25 </w:t>
-      </w:r>
-      <w:r>
-        <w:br/>
-      </w:r>
-      <w:r>
-        <w:rPr>
-          <w:rStyle w:val="VerbatimChar"/>
-        </w:rPr>
-        <w:t xml:space="preserve"> 9 East Asia &amp; Pacific (IDA &amp; IBRD)               2.16e13                  5.25 </w:t>
-      </w:r>
-      <w:r>
-        <w:br/>
-      </w:r>
-      <w:r>
-        <w:rPr>
-          <w:rStyle w:val="VerbatimChar"/>
-        </w:rPr>
-        <w:t xml:space="preserve">10 Euro area                                      1.58e13                  0.419</w:t>
-      </w:r>
-      <w:r>
-        <w:br/>
-      </w:r>
-      <w:r>
-        <w:rPr>
-          <w:rStyle w:val="VerbatimChar"/>
-        </w:rPr>
-        <w:t xml:space="preserve"># ℹ 238 more rows</w:t>
+        <w:t xml:space="preserve"> 1 Africa Eastern and Southern                    1.25e12                  2.79 </w:t>
+      </w:r>
+      <w:r>
+        <w:br/>
+      </w:r>
+      <w:r>
+        <w:rPr>
+          <w:rStyle w:val="VerbatimChar"/>
+        </w:rPr>
+        <w:t xml:space="preserve"> 2 Africa Western and Central                     7.37e11                  4.60 </w:t>
+      </w:r>
+      <w:r>
+        <w:br/>
+      </w:r>
+      <w:r>
+        <w:rPr>
+          <w:rStyle w:val="VerbatimChar"/>
+        </w:rPr>
+        <w:t xml:space="preserve"> 3 Arab World                                     3.75e12                  2.01 </w:t>
+      </w:r>
+      <w:r>
+        <w:br/>
+      </w:r>
+      <w:r>
+        <w:rPr>
+          <w:rStyle w:val="VerbatimChar"/>
+        </w:rPr>
+        <w:t xml:space="preserve"> 4 Caribbean small states                         9.04e10                 13.3  </w:t>
+      </w:r>
+      <w:r>
+        <w:br/>
+      </w:r>
+      <w:r>
+        <w:rPr>
+          <w:rStyle w:val="VerbatimChar"/>
+        </w:rPr>
+        <w:t xml:space="preserve"> 5 Central Europe and the Baltics                 2.46e12                  2.10 </w:t>
+      </w:r>
+      <w:r>
+        <w:br/>
+      </w:r>
+      <w:r>
+        <w:rPr>
+          <w:rStyle w:val="VerbatimChar"/>
+        </w:rPr>
+        <w:t xml:space="preserve"> 6 Early-demographic dividend                     1.56e13                  3.86 </w:t>
+      </w:r>
+      <w:r>
+        <w:br/>
+      </w:r>
+      <w:r>
+        <w:rPr>
+          <w:rStyle w:val="VerbatimChar"/>
+        </w:rPr>
+        <w:t xml:space="preserve"> 7 East Asia &amp; Pacific                            3.22e13                  3.73 </w:t>
+      </w:r>
+      <w:r>
+        <w:br/>
+      </w:r>
+      <w:r>
+        <w:rPr>
+          <w:rStyle w:val="VerbatimChar"/>
+        </w:rPr>
+        <w:t xml:space="preserve"> 8 East Asia &amp; Pacific (excluding hi…             2.22e13                  4.95 </w:t>
+      </w:r>
+      <w:r>
+        <w:br/>
+      </w:r>
+      <w:r>
+        <w:rPr>
+          <w:rStyle w:val="VerbatimChar"/>
+        </w:rPr>
+        <w:t xml:space="preserve"> 9 East Asia &amp; Pacific (IDA &amp; IBRD)               2.22e13                  4.95 </w:t>
+      </w:r>
+      <w:r>
+        <w:br/>
+      </w:r>
+      <w:r>
+        <w:rPr>
+          <w:rStyle w:val="VerbatimChar"/>
+        </w:rPr>
+        <w:t xml:space="preserve">10 Euro area                                      1.66e13                  0.939</w:t>
+      </w:r>
+      <w:r>
+        <w:br/>
+      </w:r>
+      <w:r>
+        <w:rPr>
+          <w:rStyle w:val="VerbatimChar"/>
+        </w:rPr>
+        <w:t xml:space="preserve"># ℹ 237 more rows</w:t>
       </w:r>
       <w:r>
         <w:br/>
@@ -5750,8 +5750,8 @@
         <w:t xml:space="preserve">)</w:t>
       </w:r>
     </w:p>
-    <w:bookmarkEnd w:id="91"/>
-    <w:bookmarkStart w:id="92" w:name="filter"/>
+    <w:bookmarkEnd w:id="80"/>
+    <w:bookmarkStart w:id="81" w:name="filter"/>
     <w:p>
       <w:pPr>
         <w:pStyle w:val="Heading2"/>
@@ -6122,7 +6122,7 @@
         <w:rPr>
           <w:rStyle w:val="NormalTok"/>
         </w:rPr>
-        <w:t xml:space="preserve">gender_data2023selected </w:t>
+        <w:t xml:space="preserve">gender_data2024selected </w:t>
       </w:r>
       <w:r>
         <w:rPr>
@@ -6218,7 +6218,7 @@
         <w:rPr>
           <w:rStyle w:val="NormalTok"/>
         </w:rPr>
-        <w:t xml:space="preserve">(gender_data2023selected, </w:t>
+        <w:t xml:space="preserve">(gender_data2024selected, </w:t>
       </w:r>
       <w:r>
         <w:rPr>
@@ -6254,7 +6254,7 @@
         <w:rPr>
           <w:rStyle w:val="NormalTok"/>
         </w:rPr>
-        <w:t xml:space="preserve">gender_data2023filtered </w:t>
+        <w:t xml:space="preserve">gender_data2024filtered </w:t>
       </w:r>
       <w:r>
         <w:rPr>
@@ -6269,7 +6269,7 @@
         <w:rPr>
           <w:rStyle w:val="NormalTok"/>
         </w:rPr>
-        <w:t xml:space="preserve">  gender_data2023selected </w:t>
+        <w:t xml:space="preserve">  gender_data2024selected </w:t>
       </w:r>
       <w:r>
         <w:rPr>
@@ -6326,7 +6326,7 @@
         <w:rPr>
           <w:rStyle w:val="NormalTok"/>
         </w:rPr>
-        <w:t xml:space="preserve">gender_data2023filtered</w:t>
+        <w:t xml:space="preserve">gender_data2024filtered</w:t>
       </w:r>
     </w:p>
     <w:p>
@@ -6364,79 +6364,79 @@
         <w:rPr>
           <w:rStyle w:val="VerbatimChar"/>
         </w:rPr>
-        <w:t xml:space="preserve">1 Canada                           2.17e12                   1.53 </w:t>
-      </w:r>
-      <w:r>
-        <w:br/>
-      </w:r>
-      <w:r>
-        <w:rPr>
-          <w:rStyle w:val="VerbatimChar"/>
-        </w:rPr>
-        <w:t xml:space="preserve">2 France                           3.05e12                   0.936</w:t>
-      </w:r>
-      <w:r>
-        <w:br/>
-      </w:r>
-      <w:r>
-        <w:rPr>
-          <w:rStyle w:val="VerbatimChar"/>
-        </w:rPr>
-        <w:t xml:space="preserve">3 Germany                          4.53e12                  -0.266</w:t>
-      </w:r>
-      <w:r>
-        <w:br/>
-      </w:r>
-      <w:r>
-        <w:rPr>
-          <w:rStyle w:val="VerbatimChar"/>
-        </w:rPr>
-        <w:t xml:space="preserve">4 Italy                            2.30e12                   0.715</w:t>
-      </w:r>
-      <w:r>
-        <w:br/>
-      </w:r>
-      <w:r>
-        <w:rPr>
-          <w:rStyle w:val="VerbatimChar"/>
-        </w:rPr>
-        <w:t xml:space="preserve">5 Japan                            4.21e12                   1.48 </w:t>
-      </w:r>
-      <w:r>
-        <w:br/>
-      </w:r>
-      <w:r>
-        <w:rPr>
-          <w:rStyle w:val="VerbatimChar"/>
-        </w:rPr>
-        <w:t xml:space="preserve">6 Korea, Rep.                      1.71e12                   1.36 </w:t>
-      </w:r>
-      <w:r>
-        <w:br/>
-      </w:r>
-      <w:r>
-        <w:rPr>
-          <w:rStyle w:val="VerbatimChar"/>
-        </w:rPr>
-        <w:t xml:space="preserve">7 United Arab Emirates             5.14e11                   3.62 </w:t>
-      </w:r>
-      <w:r>
-        <w:br/>
-      </w:r>
-      <w:r>
-        <w:rPr>
-          <w:rStyle w:val="VerbatimChar"/>
-        </w:rPr>
-        <w:t xml:space="preserve">8 United Kingdom                   3.37e12                   0.397</w:t>
-      </w:r>
-      <w:r>
-        <w:br/>
-      </w:r>
-      <w:r>
-        <w:rPr>
-          <w:rStyle w:val="VerbatimChar"/>
-        </w:rPr>
-        <w:t xml:space="preserve">9 United States                    2.77e13                   2.89 </w:t>
+        <w:t xml:space="preserve">1 Canada                           2.27e12                   2.05 </w:t>
+      </w:r>
+      <w:r>
+        <w:br/>
+      </w:r>
+      <w:r>
+        <w:rPr>
+          <w:rStyle w:val="VerbatimChar"/>
+        </w:rPr>
+        <w:t xml:space="preserve">2 France                           3.16e12                   1.19 </w:t>
+      </w:r>
+      <w:r>
+        <w:br/>
+      </w:r>
+      <w:r>
+        <w:rPr>
+          <w:rStyle w:val="VerbatimChar"/>
+        </w:rPr>
+        <w:t xml:space="preserve">3 Germany                          4.69e12                  -0.496</w:t>
+      </w:r>
+      <w:r>
+        <w:br/>
+      </w:r>
+      <w:r>
+        <w:rPr>
+          <w:rStyle w:val="VerbatimChar"/>
+        </w:rPr>
+        <w:t xml:space="preserve">4 Italy                            2.38e12                   0.783</w:t>
+      </w:r>
+      <w:r>
+        <w:br/>
+      </w:r>
+      <w:r>
+        <w:rPr>
+          <w:rStyle w:val="VerbatimChar"/>
+        </w:rPr>
+        <w:t xml:space="preserve">5 Japan                            4.19e12                  -0.240</w:t>
+      </w:r>
+      <w:r>
+        <w:br/>
+      </w:r>
+      <w:r>
+        <w:rPr>
+          <w:rStyle w:val="VerbatimChar"/>
+        </w:rPr>
+        <w:t xml:space="preserve">6 Korea, Rep.                      1.88e12                   2.00 </w:t>
+      </w:r>
+      <w:r>
+        <w:br/>
+      </w:r>
+      <w:r>
+        <w:rPr>
+          <w:rStyle w:val="VerbatimChar"/>
+        </w:rPr>
+        <w:t xml:space="preserve">7 United Arab Emirates             5.52e11                   3.99 </w:t>
+      </w:r>
+      <w:r>
+        <w:br/>
+      </w:r>
+      <w:r>
+        <w:rPr>
+          <w:rStyle w:val="VerbatimChar"/>
+        </w:rPr>
+        <w:t xml:space="preserve">8 United Kingdom                   3.70e12                   1.08 </w:t>
+      </w:r>
+      <w:r>
+        <w:br/>
+      </w:r>
+      <w:r>
+        <w:rPr>
+          <w:rStyle w:val="VerbatimChar"/>
+        </w:rPr>
+        <w:t xml:space="preserve">9 United States                    2.93e13                   2.79 </w:t>
       </w:r>
       <w:r>
         <w:br/>
@@ -6457,8 +6457,8 @@
         <w:t xml:space="preserve">#   `GDP per capita (Current US$)` &lt;dbl&gt;, gdp_ratio &lt;dbl&gt;</w:t>
       </w:r>
     </w:p>
-    <w:bookmarkEnd w:id="92"/>
-    <w:bookmarkStart w:id="93" w:name="summarise-1"/>
+    <w:bookmarkEnd w:id="81"/>
+    <w:bookmarkStart w:id="82" w:name="summarise-1"/>
     <w:p>
       <w:pPr>
         <w:pStyle w:val="Heading2"/>
@@ -6493,7 +6493,7 @@
         <w:rPr>
           <w:rStyle w:val="NormalTok"/>
         </w:rPr>
-        <w:t xml:space="preserve">gender_data2023wide </w:t>
+        <w:t xml:space="preserve">gender_data2024wide </w:t>
       </w:r>
       <w:r>
         <w:rPr>
@@ -6630,7 +6630,7 @@
         <w:rPr>
           <w:rStyle w:val="VerbatimChar"/>
         </w:rPr>
-        <w:t xml:space="preserve">1  1.36   248  0.427</w:t>
+        <w:t xml:space="preserve">1  1.42   247  0.474</w:t>
       </w:r>
     </w:p>
     <w:p>
@@ -6653,7 +6653,7 @@
         <w:rPr>
           <w:rStyle w:val="NormalTok"/>
         </w:rPr>
-        <w:t xml:space="preserve">gender_data2023wide </w:t>
+        <w:t xml:space="preserve">gender_data2024wide </w:t>
       </w:r>
       <w:r>
         <w:rPr>
@@ -6811,20 +6811,20 @@
         <w:rPr>
           <w:rStyle w:val="VerbatimChar"/>
         </w:rPr>
-        <w:t xml:space="preserve">1 FALSE    0.223   156</w:t>
-      </w:r>
-      <w:r>
-        <w:br/>
-      </w:r>
-      <w:r>
-        <w:rPr>
-          <w:rStyle w:val="VerbatimChar"/>
-        </w:rPr>
-        <w:t xml:space="preserve">2 TRUE     3.27     92</w:t>
-      </w:r>
-    </w:p>
-    <w:bookmarkEnd w:id="93"/>
-    <w:bookmarkStart w:id="95" w:name="arrange"/>
+        <w:t xml:space="preserve">1 FALSE    0.221   151</w:t>
+      </w:r>
+      <w:r>
+        <w:br/>
+      </w:r>
+      <w:r>
+        <w:rPr>
+          <w:rStyle w:val="VerbatimChar"/>
+        </w:rPr>
+        <w:t xml:space="preserve">2 TRUE     3.30     96</w:t>
+      </w:r>
+    </w:p>
+    <w:bookmarkEnd w:id="82"/>
+    <w:bookmarkStart w:id="84" w:name="arrange"/>
     <w:p>
       <w:pPr>
         <w:pStyle w:val="Heading2"/>
@@ -6964,448 +6964,448 @@
         <w:rPr>
           <w:rStyle w:val="VerbatimChar"/>
         </w:rPr>
-        <w:t xml:space="preserve">  [1] 14.343008120 12.160213987 11.514766055 10.512614509  9.464984945</w:t>
-      </w:r>
-      <w:r>
-        <w:br/>
-      </w:r>
-      <w:r>
-        <w:rPr>
-          <w:rStyle w:val="VerbatimChar"/>
-        </w:rPr>
-        <w:t xml:space="preserve">  [6]  8.805384572  7.566300959  6.925853359  6.733084524  6.384683729</w:t>
-      </w:r>
-      <w:r>
-        <w:br/>
-      </w:r>
-      <w:r>
-        <w:rPr>
-          <w:rStyle w:val="VerbatimChar"/>
-        </w:rPr>
-        <w:t xml:space="preserve"> [11]  6.249809209  5.444462636  5.091532349  5.028936865  5.025713160</w:t>
-      </w:r>
-      <w:r>
-        <w:br/>
-      </w:r>
-      <w:r>
-        <w:rPr>
-          <w:rStyle w:val="VerbatimChar"/>
-        </w:rPr>
-        <w:t xml:space="preserve"> [16]  4.638280778  4.593810165  4.563591795  4.515524892  4.326473979</w:t>
-      </w:r>
-      <w:r>
-        <w:br/>
-      </w:r>
-      <w:r>
-        <w:rPr>
-          <w:rStyle w:val="VerbatimChar"/>
-        </w:rPr>
-        <w:t xml:space="preserve"> [21]  4.322394665  4.303200675  4.244967712  4.192183447  4.086724563</w:t>
-      </w:r>
-      <w:r>
-        <w:br/>
-      </w:r>
-      <w:r>
-        <w:rPr>
-          <w:rStyle w:val="VerbatimChar"/>
-        </w:rPr>
-        <w:t xml:space="preserve"> [26]  4.016130831  3.880604845  3.864530712  3.861742830  3.832213035</w:t>
-      </w:r>
-      <w:r>
-        <w:br/>
-      </w:r>
-      <w:r>
-        <w:rPr>
-          <w:rStyle w:val="VerbatimChar"/>
-        </w:rPr>
-        <w:t xml:space="preserve"> [31]  3.790795414  3.720414576  3.393695661  3.306895100  3.273596661</w:t>
-      </w:r>
-      <w:r>
-        <w:br/>
-      </w:r>
-      <w:r>
-        <w:rPr>
-          <w:rStyle w:val="VerbatimChar"/>
-        </w:rPr>
-        <w:t xml:space="preserve"> [36]  3.255452036  3.153898087  3.129524745  3.118904117  2.991876143</w:t>
-      </w:r>
-      <w:r>
-        <w:br/>
-      </w:r>
-      <w:r>
-        <w:rPr>
-          <w:rStyle w:val="VerbatimChar"/>
-        </w:rPr>
-        <w:t xml:space="preserve"> [41]  2.986331259  2.819681302  2.784542934  2.692224972  2.631491574</w:t>
-      </w:r>
-      <w:r>
-        <w:br/>
-      </w:r>
-      <w:r>
-        <w:rPr>
-          <w:rStyle w:val="VerbatimChar"/>
-        </w:rPr>
-        <w:t xml:space="preserve"> [46]  2.631481996  2.424484973  2.354746253  2.300252248  2.235948100</w:t>
-      </w:r>
-      <w:r>
-        <w:br/>
-      </w:r>
-      <w:r>
-        <w:rPr>
-          <w:rStyle w:val="VerbatimChar"/>
-        </w:rPr>
-        <w:t xml:space="preserve"> [51]  2.178693574  2.159609995  2.121397667  1.912371702  1.901825837</w:t>
-      </w:r>
-      <w:r>
-        <w:br/>
-      </w:r>
-      <w:r>
-        <w:rPr>
-          <w:rStyle w:val="VerbatimChar"/>
-        </w:rPr>
-        <w:t xml:space="preserve"> [56]  1.889754525  1.882687421  1.824691932  1.772782415  1.755145137</w:t>
-      </w:r>
-      <w:r>
-        <w:br/>
-      </w:r>
-      <w:r>
-        <w:rPr>
-          <w:rStyle w:val="VerbatimChar"/>
-        </w:rPr>
-        <w:t xml:space="preserve"> [61]  1.667321958  1.655942839  1.633741814  1.613089610  1.605818444</w:t>
-      </w:r>
-      <w:r>
-        <w:br/>
-      </w:r>
-      <w:r>
-        <w:rPr>
-          <w:rStyle w:val="VerbatimChar"/>
-        </w:rPr>
-        <w:t xml:space="preserve"> [66]  1.585826681  1.517264617  1.501691045  1.497633992  1.477627750</w:t>
-      </w:r>
-      <w:r>
-        <w:br/>
-      </w:r>
-      <w:r>
-        <w:rPr>
-          <w:rStyle w:val="VerbatimChar"/>
-        </w:rPr>
-        <w:t xml:space="preserve"> [71]  1.462470992  1.393678278  1.362138619  1.296414238  1.273836602</w:t>
-      </w:r>
-      <w:r>
-        <w:br/>
-      </w:r>
-      <w:r>
-        <w:rPr>
-          <w:rStyle w:val="VerbatimChar"/>
-        </w:rPr>
-        <w:t xml:space="preserve"> [76]  1.216661830  1.076273280  1.004211893  0.982941877  0.982185314</w:t>
-      </w:r>
-      <w:r>
-        <w:br/>
-      </w:r>
-      <w:r>
-        <w:rPr>
-          <w:rStyle w:val="VerbatimChar"/>
-        </w:rPr>
-        <w:t xml:space="preserve"> [81]  0.978740663  0.959898173  0.945832182  0.904094633  0.881850170</w:t>
-      </w:r>
-      <w:r>
-        <w:br/>
-      </w:r>
-      <w:r>
-        <w:rPr>
-          <w:rStyle w:val="VerbatimChar"/>
-        </w:rPr>
-        <w:t xml:space="preserve"> [86]  0.877561428  0.867924404  0.848826709  0.833740147  0.830593390</w:t>
-      </w:r>
-      <w:r>
-        <w:br/>
-      </w:r>
-      <w:r>
-        <w:rPr>
-          <w:rStyle w:val="VerbatimChar"/>
-        </w:rPr>
-        <w:t xml:space="preserve"> [91]  0.804473854  0.795578428  0.762826450  0.760476626  0.755030484</w:t>
-      </w:r>
-      <w:r>
-        <w:br/>
-      </w:r>
-      <w:r>
-        <w:rPr>
-          <w:rStyle w:val="VerbatimChar"/>
-        </w:rPr>
-        <w:t xml:space="preserve"> [96]  0.743773567  0.743491245  0.734134529  0.723881186  0.720908921</w:t>
-      </w:r>
-      <w:r>
-        <w:br/>
-      </w:r>
-      <w:r>
-        <w:rPr>
-          <w:rStyle w:val="VerbatimChar"/>
-        </w:rPr>
-        <w:t xml:space="preserve">[101]  0.700795134  0.694101995  0.670028137  0.667989362  0.653704792</w:t>
-      </w:r>
-      <w:r>
-        <w:br/>
-      </w:r>
-      <w:r>
-        <w:rPr>
-          <w:rStyle w:val="VerbatimChar"/>
-        </w:rPr>
-        <w:t xml:space="preserve">[106]  0.640987602  0.636140308  0.603859763  0.603810037  0.596189615</w:t>
-      </w:r>
-      <w:r>
-        <w:br/>
-      </w:r>
-      <w:r>
-        <w:rPr>
-          <w:rStyle w:val="VerbatimChar"/>
-        </w:rPr>
-        <w:t xml:space="preserve">[111]  0.593655224  0.587155384  0.582975991  0.574952267  0.561604435</w:t>
-      </w:r>
-      <w:r>
-        <w:br/>
-      </w:r>
-      <w:r>
-        <w:rPr>
-          <w:rStyle w:val="VerbatimChar"/>
-        </w:rPr>
-        <w:t xml:space="preserve">[116]  0.526059175  0.503661637  0.473938107  0.463823714  0.460195379</w:t>
-      </w:r>
-      <w:r>
-        <w:br/>
-      </w:r>
-      <w:r>
-        <w:rPr>
-          <w:rStyle w:val="VerbatimChar"/>
-        </w:rPr>
-        <w:t xml:space="preserve">[121]  0.457661304  0.432201166  0.427645998  0.427603836  0.425582772</w:t>
-      </w:r>
-      <w:r>
-        <w:br/>
-      </w:r>
-      <w:r>
-        <w:rPr>
-          <w:rStyle w:val="VerbatimChar"/>
-        </w:rPr>
-        <w:t xml:space="preserve">[126]  0.402666903  0.398360700  0.392812591  0.382893628  0.371698961</w:t>
-      </w:r>
-      <w:r>
-        <w:br/>
-      </w:r>
-      <w:r>
-        <w:rPr>
-          <w:rStyle w:val="VerbatimChar"/>
-        </w:rPr>
-        <w:t xml:space="preserve">[131]  0.369602166  0.319401566  0.306046552  0.305939989  0.302278587</w:t>
-      </w:r>
-      <w:r>
-        <w:br/>
-      </w:r>
-      <w:r>
-        <w:rPr>
-          <w:rStyle w:val="VerbatimChar"/>
-        </w:rPr>
-        <w:t xml:space="preserve">[136]  0.286469757  0.271775385  0.266779110  0.263459449  0.262613495</w:t>
-      </w:r>
-      <w:r>
-        <w:br/>
-      </w:r>
-      <w:r>
-        <w:rPr>
-          <w:rStyle w:val="VerbatimChar"/>
-        </w:rPr>
-        <w:t xml:space="preserve">[141]  0.262115179  0.260115205  0.258164694  0.252456305  0.249169570</w:t>
-      </w:r>
-      <w:r>
-        <w:br/>
-      </w:r>
-      <w:r>
-        <w:rPr>
-          <w:rStyle w:val="VerbatimChar"/>
-        </w:rPr>
-        <w:t xml:space="preserve">[146]  0.244289644  0.242080623  0.229257534  0.228788708  0.225998449</w:t>
-      </w:r>
-      <w:r>
-        <w:br/>
-      </w:r>
-      <w:r>
-        <w:rPr>
-          <w:rStyle w:val="VerbatimChar"/>
-        </w:rPr>
-        <w:t xml:space="preserve">[151]  0.221316089  0.216245596  0.215631842  0.201557470  0.198542941</w:t>
-      </w:r>
-      <w:r>
-        <w:br/>
-      </w:r>
-      <w:r>
-        <w:rPr>
-          <w:rStyle w:val="VerbatimChar"/>
-        </w:rPr>
-        <w:t xml:space="preserve">[156]  0.197779770  0.193927258  0.192446310  0.187699540  0.183604751</w:t>
-      </w:r>
-      <w:r>
-        <w:br/>
-      </w:r>
-      <w:r>
-        <w:rPr>
-          <w:rStyle w:val="VerbatimChar"/>
-        </w:rPr>
-        <w:t xml:space="preserve">[161]  0.169233920  0.169123152  0.163631302  0.155441478  0.155324917</w:t>
-      </w:r>
-      <w:r>
-        <w:br/>
-      </w:r>
-      <w:r>
-        <w:rPr>
-          <w:rStyle w:val="VerbatimChar"/>
-        </w:rPr>
-        <w:t xml:space="preserve">[166]  0.144730270  0.143426946  0.137159566  0.135913190  0.130373755</w:t>
-      </w:r>
-      <w:r>
-        <w:br/>
-      </w:r>
-      <w:r>
-        <w:rPr>
-          <w:rStyle w:val="VerbatimChar"/>
-        </w:rPr>
-        <w:t xml:space="preserve">[171]  0.130223080  0.129098305  0.128107358  0.126900218  0.126900218</w:t>
-      </w:r>
-      <w:r>
-        <w:br/>
-      </w:r>
-      <w:r>
-        <w:rPr>
-          <w:rStyle w:val="VerbatimChar"/>
-        </w:rPr>
-        <w:t xml:space="preserve">[176]  0.125701443  0.117938869  0.117648554  0.113089016  0.104350001</w:t>
-      </w:r>
-      <w:r>
-        <w:br/>
-      </w:r>
-      <w:r>
-        <w:rPr>
-          <w:rStyle w:val="VerbatimChar"/>
-        </w:rPr>
-        <w:t xml:space="preserve">[181]  0.097754069  0.095710497  0.094485671  0.094212816  0.090698308</w:t>
-      </w:r>
-      <w:r>
-        <w:br/>
-      </w:r>
-      <w:r>
-        <w:rPr>
-          <w:rStyle w:val="VerbatimChar"/>
-        </w:rPr>
-        <w:t xml:space="preserve">[186]  0.090594110  0.085375869  0.082256251  0.080706189  0.079193411</w:t>
-      </w:r>
-      <w:r>
-        <w:br/>
-      </w:r>
-      <w:r>
-        <w:rPr>
-          <w:rStyle w:val="VerbatimChar"/>
-        </w:rPr>
-        <w:t xml:space="preserve">[191]  0.070176747  0.069673919  0.069199274  0.064222819  0.060857375</w:t>
-      </w:r>
-      <w:r>
-        <w:br/>
-      </w:r>
-      <w:r>
-        <w:rPr>
-          <w:rStyle w:val="VerbatimChar"/>
-        </w:rPr>
-        <w:t xml:space="preserve">[196]  0.059646814  0.059609778  0.058366817  0.058307171  0.057895652</w:t>
-      </w:r>
-      <w:r>
-        <w:br/>
-      </w:r>
-      <w:r>
-        <w:rPr>
-          <w:rStyle w:val="VerbatimChar"/>
-        </w:rPr>
-        <w:t xml:space="preserve">[201]  0.055504974  0.045152718  0.045072875  0.044474434  0.044278581</w:t>
-      </w:r>
-      <w:r>
-        <w:br/>
-      </w:r>
-      <w:r>
-        <w:rPr>
-          <w:rStyle w:val="VerbatimChar"/>
-        </w:rPr>
-        <w:t xml:space="preserve">[206]  0.043378103  0.041180324  0.040186509  0.038361976  0.037972266</w:t>
-      </w:r>
-      <w:r>
-        <w:br/>
-      </w:r>
-      <w:r>
-        <w:rPr>
-          <w:rStyle w:val="VerbatimChar"/>
-        </w:rPr>
-        <w:t xml:space="preserve">[211]  0.037868773  0.036913099  0.036886264  0.035767630  0.035655799</w:t>
-      </w:r>
-      <w:r>
-        <w:br/>
-      </w:r>
-      <w:r>
-        <w:rPr>
-          <w:rStyle w:val="VerbatimChar"/>
-        </w:rPr>
-        <w:t xml:space="preserve">[216]  0.035655799  0.035623315  0.035560188  0.034645067  0.034011989</w:t>
-      </w:r>
-      <w:r>
-        <w:br/>
-      </w:r>
-      <w:r>
-        <w:rPr>
-          <w:rStyle w:val="VerbatimChar"/>
-        </w:rPr>
-        <w:t xml:space="preserve">[221]  0.032448861  0.031245307  0.031064784  0.030804192  0.030600918</w:t>
-      </w:r>
-      <w:r>
-        <w:br/>
-      </w:r>
-      <w:r>
-        <w:rPr>
-          <w:rStyle w:val="VerbatimChar"/>
-        </w:rPr>
-        <w:t xml:space="preserve">[226]  0.027772701  0.026584664  0.025465817  0.025154524  0.023513777</w:t>
-      </w:r>
-      <w:r>
-        <w:br/>
-      </w:r>
-      <w:r>
-        <w:rPr>
-          <w:rStyle w:val="VerbatimChar"/>
-        </w:rPr>
-        <w:t xml:space="preserve">[231]  0.023402035  0.022170679  0.021086713  0.020232771  0.019990733</w:t>
-      </w:r>
-      <w:r>
-        <w:br/>
-      </w:r>
-      <w:r>
-        <w:rPr>
-          <w:rStyle w:val="VerbatimChar"/>
-        </w:rPr>
-        <w:t xml:space="preserve">[236]  0.018451415  0.018442828  0.016511612  0.016161087  0.014991588</w:t>
-      </w:r>
-      <w:r>
-        <w:br/>
-      </w:r>
-      <w:r>
-        <w:rPr>
-          <w:rStyle w:val="VerbatimChar"/>
-        </w:rPr>
-        <w:t xml:space="preserve">[241]  0.013079690  0.012807614  0.010531861  0.010467620  0.009743295</w:t>
-      </w:r>
-      <w:r>
-        <w:br/>
-      </w:r>
-      <w:r>
-        <w:rPr>
-          <w:rStyle w:val="VerbatimChar"/>
-        </w:rPr>
-        <w:t xml:space="preserve">[246]  0.008548717  0.008249815  0.003937563</w:t>
+        <w:t xml:space="preserve">  [1] 16.070600400 13.701311839 12.371949090 11.022534533 10.124585993</w:t>
+      </w:r>
+      <w:r>
+        <w:br/>
+      </w:r>
+      <w:r>
+        <w:rPr>
+          <w:rStyle w:val="VerbatimChar"/>
+        </w:rPr>
+        <w:t xml:space="preserve">  [6]  9.783150737  8.348997360  7.679928792  6.838878733  6.453597476</w:t>
+      </w:r>
+      <w:r>
+        <w:br/>
+      </w:r>
+      <w:r>
+        <w:rPr>
+          <w:rStyle w:val="VerbatimChar"/>
+        </w:rPr>
+        <w:t xml:space="preserve"> [11]  6.199238174  5.504047944  5.297858233  5.222723959  4.844737956</w:t>
+      </w:r>
+      <w:r>
+        <w:br/>
+      </w:r>
+      <w:r>
+        <w:rPr>
+          <w:rStyle w:val="VerbatimChar"/>
+        </w:rPr>
+        <w:t xml:space="preserve"> [16]  4.831733553  4.717854602  4.540702582  4.448006013  4.407984076</w:t>
+      </w:r>
+      <w:r>
+        <w:br/>
+      </w:r>
+      <w:r>
+        <w:rPr>
+          <w:rStyle w:val="VerbatimChar"/>
+        </w:rPr>
+        <w:t xml:space="preserve"> [21]  4.401256535  4.362591932  4.358775654  4.277524373  4.252443609</w:t>
+      </w:r>
+      <w:r>
+        <w:br/>
+      </w:r>
+      <w:r>
+        <w:rPr>
+          <w:rStyle w:val="VerbatimChar"/>
+        </w:rPr>
+        <w:t xml:space="preserve"> [26]  4.144559986  4.125274435  4.067663828  4.001588116  3.929301220</w:t>
+      </w:r>
+      <w:r>
+        <w:br/>
+      </w:r>
+      <w:r>
+        <w:rPr>
+          <w:rStyle w:val="VerbatimChar"/>
+        </w:rPr>
+        <w:t xml:space="preserve"> [31]  3.877634881  3.572499626  3.439156229  3.430078756  3.426239187</w:t>
+      </w:r>
+      <w:r>
+        <w:br/>
+      </w:r>
+      <w:r>
+        <w:rPr>
+          <w:rStyle w:val="VerbatimChar"/>
+        </w:rPr>
+        <w:t xml:space="preserve"> [36]  3.308385342  3.230273375  3.211524392  3.148558130  2.938878385</w:t>
+      </w:r>
+      <w:r>
+        <w:br/>
+      </w:r>
+      <w:r>
+        <w:rPr>
+          <w:rStyle w:val="VerbatimChar"/>
+        </w:rPr>
+        <w:t xml:space="preserve"> [41]  2.880040766  2.871575448  2.863545595  2.802486413  2.667006960</w:t>
+      </w:r>
+      <w:r>
+        <w:br/>
+      </w:r>
+      <w:r>
+        <w:rPr>
+          <w:rStyle w:val="VerbatimChar"/>
+        </w:rPr>
+        <w:t xml:space="preserve"> [46]  2.663419897  2.583111559  2.402899441  2.340276122  2.256646833</w:t>
+      </w:r>
+      <w:r>
+        <w:br/>
+      </w:r>
+      <w:r>
+        <w:rPr>
+          <w:rStyle w:val="VerbatimChar"/>
+        </w:rPr>
+        <w:t xml:space="preserve"> [51]  2.202067163  2.106135960  2.080021755  2.036222611  1.985979692</w:t>
+      </w:r>
+      <w:r>
+        <w:br/>
+      </w:r>
+      <w:r>
+        <w:rPr>
+          <w:rStyle w:val="VerbatimChar"/>
+        </w:rPr>
+        <w:t xml:space="preserve"> [56]  1.915278677  1.901529545  1.889077415  1.880346602  1.780320195</w:t>
+      </w:r>
+      <w:r>
+        <w:br/>
+      </w:r>
+      <w:r>
+        <w:rPr>
+          <w:rStyle w:val="VerbatimChar"/>
+        </w:rPr>
+        <w:t xml:space="preserve"> [61]  1.740049785  1.652868670  1.647256450  1.646379084  1.630921107</w:t>
+      </w:r>
+      <w:r>
+        <w:br/>
+      </w:r>
+      <w:r>
+        <w:rPr>
+          <w:rStyle w:val="VerbatimChar"/>
+        </w:rPr>
+        <w:t xml:space="preserve"> [66]  1.574777530  1.570160776  1.539332157  1.505022393  1.487433417</w:t>
+      </w:r>
+      <w:r>
+        <w:br/>
+      </w:r>
+      <w:r>
+        <w:rPr>
+          <w:rStyle w:val="VerbatimChar"/>
+        </w:rPr>
+        <w:t xml:space="preserve"> [71]  1.461312743  1.457637994  1.444619397  1.430446348  1.312252342</w:t>
+      </w:r>
+      <w:r>
+        <w:br/>
+      </w:r>
+      <w:r>
+        <w:rPr>
+          <w:rStyle w:val="VerbatimChar"/>
+        </w:rPr>
+        <w:t xml:space="preserve"> [76]  1.239050111  1.219623115  1.088857881  1.073832144  1.055140865</w:t>
+      </w:r>
+      <w:r>
+        <w:br/>
+      </w:r>
+      <w:r>
+        <w:rPr>
+          <w:rStyle w:val="VerbatimChar"/>
+        </w:rPr>
+        <w:t xml:space="preserve"> [81]  1.046473536  1.023076556  1.011905815  1.005491085  0.992677079</w:t>
+      </w:r>
+      <w:r>
+        <w:br/>
+      </w:r>
+      <w:r>
+        <w:rPr>
+          <w:rStyle w:val="VerbatimChar"/>
+        </w:rPr>
+        <w:t xml:space="preserve"> [86]  0.964900516  0.928841999  0.909839451  0.857650728  0.848173645</w:t>
+      </w:r>
+      <w:r>
+        <w:br/>
+      </w:r>
+      <w:r>
+        <w:rPr>
+          <w:rStyle w:val="VerbatimChar"/>
+        </w:rPr>
+        <w:t xml:space="preserve"> [91]  0.834010944  0.832703857  0.808820864  0.799211266  0.783816329</w:t>
+      </w:r>
+      <w:r>
+        <w:br/>
+      </w:r>
+      <w:r>
+        <w:rPr>
+          <w:rStyle w:val="VerbatimChar"/>
+        </w:rPr>
+        <w:t xml:space="preserve"> [96]  0.783214815  0.770890974  0.769567555  0.759425115  0.739325707</w:t>
+      </w:r>
+      <w:r>
+        <w:br/>
+      </w:r>
+      <w:r>
+        <w:rPr>
+          <w:rStyle w:val="VerbatimChar"/>
+        </w:rPr>
+        <w:t xml:space="preserve">[101]  0.737232358  0.731414058  0.707116643  0.703059377  0.687982964</w:t>
+      </w:r>
+      <w:r>
+        <w:br/>
+      </w:r>
+      <w:r>
+        <w:rPr>
+          <w:rStyle w:val="VerbatimChar"/>
+        </w:rPr>
+        <w:t xml:space="preserve">[106]  0.663704043  0.653107696  0.638819622  0.629886691  0.626834175</w:t>
+      </w:r>
+      <w:r>
+        <w:br/>
+      </w:r>
+      <w:r>
+        <w:rPr>
+          <w:rStyle w:val="VerbatimChar"/>
+        </w:rPr>
+        <w:t xml:space="preserve">[111]  0.613507986  0.599532960  0.581949884  0.573931307  0.555311448</w:t>
+      </w:r>
+      <w:r>
+        <w:br/>
+      </w:r>
+      <w:r>
+        <w:rPr>
+          <w:rStyle w:val="VerbatimChar"/>
+        </w:rPr>
+        <w:t xml:space="preserve">[116]  0.545710785  0.510114878  0.503306710  0.499624428  0.497651235</w:t>
+      </w:r>
+      <w:r>
+        <w:br/>
+      </w:r>
+      <w:r>
+        <w:rPr>
+          <w:rStyle w:val="VerbatimChar"/>
+        </w:rPr>
+        <w:t xml:space="preserve">[121]  0.489453728  0.486602585  0.477611290  0.474350955  0.456872485</w:t>
+      </w:r>
+      <w:r>
+        <w:br/>
+      </w:r>
+      <w:r>
+        <w:rPr>
+          <w:rStyle w:val="VerbatimChar"/>
+        </w:rPr>
+        <w:t xml:space="preserve">[126]  0.439102095  0.433908227  0.426995865  0.380071450  0.377991662</w:t>
+      </w:r>
+      <w:r>
+        <w:br/>
+      </w:r>
+      <w:r>
+        <w:rPr>
+          <w:rStyle w:val="VerbatimChar"/>
+        </w:rPr>
+        <w:t xml:space="preserve">[131]  0.342171100  0.314181772  0.312047941  0.311261492  0.308204845</w:t>
+      </w:r>
+      <w:r>
+        <w:br/>
+      </w:r>
+      <w:r>
+        <w:rPr>
+          <w:rStyle w:val="VerbatimChar"/>
+        </w:rPr>
+        <w:t xml:space="preserve">[136]  0.291790961  0.285864408  0.284226159  0.283072314  0.283012084</w:t>
+      </w:r>
+      <w:r>
+        <w:br/>
+      </w:r>
+      <w:r>
+        <w:rPr>
+          <w:rStyle w:val="VerbatimChar"/>
+        </w:rPr>
+        <w:t xml:space="preserve">[141]  0.274120147  0.270025205  0.268950356  0.267243677  0.265023898</w:t>
+      </w:r>
+      <w:r>
+        <w:br/>
+      </w:r>
+      <w:r>
+        <w:rPr>
+          <w:rStyle w:val="VerbatimChar"/>
+        </w:rPr>
+        <w:t xml:space="preserve">[146]  0.252214648  0.248900261  0.248654900  0.232881156  0.232856561</w:t>
+      </w:r>
+      <w:r>
+        <w:br/>
+      </w:r>
+      <w:r>
+        <w:rPr>
+          <w:rStyle w:val="VerbatimChar"/>
+        </w:rPr>
+        <w:t xml:space="preserve">[151]  0.230343278  0.229121468  0.221881162  0.211273991  0.210870214</w:t>
+      </w:r>
+      <w:r>
+        <w:br/>
+      </w:r>
+      <w:r>
+        <w:rPr>
+          <w:rStyle w:val="VerbatimChar"/>
+        </w:rPr>
+        <w:t xml:space="preserve">[156]  0.210416824  0.204355187  0.200865350  0.200496449  0.194851038</w:t>
+      </w:r>
+      <w:r>
+        <w:br/>
+      </w:r>
+      <w:r>
+        <w:rPr>
+          <w:rStyle w:val="VerbatimChar"/>
+        </w:rPr>
+        <w:t xml:space="preserve">[161]  0.193197228  0.188562879  0.188097570  0.185365550  0.175234487</w:t>
+      </w:r>
+      <w:r>
+        <w:br/>
+      </w:r>
+      <w:r>
+        <w:rPr>
+          <w:rStyle w:val="VerbatimChar"/>
+        </w:rPr>
+        <w:t xml:space="preserve">[166]  0.170155018  0.155001477  0.150653152  0.143839548  0.141880495</w:t>
+      </w:r>
+      <w:r>
+        <w:br/>
+      </w:r>
+      <w:r>
+        <w:rPr>
+          <w:rStyle w:val="VerbatimChar"/>
+        </w:rPr>
+        <w:t xml:space="preserve">[171]  0.140200825  0.137962855  0.135703719  0.132109667  0.131339362</w:t>
+      </w:r>
+      <w:r>
+        <w:br/>
+      </w:r>
+      <w:r>
+        <w:rPr>
+          <w:rStyle w:val="VerbatimChar"/>
+        </w:rPr>
+        <w:t xml:space="preserve">[176]  0.131339362  0.129096845  0.122064852  0.121301034  0.110952004</w:t>
+      </w:r>
+      <w:r>
+        <w:br/>
+      </w:r>
+      <w:r>
+        <w:rPr>
+          <w:rStyle w:val="VerbatimChar"/>
+        </w:rPr>
+        <w:t xml:space="preserve">[181]  0.103134996  0.097403161  0.097193009  0.097161994  0.096723487</w:t>
+      </w:r>
+      <w:r>
+        <w:br/>
+      </w:r>
+      <w:r>
+        <w:rPr>
+          <w:rStyle w:val="VerbatimChar"/>
+        </w:rPr>
+        <w:t xml:space="preserve">[186]  0.095738810  0.094807663  0.093177071  0.089912212  0.088609891</w:t>
+      </w:r>
+      <w:r>
+        <w:br/>
+      </w:r>
+      <w:r>
+        <w:rPr>
+          <w:rStyle w:val="VerbatimChar"/>
+        </w:rPr>
+        <w:t xml:space="preserve">[191]  0.081657611  0.078489749  0.074466210  0.072346049  0.067941076</w:t>
+      </w:r>
+      <w:r>
+        <w:br/>
+      </w:r>
+      <w:r>
+        <w:rPr>
+          <w:rStyle w:val="VerbatimChar"/>
+        </w:rPr>
+        <w:t xml:space="preserve">[196]  0.067365391  0.064778361  0.064489209  0.060410051  0.055040005</w:t>
+      </w:r>
+      <w:r>
+        <w:br/>
+      </w:r>
+      <w:r>
+        <w:rPr>
+          <w:rStyle w:val="VerbatimChar"/>
+        </w:rPr>
+        <w:t xml:space="preserve">[201]  0.053898950  0.050703103  0.048609906  0.046181467  0.045503624</w:t>
+      </w:r>
+      <w:r>
+        <w:br/>
+      </w:r>
+      <w:r>
+        <w:rPr>
+          <w:rStyle w:val="VerbatimChar"/>
+        </w:rPr>
+        <w:t xml:space="preserve">[206]  0.044862503  0.043185964  0.042947861  0.041710672  0.041030108</w:t>
+      </w:r>
+      <w:r>
+        <w:br/>
+      </w:r>
+      <w:r>
+        <w:rPr>
+          <w:rStyle w:val="VerbatimChar"/>
+        </w:rPr>
+        <w:t xml:space="preserve">[211]  0.039257949  0.039102069  0.038402488  0.037109981  0.036177025</w:t>
+      </w:r>
+      <w:r>
+        <w:br/>
+      </w:r>
+      <w:r>
+        <w:rPr>
+          <w:rStyle w:val="VerbatimChar"/>
+        </w:rPr>
+        <w:t xml:space="preserve">[216]  0.036177025  0.036138135  0.033226186  0.033155808  0.032067120</w:t>
+      </w:r>
+      <w:r>
+        <w:br/>
+      </w:r>
+      <w:r>
+        <w:rPr>
+          <w:rStyle w:val="VerbatimChar"/>
+        </w:rPr>
+        <w:t xml:space="preserve">[221]  0.030717812  0.030603611  0.029413019  0.029079207  0.029006979</w:t>
+      </w:r>
+      <w:r>
+        <w:br/>
+      </w:r>
+      <w:r>
+        <w:rPr>
+          <w:rStyle w:val="VerbatimChar"/>
+        </w:rPr>
+        <w:t xml:space="preserve">[226]  0.027685787  0.026573758  0.026263085  0.025880259  0.024741224</w:t>
+      </w:r>
+      <w:r>
+        <w:br/>
+      </w:r>
+      <w:r>
+        <w:rPr>
+          <w:rStyle w:val="VerbatimChar"/>
+        </w:rPr>
+        <w:t xml:space="preserve">[231]  0.023904942  0.023091174  0.022302029  0.022036691  0.021783814</w:t>
+      </w:r>
+      <w:r>
+        <w:br/>
+      </w:r>
+      <w:r>
+        <w:rPr>
+          <w:rStyle w:val="VerbatimChar"/>
+        </w:rPr>
+        <w:t xml:space="preserve">[236]  0.019841240  0.018112236  0.016268552  0.014550567  0.014068987</w:t>
+      </w:r>
+      <w:r>
+        <w:br/>
+      </w:r>
+      <w:r>
+        <w:rPr>
+          <w:rStyle w:val="VerbatimChar"/>
+        </w:rPr>
+        <w:t xml:space="preserve">[241]  0.014008020  0.012297501  0.011584813  0.010469631  0.008755958</w:t>
+      </w:r>
+      <w:r>
+        <w:br/>
+      </w:r>
+      <w:r>
+        <w:rPr>
+          <w:rStyle w:val="VerbatimChar"/>
+        </w:rPr>
+        <w:t xml:space="preserve">[246]  0.008669147  0.004515179</w:t>
       </w:r>
     </w:p>
     <w:p>
@@ -7447,7 +7447,7 @@
       <w:r>
         <w:t xml:space="preserve"> </w:t>
       </w:r>
-      <w:hyperlink r:id="rId94">
+      <w:hyperlink r:id="rId83">
         <w:r>
           <w:rPr>
             <w:rStyle w:val="Hyperlink"/>
@@ -7462,9 +7462,9 @@
         <w:t xml:space="preserve">in the dplyr reference for more information about combining and controlling these operations (joining datasets, working across columns or rows of data, and more).</w:t>
       </w:r>
     </w:p>
-    <w:bookmarkEnd w:id="95"/>
-    <w:bookmarkEnd w:id="96"/>
-    <w:bookmarkStart w:id="103" w:name="additional-wrangling-tools"/>
+    <w:bookmarkEnd w:id="84"/>
+    <w:bookmarkEnd w:id="85"/>
+    <w:bookmarkStart w:id="92" w:name="additional-wrangling-tools"/>
     <w:p>
       <w:pPr>
         <w:pStyle w:val="Heading1"/>
@@ -7488,7 +7488,7 @@
           <w:numId w:val="1006"/>
         </w:numPr>
       </w:pPr>
-      <w:hyperlink r:id="rId84">
+      <w:hyperlink r:id="rId73">
         <w:r>
           <w:rPr>
             <w:rStyle w:val="Hyperlink"/>
@@ -7510,7 +7510,7 @@
           <w:numId w:val="1006"/>
         </w:numPr>
       </w:pPr>
-      <w:hyperlink r:id="rId97">
+      <w:hyperlink r:id="rId86">
         <w:r>
           <w:rPr>
             <w:rStyle w:val="Hyperlink"/>
@@ -7532,7 +7532,7 @@
           <w:numId w:val="1006"/>
         </w:numPr>
       </w:pPr>
-      <w:hyperlink r:id="rId98">
+      <w:hyperlink r:id="rId87">
         <w:r>
           <w:rPr>
             <w:rStyle w:val="Hyperlink"/>
@@ -7554,7 +7554,7 @@
           <w:numId w:val="1006"/>
         </w:numPr>
       </w:pPr>
-      <w:hyperlink r:id="rId83">
+      <w:hyperlink r:id="rId72">
         <w:r>
           <w:rPr>
             <w:rStyle w:val="Hyperlink"/>
@@ -7576,7 +7576,7 @@
           <w:numId w:val="1006"/>
         </w:numPr>
       </w:pPr>
-      <w:hyperlink r:id="rId82">
+      <w:hyperlink r:id="rId71">
         <w:r>
           <w:rPr>
             <w:rStyle w:val="Hyperlink"/>
@@ -7599,7 +7599,7 @@
         <w:t xml:space="preserve">Each of these provides very convenient functions for handling data that might otherwise be tricky with general methods.</w:t>
       </w:r>
     </w:p>
-    <w:bookmarkStart w:id="100" w:name="purr"/>
+    <w:bookmarkStart w:id="89" w:name="purr"/>
     <w:p>
       <w:pPr>
         <w:pStyle w:val="Heading2"/>
@@ -7618,7 +7618,7 @@
       <w:r>
         <w:t xml:space="preserve"> </w:t>
       </w:r>
-      <w:hyperlink r:id="rId99">
+      <w:hyperlink r:id="rId88">
         <w:r>
           <w:rPr>
             <w:rStyle w:val="Hyperlink"/>
@@ -7870,8 +7870,8 @@
         <w:t xml:space="preserve">0.5086326 0.4645102 0.4229655 </w:t>
       </w:r>
     </w:p>
-    <w:bookmarkEnd w:id="100"/>
-    <w:bookmarkStart w:id="102" w:name="glue"/>
+    <w:bookmarkEnd w:id="89"/>
+    <w:bookmarkStart w:id="91" w:name="glue"/>
     <w:p>
       <w:pPr>
         <w:pStyle w:val="Heading2"/>
@@ -7884,7 +7884,7 @@
       <w:pPr>
         <w:pStyle w:val="FirstParagraph"/>
       </w:pPr>
-      <w:hyperlink r:id="rId101">
+      <w:hyperlink r:id="rId90">
         <w:r>
           <w:rPr>
             <w:rStyle w:val="Hyperlink"/>
@@ -7915,9 +7915,9 @@
         <w:t xml:space="preserve">that makes it easier to combine data and strings.</w:t>
       </w:r>
     </w:p>
-    <w:bookmarkEnd w:id="102"/>
-    <w:bookmarkEnd w:id="103"/>
-    <w:bookmarkStart w:id="105" w:name="broom"/>
+    <w:bookmarkEnd w:id="91"/>
+    <w:bookmarkEnd w:id="92"/>
+    <w:bookmarkStart w:id="94" w:name="broom"/>
     <w:p>
       <w:pPr>
         <w:pStyle w:val="Heading1"/>
@@ -7930,7 +7930,7 @@
       <w:pPr>
         <w:pStyle w:val="FirstParagraph"/>
       </w:pPr>
-      <w:hyperlink r:id="rId104">
+      <w:hyperlink r:id="rId93">
         <w:r>
           <w:rPr>
             <w:rStyle w:val="Hyperlink"/>
@@ -7997,43 +7997,295 @@
         </w:rPr>
         <w:t xml:space="preserve">(broom)</w:t>
       </w:r>
+      <w:r>
+        <w:br/>
+      </w:r>
+      <w:r>
+        <w:br/>
+      </w:r>
+      <w:r>
+        <w:rPr>
+          <w:rStyle w:val="NormalTok"/>
+        </w:rPr>
+        <w:t xml:space="preserve">regoutput</w:t>
+      </w:r>
+      <w:r>
+        <w:rPr>
+          <w:rStyle w:val="OtherTok"/>
+        </w:rPr>
+        <w:t xml:space="preserve">&lt;-</w:t>
+      </w:r>
+      <w:r>
+        <w:rPr>
+          <w:rStyle w:val="FunctionTok"/>
+        </w:rPr>
+        <w:t xml:space="preserve">lm</w:t>
+      </w:r>
+      <w:r>
+        <w:rPr>
+          <w:rStyle w:val="NormalTok"/>
+        </w:rPr>
+        <w:t xml:space="preserve">(</w:t>
+      </w:r>
+      <w:r>
+        <w:rPr>
+          <w:rStyle w:val="StringTok"/>
+        </w:rPr>
+        <w:t xml:space="preserve">`</w:t>
+      </w:r>
+      <w:r>
+        <w:rPr>
+          <w:rStyle w:val="AttributeTok"/>
+        </w:rPr>
+        <w:t xml:space="preserve">GDP per capita (constant 2015 US$)</w:t>
+      </w:r>
+      <w:r>
+        <w:rPr>
+          <w:rStyle w:val="StringTok"/>
+        </w:rPr>
+        <w:t xml:space="preserve">`</w:t>
+      </w:r>
+      <w:r>
+        <w:rPr>
+          <w:rStyle w:val="SpecialCharTok"/>
+        </w:rPr>
+        <w:t xml:space="preserve">~</w:t>
+      </w:r>
+      <w:r>
+        <w:rPr>
+          <w:rStyle w:val="StringTok"/>
+        </w:rPr>
+        <w:t xml:space="preserve">`</w:t>
+      </w:r>
+      <w:r>
+        <w:rPr>
+          <w:rStyle w:val="AttributeTok"/>
+        </w:rPr>
+        <w:t xml:space="preserve">Fertility rate, total (births per woman)</w:t>
+      </w:r>
+      <w:r>
+        <w:rPr>
+          <w:rStyle w:val="StringTok"/>
+        </w:rPr>
+        <w:t xml:space="preserve">`</w:t>
+      </w:r>
+      <w:r>
+        <w:rPr>
+          <w:rStyle w:val="NormalTok"/>
+        </w:rPr>
+        <w:t xml:space="preserve">, gender_data2024wide)</w:t>
+      </w:r>
+      <w:r>
+        <w:br/>
+      </w:r>
+      <w:r>
+        <w:br/>
+      </w:r>
+      <w:r>
+        <w:rPr>
+          <w:rStyle w:val="CommentTok"/>
+        </w:rPr>
+        <w:t xml:space="preserve"># base R regression summary</w:t>
+      </w:r>
+      <w:r>
+        <w:br/>
+      </w:r>
+      <w:r>
+        <w:rPr>
+          <w:rStyle w:val="FunctionTok"/>
+        </w:rPr>
+        <w:t xml:space="preserve">summary</w:t>
+      </w:r>
+      <w:r>
+        <w:rPr>
+          <w:rStyle w:val="NormalTok"/>
+        </w:rPr>
+        <w:t xml:space="preserve">(regoutput)</w:t>
+      </w:r>
     </w:p>
     <w:p>
       <w:pPr>
         <w:pStyle w:val="SourceCode"/>
       </w:pPr>
       <w:r>
-        <w:rPr>
-          <w:rStyle w:val="VerbatimChar"/>
-        </w:rPr>
-        <w:t xml:space="preserve">Registered S3 methods overwritten by 'backports':</w:t>
-      </w:r>
-      <w:r>
-        <w:br/>
-      </w:r>
-      <w:r>
-        <w:rPr>
-          <w:rStyle w:val="VerbatimChar"/>
-        </w:rPr>
-        <w:t xml:space="preserve">  method                    from </w:t>
-      </w:r>
-      <w:r>
-        <w:br/>
-      </w:r>
-      <w:r>
-        <w:rPr>
-          <w:rStyle w:val="VerbatimChar"/>
-        </w:rPr>
-        <w:t xml:space="preserve">  as.character.Rconcordance tools</w:t>
-      </w:r>
-      <w:r>
-        <w:br/>
-      </w:r>
-      <w:r>
-        <w:rPr>
-          <w:rStyle w:val="VerbatimChar"/>
-        </w:rPr>
-        <w:t xml:space="preserve">  print.Rconcordance        tools</w:t>
+        <w:br/>
+      </w:r>
+      <w:r>
+        <w:rPr>
+          <w:rStyle w:val="VerbatimChar"/>
+        </w:rPr>
+        <w:t xml:space="preserve">Call:</w:t>
+      </w:r>
+      <w:r>
+        <w:br/>
+      </w:r>
+      <w:r>
+        <w:rPr>
+          <w:rStyle w:val="VerbatimChar"/>
+        </w:rPr>
+        <w:t xml:space="preserve">lm(formula = `GDP per capita (constant 2015 US$)` ~ `Fertility rate, total (births per woman)`, </w:t>
+      </w:r>
+      <w:r>
+        <w:br/>
+      </w:r>
+      <w:r>
+        <w:rPr>
+          <w:rStyle w:val="VerbatimChar"/>
+        </w:rPr>
+        <w:t xml:space="preserve">    data = gender_data2024wide)</w:t>
+      </w:r>
+      <w:r>
+        <w:br/>
+      </w:r>
+      <w:r>
+        <w:br/>
+      </w:r>
+      <w:r>
+        <w:rPr>
+          <w:rStyle w:val="VerbatimChar"/>
+        </w:rPr>
+        <w:t xml:space="preserve">Residuals:</w:t>
+      </w:r>
+      <w:r>
+        <w:br/>
+      </w:r>
+      <w:r>
+        <w:rPr>
+          <w:rStyle w:val="VerbatimChar"/>
+        </w:rPr>
+        <w:t xml:space="preserve">   Min     1Q Median     3Q    Max </w:t>
+      </w:r>
+      <w:r>
+        <w:br/>
+      </w:r>
+      <w:r>
+        <w:rPr>
+          <w:rStyle w:val="VerbatimChar"/>
+        </w:rPr>
+        <w:t xml:space="preserve">-27040 -12878  -5256   4019 228048 </w:t>
+      </w:r>
+      <w:r>
+        <w:br/>
+      </w:r>
+      <w:r>
+        <w:br/>
+      </w:r>
+      <w:r>
+        <w:rPr>
+          <w:rStyle w:val="VerbatimChar"/>
+        </w:rPr>
+        <w:t xml:space="preserve">Coefficients:</w:t>
+      </w:r>
+      <w:r>
+        <w:br/>
+      </w:r>
+      <w:r>
+        <w:rPr>
+          <w:rStyle w:val="VerbatimChar"/>
+        </w:rPr>
+        <w:t xml:space="preserve">                                           Estimate Std. Error t value Pr(&gt;|t|)</w:t>
+      </w:r>
+      <w:r>
+        <w:br/>
+      </w:r>
+      <w:r>
+        <w:rPr>
+          <w:rStyle w:val="VerbatimChar"/>
+        </w:rPr>
+        <w:t xml:space="preserve">(Intercept)                                   38262       3312  11.554  &lt; 2e-16</w:t>
+      </w:r>
+      <w:r>
+        <w:br/>
+      </w:r>
+      <w:r>
+        <w:rPr>
+          <w:rStyle w:val="VerbatimChar"/>
+        </w:rPr>
+        <w:t xml:space="preserve">`Fertility rate, total (births per woman)`    -9105       1243  -7.327 3.46e-12</w:t>
+      </w:r>
+      <w:r>
+        <w:br/>
+      </w:r>
+      <w:r>
+        <w:rPr>
+          <w:rStyle w:val="VerbatimChar"/>
+        </w:rPr>
+        <w:t xml:space="preserve">                                              </w:t>
+      </w:r>
+      <w:r>
+        <w:br/>
+      </w:r>
+      <w:r>
+        <w:rPr>
+          <w:rStyle w:val="VerbatimChar"/>
+        </w:rPr>
+        <w:t xml:space="preserve">(Intercept)                                ***</w:t>
+      </w:r>
+      <w:r>
+        <w:br/>
+      </w:r>
+      <w:r>
+        <w:rPr>
+          <w:rStyle w:val="VerbatimChar"/>
+        </w:rPr>
+        <w:t xml:space="preserve">`Fertility rate, total (births per woman)` ***</w:t>
+      </w:r>
+      <w:r>
+        <w:br/>
+      </w:r>
+      <w:r>
+        <w:rPr>
+          <w:rStyle w:val="VerbatimChar"/>
+        </w:rPr>
+        <w:t xml:space="preserve">---</w:t>
+      </w:r>
+      <w:r>
+        <w:br/>
+      </w:r>
+      <w:r>
+        <w:rPr>
+          <w:rStyle w:val="VerbatimChar"/>
+        </w:rPr>
+        <w:t xml:space="preserve">Signif. codes:  0 '***' 0.001 '**' 0.01 '*' 0.05 '.' 0.1 ' ' 1</w:t>
+      </w:r>
+      <w:r>
+        <w:br/>
+      </w:r>
+      <w:r>
+        <w:br/>
+      </w:r>
+      <w:r>
+        <w:rPr>
+          <w:rStyle w:val="VerbatimChar"/>
+        </w:rPr>
+        <w:t xml:space="preserve">Residual standard error: 23020 on 243 degrees of freedom</w:t>
+      </w:r>
+      <w:r>
+        <w:br/>
+      </w:r>
+      <w:r>
+        <w:rPr>
+          <w:rStyle w:val="VerbatimChar"/>
+        </w:rPr>
+        <w:t xml:space="preserve">  (2 observations deleted due to missingness)</w:t>
+      </w:r>
+      <w:r>
+        <w:br/>
+      </w:r>
+      <w:r>
+        <w:rPr>
+          <w:rStyle w:val="VerbatimChar"/>
+        </w:rPr>
+        <w:t xml:space="preserve">Multiple R-squared:  0.181, Adjusted R-squared:  0.1776 </w:t>
+      </w:r>
+      <w:r>
+        <w:br/>
+      </w:r>
+      <w:r>
+        <w:rPr>
+          <w:rStyle w:val="VerbatimChar"/>
+        </w:rPr>
+        <w:t xml:space="preserve">F-statistic: 53.69 on 1 and 243 DF,  p-value: 3.461e-12</w:t>
       </w:r>
     </w:p>
     <w:p>
@@ -8042,9 +8294,330 @@
       </w:pPr>
       <w:r>
         <w:rPr>
-          <w:rStyle w:val="NormalTok"/>
-        </w:rPr>
-        <w:t xml:space="preserve">regoutput</w:t>
+          <w:rStyle w:val="CommentTok"/>
+        </w:rPr>
+        <w:t xml:space="preserve"># broom variants</w:t>
+      </w:r>
+      <w:r>
+        <w:br/>
+      </w:r>
+      <w:r>
+        <w:rPr>
+          <w:rStyle w:val="FunctionTok"/>
+        </w:rPr>
+        <w:t xml:space="preserve">tidy</w:t>
+      </w:r>
+      <w:r>
+        <w:rPr>
+          <w:rStyle w:val="NormalTok"/>
+        </w:rPr>
+        <w:t xml:space="preserve">(regoutput)</w:t>
+      </w:r>
+    </w:p>
+    <w:p>
+      <w:pPr>
+        <w:pStyle w:val="SourceCode"/>
+      </w:pPr>
+      <w:r>
+        <w:rPr>
+          <w:rStyle w:val="VerbatimChar"/>
+        </w:rPr>
+        <w:t xml:space="preserve"># A tibble: 2 × 5</w:t>
+      </w:r>
+      <w:r>
+        <w:br/>
+      </w:r>
+      <w:r>
+        <w:rPr>
+          <w:rStyle w:val="VerbatimChar"/>
+        </w:rPr>
+        <w:t xml:space="preserve">  term                                     estimate std.error statistic  p.value</w:t>
+      </w:r>
+      <w:r>
+        <w:br/>
+      </w:r>
+      <w:r>
+        <w:rPr>
+          <w:rStyle w:val="VerbatimChar"/>
+        </w:rPr>
+        <w:t xml:space="preserve">  &lt;chr&gt;                                       &lt;dbl&gt;     &lt;dbl&gt;     &lt;dbl&gt;    &lt;dbl&gt;</w:t>
+      </w:r>
+      <w:r>
+        <w:br/>
+      </w:r>
+      <w:r>
+        <w:rPr>
+          <w:rStyle w:val="VerbatimChar"/>
+        </w:rPr>
+        <w:t xml:space="preserve">1 (Intercept)                                38262.     3312.     11.6  6.72e-25</w:t>
+      </w:r>
+      <w:r>
+        <w:br/>
+      </w:r>
+      <w:r>
+        <w:rPr>
+          <w:rStyle w:val="VerbatimChar"/>
+        </w:rPr>
+        <w:t xml:space="preserve">2 `Fertility rate, total (births per woma…   -9105.     1243.     -7.33 3.46e-12</w:t>
+      </w:r>
+    </w:p>
+    <w:p>
+      <w:pPr>
+        <w:pStyle w:val="SourceCode"/>
+      </w:pPr>
+      <w:r>
+        <w:rPr>
+          <w:rStyle w:val="FunctionTok"/>
+        </w:rPr>
+        <w:t xml:space="preserve">glance</w:t>
+      </w:r>
+      <w:r>
+        <w:rPr>
+          <w:rStyle w:val="NormalTok"/>
+        </w:rPr>
+        <w:t xml:space="preserve">(regoutput)</w:t>
+      </w:r>
+    </w:p>
+    <w:p>
+      <w:pPr>
+        <w:pStyle w:val="SourceCode"/>
+      </w:pPr>
+      <w:r>
+        <w:rPr>
+          <w:rStyle w:val="VerbatimChar"/>
+        </w:rPr>
+        <w:t xml:space="preserve"># A tibble: 1 × 12</w:t>
+      </w:r>
+      <w:r>
+        <w:br/>
+      </w:r>
+      <w:r>
+        <w:rPr>
+          <w:rStyle w:val="VerbatimChar"/>
+        </w:rPr>
+        <w:t xml:space="preserve">  r.squared adj.r.squared  sigma statistic  p.value    df logLik   AIC   BIC</w:t>
+      </w:r>
+      <w:r>
+        <w:br/>
+      </w:r>
+      <w:r>
+        <w:rPr>
+          <w:rStyle w:val="VerbatimChar"/>
+        </w:rPr>
+        <w:t xml:space="preserve">      &lt;dbl&gt;         &lt;dbl&gt;  &lt;dbl&gt;     &lt;dbl&gt;    &lt;dbl&gt; &lt;dbl&gt;  &lt;dbl&gt; &lt;dbl&gt; &lt;dbl&gt;</w:t>
+      </w:r>
+      <w:r>
+        <w:br/>
+      </w:r>
+      <w:r>
+        <w:rPr>
+          <w:rStyle w:val="VerbatimChar"/>
+        </w:rPr>
+        <w:t xml:space="preserve">1     0.181         0.178 23024.      53.7 3.46e-12     1 -2807. 5621. 5631.</w:t>
+      </w:r>
+      <w:r>
+        <w:br/>
+      </w:r>
+      <w:r>
+        <w:rPr>
+          <w:rStyle w:val="VerbatimChar"/>
+        </w:rPr>
+        <w:t xml:space="preserve"># ℹ 3 more variables: deviance &lt;dbl&gt;, df.residual &lt;int&gt;, nobs &lt;int&gt;</w:t>
+      </w:r>
+    </w:p>
+    <w:p>
+      <w:pPr>
+        <w:pStyle w:val="SourceCode"/>
+      </w:pPr>
+      <w:r>
+        <w:rPr>
+          <w:rStyle w:val="FunctionTok"/>
+        </w:rPr>
+        <w:t xml:space="preserve">augment</w:t>
+      </w:r>
+      <w:r>
+        <w:rPr>
+          <w:rStyle w:val="NormalTok"/>
+        </w:rPr>
+        <w:t xml:space="preserve">(regoutput)</w:t>
+      </w:r>
+    </w:p>
+    <w:p>
+      <w:pPr>
+        <w:pStyle w:val="SourceCode"/>
+      </w:pPr>
+      <w:r>
+        <w:rPr>
+          <w:rStyle w:val="VerbatimChar"/>
+        </w:rPr>
+        <w:t xml:space="preserve"># A tibble: 245 × 9</w:t>
+      </w:r>
+      <w:r>
+        <w:br/>
+      </w:r>
+      <w:r>
+        <w:rPr>
+          <w:rStyle w:val="VerbatimChar"/>
+        </w:rPr>
+        <w:t xml:space="preserve">   .rownames GDP per capita (constant 2…¹ Fertility rate, tota…² .fitted  .resid</w:t>
+      </w:r>
+      <w:r>
+        <w:br/>
+      </w:r>
+      <w:r>
+        <w:rPr>
+          <w:rStyle w:val="VerbatimChar"/>
+        </w:rPr>
+        <w:t xml:space="preserve">   &lt;chr&gt;                            &lt;dbl&gt;                  &lt;dbl&gt;   &lt;dbl&gt;   &lt;dbl&gt;</w:t>
+      </w:r>
+      <w:r>
+        <w:br/>
+      </w:r>
+      <w:r>
+        <w:rPr>
+          <w:rStyle w:val="VerbatimChar"/>
+        </w:rPr>
+        <w:t xml:space="preserve"> 1 1                                1433.                   4.16    347.   1086.</w:t>
+      </w:r>
+      <w:r>
+        <w:br/>
+      </w:r>
+      <w:r>
+        <w:rPr>
+          <w:rStyle w:val="VerbatimChar"/>
+        </w:rPr>
+        <w:t xml:space="preserve"> 2 2                                1820.                   4.42  -1951.   3771.</w:t>
+      </w:r>
+      <w:r>
+        <w:br/>
+      </w:r>
+      <w:r>
+        <w:rPr>
+          <w:rStyle w:val="VerbatimChar"/>
+        </w:rPr>
+        <w:t xml:space="preserve"> 3 3                                6311.                   3.06  10423.  -4112.</w:t>
+      </w:r>
+      <w:r>
+        <w:br/>
+      </w:r>
+      <w:r>
+        <w:rPr>
+          <w:rStyle w:val="VerbatimChar"/>
+        </w:rPr>
+        <w:t xml:space="preserve"> 4 4                               18643.                   1.83  21601.  -2958.</w:t>
+      </w:r>
+      <w:r>
+        <w:br/>
+      </w:r>
+      <w:r>
+        <w:rPr>
+          <w:rStyle w:val="VerbatimChar"/>
+        </w:rPr>
+        <w:t xml:space="preserve"> 5 5                               16863.                   1.31  26342.  -9479.</w:t>
+      </w:r>
+      <w:r>
+        <w:br/>
+      </w:r>
+      <w:r>
+        <w:rPr>
+          <w:rStyle w:val="VerbatimChar"/>
+        </w:rPr>
+        <w:t xml:space="preserve"> 6 6                                3884.                   2.28  17500. -13616.</w:t>
+      </w:r>
+      <w:r>
+        <w:br/>
+      </w:r>
+      <w:r>
+        <w:rPr>
+          <w:rStyle w:val="VerbatimChar"/>
+        </w:rPr>
+        <w:t xml:space="preserve"> 7 7                               13295.                   1.34  26053. -12757.</w:t>
+      </w:r>
+      <w:r>
+        <w:br/>
+      </w:r>
+      <w:r>
+        <w:rPr>
+          <w:rStyle w:val="VerbatimChar"/>
+        </w:rPr>
+        <w:t xml:space="preserve"> 8 8                               10128.                   1.37  25803. -15675.</w:t>
+      </w:r>
+      <w:r>
+        <w:br/>
+      </w:r>
+      <w:r>
+        <w:rPr>
+          <w:rStyle w:val="VerbatimChar"/>
+        </w:rPr>
+        <w:t xml:space="preserve"> 9 9                               10242.                   1.36  25850. -15608.</w:t>
+      </w:r>
+      <w:r>
+        <w:br/>
+      </w:r>
+      <w:r>
+        <w:rPr>
+          <w:rStyle w:val="VerbatimChar"/>
+        </w:rPr>
+        <w:t xml:space="preserve">10 10                              37748.                   1.35  25938.  11809.</w:t>
+      </w:r>
+      <w:r>
+        <w:br/>
+      </w:r>
+      <w:r>
+        <w:rPr>
+          <w:rStyle w:val="VerbatimChar"/>
+        </w:rPr>
+        <w:t xml:space="preserve"># ℹ 235 more rows</w:t>
+      </w:r>
+      <w:r>
+        <w:br/>
+      </w:r>
+      <w:r>
+        <w:rPr>
+          <w:rStyle w:val="VerbatimChar"/>
+        </w:rPr>
+        <w:t xml:space="preserve"># ℹ abbreviated names: ¹​`GDP per capita (constant 2015 US$)`,</w:t>
+      </w:r>
+      <w:r>
+        <w:br/>
+      </w:r>
+      <w:r>
+        <w:rPr>
+          <w:rStyle w:val="VerbatimChar"/>
+        </w:rPr>
+        <w:t xml:space="preserve">#   ²​`Fertility rate, total (births per woman)`</w:t>
+      </w:r>
+      <w:r>
+        <w:br/>
+      </w:r>
+      <w:r>
+        <w:rPr>
+          <w:rStyle w:val="VerbatimChar"/>
+        </w:rPr>
+        <w:t xml:space="preserve"># ℹ 4 more variables: .hat &lt;dbl&gt;, .sigma &lt;dbl&gt;, .cooksd &lt;dbl&gt;, .std.resid &lt;dbl&gt;</w:t>
+      </w:r>
+    </w:p>
+    <w:p>
+      <w:pPr>
+        <w:pStyle w:val="SourceCode"/>
+      </w:pPr>
+      <w:r>
+        <w:rPr>
+          <w:rStyle w:val="CommentTok"/>
+        </w:rPr>
+        <w:t xml:space="preserve"># a grouped example</w:t>
+      </w:r>
+      <w:r>
+        <w:br/>
+      </w:r>
+      <w:r>
+        <w:br/>
+      </w:r>
+      <w:r>
+        <w:rPr>
+          <w:rStyle w:val="NormalTok"/>
+        </w:rPr>
+        <w:t xml:space="preserve">regressions </w:t>
       </w:r>
       <w:r>
         <w:rPr>
@@ -8054,8 +8627,140 @@
       </w:r>
       <w:r>
         <w:rPr>
+          <w:rStyle w:val="NormalTok"/>
+        </w:rPr>
+        <w:t xml:space="preserve"> gender_data2024wide </w:t>
+      </w:r>
+      <w:r>
+        <w:rPr>
+          <w:rStyle w:val="SpecialCharTok"/>
+        </w:rPr>
+        <w:t xml:space="preserve">|&gt;</w:t>
+      </w:r>
+      <w:r>
+        <w:br/>
+      </w:r>
+      <w:r>
+        <w:rPr>
+          <w:rStyle w:val="NormalTok"/>
+        </w:rPr>
+        <w:t xml:space="preserve">  </w:t>
+      </w:r>
+      <w:r>
+        <w:rPr>
           <w:rStyle w:val="FunctionTok"/>
         </w:rPr>
+        <w:t xml:space="preserve">group_by</w:t>
+      </w:r>
+      <w:r>
+        <w:rPr>
+          <w:rStyle w:val="NormalTok"/>
+        </w:rPr>
+        <w:t xml:space="preserve">(hi_ratio) </w:t>
+      </w:r>
+      <w:r>
+        <w:rPr>
+          <w:rStyle w:val="SpecialCharTok"/>
+        </w:rPr>
+        <w:t xml:space="preserve">|&gt;</w:t>
+      </w:r>
+      <w:r>
+        <w:br/>
+      </w:r>
+      <w:r>
+        <w:rPr>
+          <w:rStyle w:val="NormalTok"/>
+        </w:rPr>
+        <w:t xml:space="preserve">  </w:t>
+      </w:r>
+      <w:r>
+        <w:rPr>
+          <w:rStyle w:val="FunctionTok"/>
+        </w:rPr>
+        <w:t xml:space="preserve">nest</w:t>
+      </w:r>
+      <w:r>
+        <w:rPr>
+          <w:rStyle w:val="NormalTok"/>
+        </w:rPr>
+        <w:t xml:space="preserve">() </w:t>
+      </w:r>
+      <w:r>
+        <w:rPr>
+          <w:rStyle w:val="SpecialCharTok"/>
+        </w:rPr>
+        <w:t xml:space="preserve">|&gt;</w:t>
+      </w:r>
+      <w:r>
+        <w:br/>
+      </w:r>
+      <w:r>
+        <w:rPr>
+          <w:rStyle w:val="NormalTok"/>
+        </w:rPr>
+        <w:t xml:space="preserve">  </w:t>
+      </w:r>
+      <w:r>
+        <w:rPr>
+          <w:rStyle w:val="FunctionTok"/>
+        </w:rPr>
+        <w:t xml:space="preserve">mutate</w:t>
+      </w:r>
+      <w:r>
+        <w:rPr>
+          <w:rStyle w:val="NormalTok"/>
+        </w:rPr>
+        <w:t xml:space="preserve">(</w:t>
+      </w:r>
+      <w:r>
+        <w:br/>
+      </w:r>
+      <w:r>
+        <w:rPr>
+          <w:rStyle w:val="NormalTok"/>
+        </w:rPr>
+        <w:t xml:space="preserve">    </w:t>
+      </w:r>
+      <w:r>
+        <w:rPr>
+          <w:rStyle w:val="AttributeTok"/>
+        </w:rPr>
+        <w:t xml:space="preserve">fit =</w:t>
+      </w:r>
+      <w:r>
+        <w:rPr>
+          <w:rStyle w:val="NormalTok"/>
+        </w:rPr>
+        <w:t xml:space="preserve"> </w:t>
+      </w:r>
+      <w:r>
+        <w:rPr>
+          <w:rStyle w:val="FunctionTok"/>
+        </w:rPr>
+        <w:t xml:space="preserve">map</w:t>
+      </w:r>
+      <w:r>
+        <w:rPr>
+          <w:rStyle w:val="NormalTok"/>
+        </w:rPr>
+        <w:t xml:space="preserve">(data, </w:t>
+      </w:r>
+      <w:r>
+        <w:rPr>
+          <w:rStyle w:val="SpecialCharTok"/>
+        </w:rPr>
+        <w:t xml:space="preserve">~</w:t>
+      </w:r>
+      <w:r>
+        <w:rPr>
+          <w:rStyle w:val="NormalTok"/>
+        </w:rPr>
+        <w:t xml:space="preserve"> </w:t>
+      </w:r>
+      <w:r>
+        <w:rPr>
+          <w:rStyle w:val="FunctionTok"/>
+        </w:rPr>
         <w:t xml:space="preserve">lm</w:t>
       </w:r>
       <w:r>
@@ -8110,7 +8815,909 @@
         <w:rPr>
           <w:rStyle w:val="NormalTok"/>
         </w:rPr>
-        <w:t xml:space="preserve">, gender_data2023wide)</w:t>
+        <w:t xml:space="preserve">, </w:t>
+      </w:r>
+      <w:r>
+        <w:rPr>
+          <w:rStyle w:val="AttributeTok"/>
+        </w:rPr>
+        <w:t xml:space="preserve">data=</w:t>
+      </w:r>
+      <w:r>
+        <w:rPr>
+          <w:rStyle w:val="NormalTok"/>
+        </w:rPr>
+        <w:t xml:space="preserve">.x,)),</w:t>
+      </w:r>
+      <w:r>
+        <w:br/>
+      </w:r>
+      <w:r>
+        <w:rPr>
+          <w:rStyle w:val="NormalTok"/>
+        </w:rPr>
+        <w:t xml:space="preserve">    </w:t>
+      </w:r>
+      <w:r>
+        <w:rPr>
+          <w:rStyle w:val="AttributeTok"/>
+        </w:rPr>
+        <w:t xml:space="preserve">tidied =</w:t>
+      </w:r>
+      <w:r>
+        <w:rPr>
+          <w:rStyle w:val="NormalTok"/>
+        </w:rPr>
+        <w:t xml:space="preserve"> </w:t>
+      </w:r>
+      <w:r>
+        <w:rPr>
+          <w:rStyle w:val="FunctionTok"/>
+        </w:rPr>
+        <w:t xml:space="preserve">map</w:t>
+      </w:r>
+      <w:r>
+        <w:rPr>
+          <w:rStyle w:val="NormalTok"/>
+        </w:rPr>
+        <w:t xml:space="preserve">(fit, tidy),</w:t>
+      </w:r>
+      <w:r>
+        <w:br/>
+      </w:r>
+      <w:r>
+        <w:rPr>
+          <w:rStyle w:val="NormalTok"/>
+        </w:rPr>
+        <w:t xml:space="preserve">    </w:t>
+      </w:r>
+      <w:r>
+        <w:rPr>
+          <w:rStyle w:val="AttributeTok"/>
+        </w:rPr>
+        <w:t xml:space="preserve">glanced =</w:t>
+      </w:r>
+      <w:r>
+        <w:rPr>
+          <w:rStyle w:val="NormalTok"/>
+        </w:rPr>
+        <w:t xml:space="preserve"> </w:t>
+      </w:r>
+      <w:r>
+        <w:rPr>
+          <w:rStyle w:val="FunctionTok"/>
+        </w:rPr>
+        <w:t xml:space="preserve">map</w:t>
+      </w:r>
+      <w:r>
+        <w:rPr>
+          <w:rStyle w:val="NormalTok"/>
+        </w:rPr>
+        <w:t xml:space="preserve">(fit, glance),</w:t>
+      </w:r>
+      <w:r>
+        <w:br/>
+      </w:r>
+      <w:r>
+        <w:rPr>
+          <w:rStyle w:val="NormalTok"/>
+        </w:rPr>
+        <w:t xml:space="preserve">    </w:t>
+      </w:r>
+      <w:r>
+        <w:rPr>
+          <w:rStyle w:val="AttributeTok"/>
+        </w:rPr>
+        <w:t xml:space="preserve">augmented =</w:t>
+      </w:r>
+      <w:r>
+        <w:rPr>
+          <w:rStyle w:val="NormalTok"/>
+        </w:rPr>
+        <w:t xml:space="preserve"> </w:t>
+      </w:r>
+      <w:r>
+        <w:rPr>
+          <w:rStyle w:val="FunctionTok"/>
+        </w:rPr>
+        <w:t xml:space="preserve">map</w:t>
+      </w:r>
+      <w:r>
+        <w:rPr>
+          <w:rStyle w:val="NormalTok"/>
+        </w:rPr>
+        <w:t xml:space="preserve">(fit, augment)</w:t>
+      </w:r>
+      <w:r>
+        <w:br/>
+      </w:r>
+      <w:r>
+        <w:rPr>
+          <w:rStyle w:val="NormalTok"/>
+        </w:rPr>
+        <w:t xml:space="preserve">  )</w:t>
+      </w:r>
+      <w:r>
+        <w:br/>
+      </w:r>
+      <w:r>
+        <w:br/>
+      </w:r>
+      <w:r>
+        <w:rPr>
+          <w:rStyle w:val="NormalTok"/>
+        </w:rPr>
+        <w:t xml:space="preserve">regressions </w:t>
+      </w:r>
+      <w:r>
+        <w:rPr>
+          <w:rStyle w:val="SpecialCharTok"/>
+        </w:rPr>
+        <w:t xml:space="preserve">|&gt;</w:t>
+      </w:r>
+      <w:r>
+        <w:br/>
+      </w:r>
+      <w:r>
+        <w:rPr>
+          <w:rStyle w:val="NormalTok"/>
+        </w:rPr>
+        <w:t xml:space="preserve">  </w:t>
+      </w:r>
+      <w:r>
+        <w:rPr>
+          <w:rStyle w:val="FunctionTok"/>
+        </w:rPr>
+        <w:t xml:space="preserve">unnest</w:t>
+      </w:r>
+      <w:r>
+        <w:rPr>
+          <w:rStyle w:val="NormalTok"/>
+        </w:rPr>
+        <w:t xml:space="preserve">(tidied)</w:t>
+      </w:r>
+    </w:p>
+    <w:p>
+      <w:pPr>
+        <w:pStyle w:val="SourceCode"/>
+      </w:pPr>
+      <w:r>
+        <w:rPr>
+          <w:rStyle w:val="VerbatimChar"/>
+        </w:rPr>
+        <w:t xml:space="preserve"># A tibble: 4 × 10</w:t>
+      </w:r>
+      <w:r>
+        <w:br/>
+      </w:r>
+      <w:r>
+        <w:rPr>
+          <w:rStyle w:val="VerbatimChar"/>
+        </w:rPr>
+        <w:t xml:space="preserve"># Groups:   hi_ratio [2]</w:t>
+      </w:r>
+      <w:r>
+        <w:br/>
+      </w:r>
+      <w:r>
+        <w:rPr>
+          <w:rStyle w:val="VerbatimChar"/>
+        </w:rPr>
+        <w:t xml:space="preserve">  hi_ratio data     fit    term   estimate std.error statistic  p.value glanced </w:t>
+      </w:r>
+      <w:r>
+        <w:br/>
+      </w:r>
+      <w:r>
+        <w:rPr>
+          <w:rStyle w:val="VerbatimChar"/>
+        </w:rPr>
+        <w:t xml:space="preserve">  &lt;lgl&gt;    &lt;list&gt;   &lt;list&gt; &lt;chr&gt;     &lt;dbl&gt;     &lt;dbl&gt;     &lt;dbl&gt;    &lt;dbl&gt; &lt;list&gt;  </w:t>
+      </w:r>
+      <w:r>
+        <w:br/>
+      </w:r>
+      <w:r>
+        <w:rPr>
+          <w:rStyle w:val="VerbatimChar"/>
+        </w:rPr>
+        <w:t xml:space="preserve">1 FALSE    &lt;tibble&gt; &lt;lm&gt;   (Inte…    8951.      508.    17.6   2.96e-38 &lt;tibble&gt;</w:t>
+      </w:r>
+      <w:r>
+        <w:br/>
+      </w:r>
+      <w:r>
+        <w:rPr>
+          <w:rStyle w:val="VerbatimChar"/>
+        </w:rPr>
+        <w:t xml:space="preserve">2 FALSE    &lt;tibble&gt; &lt;lm&gt;   `Fert…   -1690.      160.   -10.6   7.60e-20 &lt;tibble&gt;</w:t>
+      </w:r>
+      <w:r>
+        <w:br/>
+      </w:r>
+      <w:r>
+        <w:rPr>
+          <w:rStyle w:val="VerbatimChar"/>
+        </w:rPr>
+        <w:t xml:space="preserve">3 TRUE     &lt;tibble&gt; &lt;lm&gt;   (Inte…   30537.    14418.     2.12  3.69e- 2 &lt;tibble&gt;</w:t>
+      </w:r>
+      <w:r>
+        <w:br/>
+      </w:r>
+      <w:r>
+        <w:rPr>
+          <w:rStyle w:val="VerbatimChar"/>
+        </w:rPr>
+        <w:t xml:space="preserve">4 TRUE     &lt;tibble&gt; &lt;lm&gt;   `Fert…    4208.     9554.     0.440 6.61e- 1 &lt;tibble&gt;</w:t>
+      </w:r>
+      <w:r>
+        <w:br/>
+      </w:r>
+      <w:r>
+        <w:rPr>
+          <w:rStyle w:val="VerbatimChar"/>
+        </w:rPr>
+        <w:t xml:space="preserve"># ℹ 1 more variable: augmented &lt;list&gt;</w:t>
+      </w:r>
+    </w:p>
+    <w:p>
+      <w:pPr>
+        <w:pStyle w:val="SourceCode"/>
+      </w:pPr>
+      <w:r>
+        <w:rPr>
+          <w:rStyle w:val="NormalTok"/>
+        </w:rPr>
+        <w:t xml:space="preserve">regressions </w:t>
+      </w:r>
+      <w:r>
+        <w:rPr>
+          <w:rStyle w:val="SpecialCharTok"/>
+        </w:rPr>
+        <w:t xml:space="preserve">|&gt;</w:t>
+      </w:r>
+      <w:r>
+        <w:br/>
+      </w:r>
+      <w:r>
+        <w:rPr>
+          <w:rStyle w:val="NormalTok"/>
+        </w:rPr>
+        <w:t xml:space="preserve">  </w:t>
+      </w:r>
+      <w:r>
+        <w:rPr>
+          <w:rStyle w:val="FunctionTok"/>
+        </w:rPr>
+        <w:t xml:space="preserve">unnest</w:t>
+      </w:r>
+      <w:r>
+        <w:rPr>
+          <w:rStyle w:val="NormalTok"/>
+        </w:rPr>
+        <w:t xml:space="preserve">(glanced)</w:t>
+      </w:r>
+    </w:p>
+    <w:p>
+      <w:pPr>
+        <w:pStyle w:val="SourceCode"/>
+      </w:pPr>
+      <w:r>
+        <w:rPr>
+          <w:rStyle w:val="VerbatimChar"/>
+        </w:rPr>
+        <w:t xml:space="preserve"># A tibble: 2 × 17</w:t>
+      </w:r>
+      <w:r>
+        <w:br/>
+      </w:r>
+      <w:r>
+        <w:rPr>
+          <w:rStyle w:val="VerbatimChar"/>
+        </w:rPr>
+        <w:t xml:space="preserve"># Groups:   hi_ratio [2]</w:t>
+      </w:r>
+      <w:r>
+        <w:br/>
+      </w:r>
+      <w:r>
+        <w:rPr>
+          <w:rStyle w:val="VerbatimChar"/>
+        </w:rPr>
+        <w:t xml:space="preserve">  hi_ratio data     fit    tidied   r.squared adj.r.squared  sigma statistic</w:t>
+      </w:r>
+      <w:r>
+        <w:br/>
+      </w:r>
+      <w:r>
+        <w:rPr>
+          <w:rStyle w:val="VerbatimChar"/>
+        </w:rPr>
+        <w:t xml:space="preserve">  &lt;lgl&gt;    &lt;list&gt;   &lt;list&gt; &lt;list&gt;       &lt;dbl&gt;         &lt;dbl&gt;  &lt;dbl&gt;     &lt;dbl&gt;</w:t>
+      </w:r>
+      <w:r>
+        <w:br/>
+      </w:r>
+      <w:r>
+        <w:rPr>
+          <w:rStyle w:val="VerbatimChar"/>
+        </w:rPr>
+        <w:t xml:space="preserve">1 FALSE    &lt;tibble&gt; &lt;lm&gt;   &lt;tibble&gt;   0.429         0.425    2280.   112.   </w:t>
+      </w:r>
+      <w:r>
+        <w:br/>
+      </w:r>
+      <w:r>
+        <w:rPr>
+          <w:rStyle w:val="VerbatimChar"/>
+        </w:rPr>
+        <w:t xml:space="preserve">2 TRUE     &lt;tibble&gt; &lt;lm&gt;   &lt;tibble&gt;   0.00210      -0.00874 31882.     0.194</w:t>
+      </w:r>
+      <w:r>
+        <w:br/>
+      </w:r>
+      <w:r>
+        <w:rPr>
+          <w:rStyle w:val="VerbatimChar"/>
+        </w:rPr>
+        <w:t xml:space="preserve"># ℹ 9 more variables: p.value &lt;dbl&gt;, df &lt;dbl&gt;, logLik &lt;dbl&gt;, AIC &lt;dbl&gt;,</w:t>
+      </w:r>
+      <w:r>
+        <w:br/>
+      </w:r>
+      <w:r>
+        <w:rPr>
+          <w:rStyle w:val="VerbatimChar"/>
+        </w:rPr>
+        <w:t xml:space="preserve">#   BIC &lt;dbl&gt;, deviance &lt;dbl&gt;, df.residual &lt;int&gt;, nobs &lt;int&gt;, augmented &lt;list&gt;</w:t>
+      </w:r>
+    </w:p>
+    <w:p>
+      <w:pPr>
+        <w:pStyle w:val="SourceCode"/>
+      </w:pPr>
+      <w:r>
+        <w:rPr>
+          <w:rStyle w:val="NormalTok"/>
+        </w:rPr>
+        <w:t xml:space="preserve">regressions </w:t>
+      </w:r>
+      <w:r>
+        <w:rPr>
+          <w:rStyle w:val="SpecialCharTok"/>
+        </w:rPr>
+        <w:t xml:space="preserve">|&gt;</w:t>
+      </w:r>
+      <w:r>
+        <w:br/>
+      </w:r>
+      <w:r>
+        <w:rPr>
+          <w:rStyle w:val="NormalTok"/>
+        </w:rPr>
+        <w:t xml:space="preserve">  </w:t>
+      </w:r>
+      <w:r>
+        <w:rPr>
+          <w:rStyle w:val="FunctionTok"/>
+        </w:rPr>
+        <w:t xml:space="preserve">unnest</w:t>
+      </w:r>
+      <w:r>
+        <w:rPr>
+          <w:rStyle w:val="NormalTok"/>
+        </w:rPr>
+        <w:t xml:space="preserve">(augmented)</w:t>
+      </w:r>
+    </w:p>
+    <w:p>
+      <w:pPr>
+        <w:pStyle w:val="SourceCode"/>
+      </w:pPr>
+      <w:r>
+        <w:rPr>
+          <w:rStyle w:val="VerbatimChar"/>
+        </w:rPr>
+        <w:t xml:space="preserve"># A tibble: 245 × 14</w:t>
+      </w:r>
+      <w:r>
+        <w:br/>
+      </w:r>
+      <w:r>
+        <w:rPr>
+          <w:rStyle w:val="VerbatimChar"/>
+        </w:rPr>
+        <w:t xml:space="preserve"># Groups:   hi_ratio [2]</w:t>
+      </w:r>
+      <w:r>
+        <w:br/>
+      </w:r>
+      <w:r>
+        <w:rPr>
+          <w:rStyle w:val="VerbatimChar"/>
+        </w:rPr>
+        <w:t xml:space="preserve">   hi_ratio data     fit    tidied           glanced  GDP per capita (constant…¹</w:t>
+      </w:r>
+      <w:r>
+        <w:br/>
+      </w:r>
+      <w:r>
+        <w:rPr>
+          <w:rStyle w:val="VerbatimChar"/>
+        </w:rPr>
+        <w:t xml:space="preserve">   &lt;lgl&gt;    &lt;list&gt;   &lt;list&gt; &lt;list&gt;           &lt;list&gt;                        &lt;dbl&gt;</w:t>
+      </w:r>
+      <w:r>
+        <w:br/>
+      </w:r>
+      <w:r>
+        <w:rPr>
+          <w:rStyle w:val="VerbatimChar"/>
+        </w:rPr>
+        <w:t xml:space="preserve"> 1 FALSE    &lt;tibble&gt; &lt;lm&gt;   &lt;tibble [2 × 5]&gt; &lt;tibble&gt;                      1433.</w:t>
+      </w:r>
+      <w:r>
+        <w:br/>
+      </w:r>
+      <w:r>
+        <w:rPr>
+          <w:rStyle w:val="VerbatimChar"/>
+        </w:rPr>
+        <w:t xml:space="preserve"> 2 FALSE    &lt;tibble&gt; &lt;lm&gt;   &lt;tibble [2 × 5]&gt; &lt;tibble&gt;                      1820.</w:t>
+      </w:r>
+      <w:r>
+        <w:br/>
+      </w:r>
+      <w:r>
+        <w:rPr>
+          <w:rStyle w:val="VerbatimChar"/>
+        </w:rPr>
+        <w:t xml:space="preserve"> 3 FALSE    &lt;tibble&gt; &lt;lm&gt;   &lt;tibble [2 × 5]&gt; &lt;tibble&gt;                      6311.</w:t>
+      </w:r>
+      <w:r>
+        <w:br/>
+      </w:r>
+      <w:r>
+        <w:rPr>
+          <w:rStyle w:val="VerbatimChar"/>
+        </w:rPr>
+        <w:t xml:space="preserve"> 4 FALSE    &lt;tibble&gt; &lt;lm&gt;   &lt;tibble [2 × 5]&gt; &lt;tibble&gt;                      3884.</w:t>
+      </w:r>
+      <w:r>
+        <w:br/>
+      </w:r>
+      <w:r>
+        <w:rPr>
+          <w:rStyle w:val="VerbatimChar"/>
+        </w:rPr>
+        <w:t xml:space="preserve"> 5 FALSE    &lt;tibble&gt; &lt;lm&gt;   &lt;tibble [2 × 5]&gt; &lt;tibble&gt;                     10128.</w:t>
+      </w:r>
+      <w:r>
+        <w:br/>
+      </w:r>
+      <w:r>
+        <w:rPr>
+          <w:rStyle w:val="VerbatimChar"/>
+        </w:rPr>
+        <w:t xml:space="preserve"> 6 FALSE    &lt;tibble&gt; &lt;lm&gt;   &lt;tibble [2 × 5]&gt; &lt;tibble&gt;                     10242.</w:t>
+      </w:r>
+      <w:r>
+        <w:br/>
+      </w:r>
+      <w:r>
+        <w:rPr>
+          <w:rStyle w:val="VerbatimChar"/>
+        </w:rPr>
+        <w:t xml:space="preserve"> 7 FALSE    &lt;tibble&gt; &lt;lm&gt;   &lt;tibble [2 × 5]&gt; &lt;tibble&gt;                      8719.</w:t>
+      </w:r>
+      <w:r>
+        <w:br/>
+      </w:r>
+      <w:r>
+        <w:rPr>
+          <w:rStyle w:val="VerbatimChar"/>
+        </w:rPr>
+        <w:t xml:space="preserve"> 8 FALSE    &lt;tibble&gt; &lt;lm&gt;   &lt;tibble [2 × 5]&gt; &lt;tibble&gt;                      1016.</w:t>
+      </w:r>
+      <w:r>
+        <w:br/>
+      </w:r>
+      <w:r>
+        <w:rPr>
+          <w:rStyle w:val="VerbatimChar"/>
+        </w:rPr>
+        <w:t xml:space="preserve"> 9 FALSE    &lt;tibble&gt; &lt;lm&gt;   &lt;tibble [2 × 5]&gt; &lt;tibble&gt;                      7516.</w:t>
+      </w:r>
+      <w:r>
+        <w:br/>
+      </w:r>
+      <w:r>
+        <w:rPr>
+          <w:rStyle w:val="VerbatimChar"/>
+        </w:rPr>
+        <w:t xml:space="preserve">10 FALSE    &lt;tibble&gt; &lt;lm&gt;   &lt;tibble [2 × 5]&gt; &lt;tibble&gt;                      5826.</w:t>
+      </w:r>
+      <w:r>
+        <w:br/>
+      </w:r>
+      <w:r>
+        <w:rPr>
+          <w:rStyle w:val="VerbatimChar"/>
+        </w:rPr>
+        <w:t xml:space="preserve"># ℹ 235 more rows</w:t>
+      </w:r>
+      <w:r>
+        <w:br/>
+      </w:r>
+      <w:r>
+        <w:rPr>
+          <w:rStyle w:val="VerbatimChar"/>
+        </w:rPr>
+        <w:t xml:space="preserve"># ℹ abbreviated name: ¹​`GDP per capita (constant 2015 US$)`</w:t>
+      </w:r>
+      <w:r>
+        <w:br/>
+      </w:r>
+      <w:r>
+        <w:rPr>
+          <w:rStyle w:val="VerbatimChar"/>
+        </w:rPr>
+        <w:t xml:space="preserve"># ℹ 8 more variables: `Fertility rate, total (births per woman)` &lt;dbl&gt;,</w:t>
+      </w:r>
+      <w:r>
+        <w:br/>
+      </w:r>
+      <w:r>
+        <w:rPr>
+          <w:rStyle w:val="VerbatimChar"/>
+        </w:rPr>
+        <w:t xml:space="preserve">#   .fitted &lt;dbl&gt;, .resid &lt;dbl&gt;, .hat &lt;dbl&gt;, .sigma &lt;dbl&gt;, .cooksd &lt;dbl&gt;,</w:t>
+      </w:r>
+      <w:r>
+        <w:br/>
+      </w:r>
+      <w:r>
+        <w:rPr>
+          <w:rStyle w:val="VerbatimChar"/>
+        </w:rPr>
+        <w:t xml:space="preserve">#   .std.resid &lt;dbl&gt;, .rownames &lt;chr&gt;</w:t>
+      </w:r>
+    </w:p>
+    <w:bookmarkEnd w:id="94"/>
+    <w:bookmarkStart w:id="101" w:name="X4e1b268fced4eec3d71abf7336123e956d7574d"/>
+    <w:p>
+      <w:pPr>
+        <w:pStyle w:val="Heading1"/>
+      </w:pPr>
+      <w:r>
+        <w:t xml:space="preserve">10. Using Python in RStudio, regression example</w:t>
+      </w:r>
+    </w:p>
+    <w:p>
+      <w:pPr>
+        <w:pStyle w:val="FirstParagraph"/>
+      </w:pPr>
+      <w:r>
+        <w:t xml:space="preserve">We will be giving a flavor of the Python approach to these problems, without going in depth. Python is covered in other workshops in greater detail.</w:t>
+      </w:r>
+    </w:p>
+    <w:p>
+      <w:pPr>
+        <w:pStyle w:val="BodyText"/>
+      </w:pPr>
+      <w:r>
+        <w:t xml:space="preserve">Running Python in RStudio requires the</w:t>
+      </w:r>
+      <w:r>
+        <w:t xml:space="preserve"> </w:t>
+      </w:r>
+      <w:r>
+        <w:rPr>
+          <w:i/>
+          <w:iCs/>
+        </w:rPr>
+        <w:t xml:space="preserve">reticulate</w:t>
+      </w:r>
+      <w:r>
+        <w:t xml:space="preserve"> </w:t>
+      </w:r>
+      <w:r>
+        <w:t xml:space="preserve">package. Your Python installation should also have</w:t>
+      </w:r>
+      <w:r>
+        <w:t xml:space="preserve"> </w:t>
+      </w:r>
+      <w:r>
+        <w:rPr>
+          <w:i/>
+          <w:iCs/>
+        </w:rPr>
+        <w:t xml:space="preserve">numpy</w:t>
+      </w:r>
+      <w:r>
+        <w:t xml:space="preserve"> </w:t>
+      </w:r>
+      <w:r>
+        <w:t xml:space="preserve">and</w:t>
+      </w:r>
+      <w:r>
+        <w:t xml:space="preserve"> </w:t>
+      </w:r>
+      <w:r>
+        <w:rPr>
+          <w:i/>
+          <w:iCs/>
+        </w:rPr>
+        <w:t xml:space="preserve">scipy</w:t>
+      </w:r>
+      <w:r>
+        <w:t xml:space="preserve"> </w:t>
+      </w:r>
+      <w:r>
+        <w:t xml:space="preserve">installed. Python will not have direct access to the R data structures, so we use a simplified example here from</w:t>
+      </w:r>
+      <w:r>
+        <w:t xml:space="preserve"> </w:t>
+      </w:r>
+      <w:hyperlink r:id="rId95">
+        <w:r>
+          <w:rPr>
+            <w:rStyle w:val="Hyperlink"/>
+          </w:rPr>
+          <w:t xml:space="preserve">Builtin.com</w:t>
+        </w:r>
+      </w:hyperlink>
+    </w:p>
+    <w:p>
+      <w:pPr>
+        <w:pStyle w:val="BodyText"/>
+      </w:pPr>
+      <w:r>
+        <w:t xml:space="preserve">How to pass data from R to Python and vice-versa is described in this</w:t>
+      </w:r>
+      <w:r>
+        <w:t xml:space="preserve"> </w:t>
+      </w:r>
+      <w:hyperlink r:id="rId96">
+        <w:r>
+          <w:rPr>
+            <w:rStyle w:val="Hyperlink"/>
+          </w:rPr>
+          <w:t xml:space="preserve">blog post by Dima Diachkov</w:t>
+        </w:r>
+      </w:hyperlink>
+    </w:p>
+    <w:p>
+      <w:pPr>
+        <w:pStyle w:val="BodyText"/>
+      </w:pPr>
+      <w:r>
+        <w:t xml:space="preserve">Note that our code chunk is labeled Python. For more</w:t>
+      </w:r>
+      <w:r>
+        <w:t xml:space="preserve"> </w:t>
+      </w:r>
+      <w:r>
+        <w:rPr>
+          <w:i/>
+          <w:iCs/>
+        </w:rPr>
+        <w:t xml:space="preserve">reticulate</w:t>
+      </w:r>
+      <w:r>
+        <w:t xml:space="preserve"> </w:t>
+      </w:r>
+      <w:r>
+        <w:t xml:space="preserve">package, see</w:t>
+      </w:r>
+      <w:r>
+        <w:t xml:space="preserve"> </w:t>
+      </w:r>
+      <w:hyperlink r:id="rId97">
+        <w:r>
+          <w:rPr>
+            <w:rStyle w:val="Hyperlink"/>
+          </w:rPr>
+          <w:t xml:space="preserve">this post</w:t>
+        </w:r>
+      </w:hyperlink>
+    </w:p>
+    <w:p>
+      <w:pPr>
+        <w:pStyle w:val="BodyText"/>
+      </w:pPr>
+      <w:r>
+        <w:t xml:space="preserve">Also note that it is also possible to invoke R from a Python environment using</w:t>
+      </w:r>
+      <w:r>
+        <w:t xml:space="preserve"> </w:t>
+      </w:r>
+      <w:hyperlink r:id="rId98">
+        <w:r>
+          <w:rPr>
+            <w:rStyle w:val="Hyperlink"/>
+          </w:rPr>
+          <w:t xml:space="preserve">rpy2</w:t>
+        </w:r>
+      </w:hyperlink>
+    </w:p>
+    <w:p>
+      <w:pPr>
+        <w:pStyle w:val="BodyText"/>
+      </w:pPr>
+      <w:r>
+        <w:t xml:space="preserve">We will give a quick look at regression in Python, via the</w:t>
+      </w:r>
+      <w:r>
+        <w:t xml:space="preserve"> </w:t>
+      </w:r>
+      <w:hyperlink r:id="rId99">
+        <w:r>
+          <w:rPr>
+            <w:rStyle w:val="Hyperlink"/>
+          </w:rPr>
+          <w:t xml:space="preserve">scikit-learn package</w:t>
+        </w:r>
+      </w:hyperlink>
+      <w:r>
+        <w:t xml:space="preserve"> </w:t>
+      </w:r>
+      <w:r>
+        <w:t xml:space="preserve">which provides Linear Regression and many other machine learning techniques. The</w:t>
+      </w:r>
+      <w:r>
+        <w:t xml:space="preserve"> </w:t>
+      </w:r>
+      <w:hyperlink r:id="rId100">
+        <w:r>
+          <w:rPr>
+            <w:rStyle w:val="Hyperlink"/>
+          </w:rPr>
+          <w:t xml:space="preserve">statsmodels</w:t>
+        </w:r>
+      </w:hyperlink>
+      <w:r>
+        <w:t xml:space="preserve"> </w:t>
+      </w:r>
+      <w:r>
+        <w:t xml:space="preserve">package provides detailed regression output.</w:t>
+      </w:r>
+    </w:p>
+    <w:p>
+      <w:pPr>
+        <w:pStyle w:val="SourceCode"/>
+      </w:pPr>
+      <w:r>
+        <w:rPr>
+          <w:rStyle w:val="ImportTok"/>
+        </w:rPr>
+        <w:t xml:space="preserve">import</w:t>
+      </w:r>
+      <w:r>
+        <w:rPr>
+          <w:rStyle w:val="NormalTok"/>
+        </w:rPr>
+        <w:t xml:space="preserve"> numpy </w:t>
+      </w:r>
+      <w:r>
+        <w:rPr>
+          <w:rStyle w:val="ImportTok"/>
+        </w:rPr>
+        <w:t xml:space="preserve">as</w:t>
+      </w:r>
+      <w:r>
+        <w:rPr>
+          <w:rStyle w:val="NormalTok"/>
+        </w:rPr>
+        <w:t xml:space="preserve"> np</w:t>
+      </w:r>
+      <w:r>
+        <w:br/>
+      </w:r>
+      <w:r>
+        <w:rPr>
+          <w:rStyle w:val="ImportTok"/>
+        </w:rPr>
+        <w:t xml:space="preserve">import</w:t>
+      </w:r>
+      <w:r>
+        <w:rPr>
+          <w:rStyle w:val="NormalTok"/>
+        </w:rPr>
+        <w:t xml:space="preserve"> pandas </w:t>
+      </w:r>
+      <w:r>
+        <w:rPr>
+          <w:rStyle w:val="ImportTok"/>
+        </w:rPr>
+        <w:t xml:space="preserve">as</w:t>
+      </w:r>
+      <w:r>
+        <w:rPr>
+          <w:rStyle w:val="NormalTok"/>
+        </w:rPr>
+        <w:t xml:space="preserve"> pd</w:t>
+      </w:r>
+      <w:r>
+        <w:br/>
+      </w:r>
+      <w:r>
+        <w:rPr>
+          <w:rStyle w:val="ImportTok"/>
+        </w:rPr>
+        <w:t xml:space="preserve">from</w:t>
+      </w:r>
+      <w:r>
+        <w:rPr>
+          <w:rStyle w:val="NormalTok"/>
+        </w:rPr>
+        <w:t xml:space="preserve"> scipy </w:t>
+      </w:r>
+      <w:r>
+        <w:rPr>
+          <w:rStyle w:val="ImportTok"/>
+        </w:rPr>
+        <w:t xml:space="preserve">import</w:t>
+      </w:r>
+      <w:r>
+        <w:rPr>
+          <w:rStyle w:val="NormalTok"/>
+        </w:rPr>
+        <w:t xml:space="preserve"> stats</w:t>
+      </w:r>
+      <w:r>
+        <w:br/>
+      </w:r>
+      <w:r>
+        <w:rPr>
+          <w:rStyle w:val="ImportTok"/>
+        </w:rPr>
+        <w:t xml:space="preserve">from</w:t>
+      </w:r>
+      <w:r>
+        <w:rPr>
+          <w:rStyle w:val="NormalTok"/>
+        </w:rPr>
+        <w:t xml:space="preserve"> sklearn.linear_model </w:t>
+      </w:r>
+      <w:r>
+        <w:rPr>
+          <w:rStyle w:val="ImportTok"/>
+        </w:rPr>
+        <w:t xml:space="preserve">import</w:t>
+      </w:r>
+      <w:r>
+        <w:rPr>
+          <w:rStyle w:val="NormalTok"/>
+        </w:rPr>
+        <w:t xml:space="preserve"> LinearRegression</w:t>
+      </w:r>
+      <w:r>
+        <w:br/>
+      </w:r>
+      <w:r>
+        <w:rPr>
+          <w:rStyle w:val="ImportTok"/>
+        </w:rPr>
+        <w:t xml:space="preserve">import</w:t>
+      </w:r>
+      <w:r>
+        <w:rPr>
+          <w:rStyle w:val="NormalTok"/>
+        </w:rPr>
+        <w:t xml:space="preserve"> statsmodels.formula.api </w:t>
+      </w:r>
+      <w:r>
+        <w:rPr>
+          <w:rStyle w:val="ImportTok"/>
+        </w:rPr>
+        <w:t xml:space="preserve">as</w:t>
+      </w:r>
+      <w:r>
+        <w:rPr>
+          <w:rStyle w:val="NormalTok"/>
+        </w:rPr>
+        <w:t xml:space="preserve"> smf</w:t>
       </w:r>
       <w:r>
         <w:br/>
@@ -8122,22 +9729,265 @@
         <w:rPr>
           <w:rStyle w:val="CommentTok"/>
         </w:rPr>
-        <w:t xml:space="preserve"># base R regression summary</w:t>
-      </w:r>
-      <w:r>
-        <w:br/>
-      </w:r>
-      <w:r>
-        <w:rPr>
-          <w:rStyle w:val="FunctionTok"/>
-        </w:rPr>
-        <w:t xml:space="preserve">summary</w:t>
-      </w:r>
-      <w:r>
-        <w:rPr>
-          <w:rStyle w:val="NormalTok"/>
-        </w:rPr>
-        <w:t xml:space="preserve">(regoutput)</w:t>
+        <w:t xml:space="preserve"># import from R</w:t>
+      </w:r>
+      <w:r>
+        <w:br/>
+      </w:r>
+      <w:r>
+        <w:rPr>
+          <w:rStyle w:val="NormalTok"/>
+        </w:rPr>
+        <w:t xml:space="preserve">gender_python </w:t>
+      </w:r>
+      <w:r>
+        <w:rPr>
+          <w:rStyle w:val="OperatorTok"/>
+        </w:rPr>
+        <w:t xml:space="preserve">=</w:t>
+      </w:r>
+      <w:r>
+        <w:rPr>
+          <w:rStyle w:val="NormalTok"/>
+        </w:rPr>
+        <w:t xml:space="preserve"> r.gender_data2024wide</w:t>
+      </w:r>
+      <w:r>
+        <w:br/>
+      </w:r>
+      <w:r>
+        <w:br/>
+      </w:r>
+      <w:r>
+        <w:rPr>
+          <w:rStyle w:val="CommentTok"/>
+        </w:rPr>
+        <w:t xml:space="preserve"># print(gender_python)</w:t>
+      </w:r>
+      <w:r>
+        <w:br/>
+      </w:r>
+      <w:r>
+        <w:br/>
+      </w:r>
+      <w:r>
+        <w:rPr>
+          <w:rStyle w:val="CommentTok"/>
+        </w:rPr>
+        <w:t xml:space="preserve"># select variables</w:t>
+      </w:r>
+      <w:r>
+        <w:br/>
+      </w:r>
+      <w:r>
+        <w:br/>
+      </w:r>
+      <w:r>
+        <w:rPr>
+          <w:rStyle w:val="NormalTok"/>
+        </w:rPr>
+        <w:t xml:space="preserve">labor </w:t>
+      </w:r>
+      <w:r>
+        <w:rPr>
+          <w:rStyle w:val="OperatorTok"/>
+        </w:rPr>
+        <w:t xml:space="preserve">=</w:t>
+      </w:r>
+      <w:r>
+        <w:rPr>
+          <w:rStyle w:val="NormalTok"/>
+        </w:rPr>
+        <w:t xml:space="preserve"> gender_python.loc[:,</w:t>
+      </w:r>
+      <w:r>
+        <w:rPr>
+          <w:rStyle w:val="StringTok"/>
+        </w:rPr>
+        <w:t xml:space="preserve">"Labor force participation rate, female (</w:t>
+      </w:r>
+      <w:r>
+        <w:rPr>
+          <w:rStyle w:val="SpecialCharTok"/>
+        </w:rPr>
+        <w:t xml:space="preserve">% o</w:t>
+      </w:r>
+      <w:r>
+        <w:rPr>
+          <w:rStyle w:val="StringTok"/>
+        </w:rPr>
+        <w:t xml:space="preserve">f female population ages 15-64) (modeled ILO estimate)"</w:t>
+      </w:r>
+      <w:r>
+        <w:rPr>
+          <w:rStyle w:val="NormalTok"/>
+        </w:rPr>
+        <w:t xml:space="preserve">]</w:t>
+      </w:r>
+      <w:r>
+        <w:br/>
+      </w:r>
+      <w:r>
+        <w:rPr>
+          <w:rStyle w:val="NormalTok"/>
+        </w:rPr>
+        <w:t xml:space="preserve">GDP </w:t>
+      </w:r>
+      <w:r>
+        <w:rPr>
+          <w:rStyle w:val="OperatorTok"/>
+        </w:rPr>
+        <w:t xml:space="preserve">=</w:t>
+      </w:r>
+      <w:r>
+        <w:rPr>
+          <w:rStyle w:val="NormalTok"/>
+        </w:rPr>
+        <w:t xml:space="preserve"> gender_python.loc[:,</w:t>
+      </w:r>
+      <w:r>
+        <w:rPr>
+          <w:rStyle w:val="StringTok"/>
+        </w:rPr>
+        <w:t xml:space="preserve">"GDP per capita (Current US$)"</w:t>
+      </w:r>
+      <w:r>
+        <w:rPr>
+          <w:rStyle w:val="NormalTok"/>
+        </w:rPr>
+        <w:t xml:space="preserve">]</w:t>
+      </w:r>
+      <w:r>
+        <w:br/>
+      </w:r>
+      <w:r>
+        <w:br/>
+      </w:r>
+      <w:r>
+        <w:rPr>
+          <w:rStyle w:val="CommentTok"/>
+        </w:rPr>
+        <w:t xml:space="preserve"># build data frame</w:t>
+      </w:r>
+      <w:r>
+        <w:br/>
+      </w:r>
+      <w:r>
+        <w:br/>
+      </w:r>
+      <w:r>
+        <w:rPr>
+          <w:rStyle w:val="NormalTok"/>
+        </w:rPr>
+        <w:t xml:space="preserve">model </w:t>
+      </w:r>
+      <w:r>
+        <w:rPr>
+          <w:rStyle w:val="OperatorTok"/>
+        </w:rPr>
+        <w:t xml:space="preserve">=</w:t>
+      </w:r>
+      <w:r>
+        <w:rPr>
+          <w:rStyle w:val="NormalTok"/>
+        </w:rPr>
+        <w:t xml:space="preserve"> LinearRegression()</w:t>
+      </w:r>
+      <w:r>
+        <w:br/>
+      </w:r>
+      <w:r>
+        <w:rPr>
+          <w:rStyle w:val="NormalTok"/>
+        </w:rPr>
+        <w:t xml:space="preserve">df </w:t>
+      </w:r>
+      <w:r>
+        <w:rPr>
+          <w:rStyle w:val="OperatorTok"/>
+        </w:rPr>
+        <w:t xml:space="preserve">=</w:t>
+      </w:r>
+      <w:r>
+        <w:rPr>
+          <w:rStyle w:val="NormalTok"/>
+        </w:rPr>
+        <w:t xml:space="preserve"> pd.DataFrame({</w:t>
+      </w:r>
+      <w:r>
+        <w:rPr>
+          <w:rStyle w:val="StringTok"/>
+        </w:rPr>
+        <w:t xml:space="preserve">'labor'</w:t>
+      </w:r>
+      <w:r>
+        <w:rPr>
+          <w:rStyle w:val="NormalTok"/>
+        </w:rPr>
+        <w:t xml:space="preserve">: labor, </w:t>
+      </w:r>
+      <w:r>
+        <w:rPr>
+          <w:rStyle w:val="StringTok"/>
+        </w:rPr>
+        <w:t xml:space="preserve">'GDP'</w:t>
+      </w:r>
+      <w:r>
+        <w:rPr>
+          <w:rStyle w:val="NormalTok"/>
+        </w:rPr>
+        <w:t xml:space="preserve">: GDP})</w:t>
+      </w:r>
+      <w:r>
+        <w:br/>
+      </w:r>
+      <w:r>
+        <w:br/>
+      </w:r>
+      <w:r>
+        <w:rPr>
+          <w:rStyle w:val="CommentTok"/>
+        </w:rPr>
+        <w:t xml:space="preserve"># remove missing values</w:t>
+      </w:r>
+      <w:r>
+        <w:br/>
+      </w:r>
+      <w:r>
+        <w:br/>
+      </w:r>
+      <w:r>
+        <w:rPr>
+          <w:rStyle w:val="NormalTok"/>
+        </w:rPr>
+        <w:t xml:space="preserve">df_drop </w:t>
+      </w:r>
+      <w:r>
+        <w:rPr>
+          <w:rStyle w:val="OperatorTok"/>
+        </w:rPr>
+        <w:t xml:space="preserve">=</w:t>
+      </w:r>
+      <w:r>
+        <w:rPr>
+          <w:rStyle w:val="NormalTok"/>
+        </w:rPr>
+        <w:t xml:space="preserve"> df.dropna()</w:t>
+      </w:r>
+      <w:r>
+        <w:br/>
+      </w:r>
+      <w:r>
+        <w:rPr>
+          <w:rStyle w:val="BuiltInTok"/>
+        </w:rPr>
+        <w:t xml:space="preserve">print</w:t>
+      </w:r>
+      <w:r>
+        <w:rPr>
+          <w:rStyle w:val="NormalTok"/>
+        </w:rPr>
+        <w:t xml:space="preserve">(df_drop)</w:t>
       </w:r>
     </w:p>
     <w:p>
@@ -8145,184 +9995,121 @@
         <w:pStyle w:val="SourceCode"/>
       </w:pPr>
       <w:r>
-        <w:br/>
-      </w:r>
-      <w:r>
-        <w:rPr>
-          <w:rStyle w:val="VerbatimChar"/>
-        </w:rPr>
-        <w:t xml:space="preserve">Call:</w:t>
-      </w:r>
-      <w:r>
-        <w:br/>
-      </w:r>
-      <w:r>
-        <w:rPr>
-          <w:rStyle w:val="VerbatimChar"/>
-        </w:rPr>
-        <w:t xml:space="preserve">lm(formula = `GDP per capita (constant 2015 US$)` ~ `Fertility rate, total (births per woman)`, </w:t>
-      </w:r>
-      <w:r>
-        <w:br/>
-      </w:r>
-      <w:r>
-        <w:rPr>
-          <w:rStyle w:val="VerbatimChar"/>
-        </w:rPr>
-        <w:t xml:space="preserve">    data = gender_data2023wide)</w:t>
-      </w:r>
-      <w:r>
-        <w:br/>
-      </w:r>
-      <w:r>
-        <w:br/>
-      </w:r>
-      <w:r>
-        <w:rPr>
-          <w:rStyle w:val="VerbatimChar"/>
-        </w:rPr>
-        <w:t xml:space="preserve">Residuals:</w:t>
-      </w:r>
-      <w:r>
-        <w:br/>
-      </w:r>
-      <w:r>
-        <w:rPr>
-          <w:rStyle w:val="VerbatimChar"/>
-        </w:rPr>
-        <w:t xml:space="preserve">   Min     1Q Median     3Q    Max </w:t>
-      </w:r>
-      <w:r>
-        <w:br/>
-      </w:r>
-      <w:r>
-        <w:rPr>
-          <w:rStyle w:val="VerbatimChar"/>
-        </w:rPr>
-        <w:t xml:space="preserve">-27105 -12784  -5230   4234 205446 </w:t>
-      </w:r>
-      <w:r>
-        <w:br/>
-      </w:r>
-      <w:r>
-        <w:br/>
-      </w:r>
-      <w:r>
-        <w:rPr>
-          <w:rStyle w:val="VerbatimChar"/>
-        </w:rPr>
-        <w:t xml:space="preserve">Coefficients:</w:t>
-      </w:r>
-      <w:r>
-        <w:br/>
-      </w:r>
-      <w:r>
-        <w:rPr>
-          <w:rStyle w:val="VerbatimChar"/>
-        </w:rPr>
-        <w:t xml:space="preserve">                                           Estimate Std. Error t value Pr(&gt;|t|)</w:t>
-      </w:r>
-      <w:r>
-        <w:br/>
-      </w:r>
-      <w:r>
-        <w:rPr>
-          <w:rStyle w:val="VerbatimChar"/>
-        </w:rPr>
-        <w:t xml:space="preserve">(Intercept)                                   38008       3139  12.108  &lt; 2e-16</w:t>
-      </w:r>
-      <w:r>
-        <w:br/>
-      </w:r>
-      <w:r>
-        <w:rPr>
-          <w:rStyle w:val="VerbatimChar"/>
-        </w:rPr>
-        <w:t xml:space="preserve">`Fertility rate, total (births per woman)`    -8944       1163  -7.689  3.6e-13</w:t>
-      </w:r>
-      <w:r>
-        <w:br/>
-      </w:r>
-      <w:r>
-        <w:rPr>
-          <w:rStyle w:val="VerbatimChar"/>
-        </w:rPr>
-        <w:t xml:space="preserve">                                              </w:t>
-      </w:r>
-      <w:r>
-        <w:br/>
-      </w:r>
-      <w:r>
-        <w:rPr>
-          <w:rStyle w:val="VerbatimChar"/>
-        </w:rPr>
-        <w:t xml:space="preserve">(Intercept)                                ***</w:t>
-      </w:r>
-      <w:r>
-        <w:br/>
-      </w:r>
-      <w:r>
-        <w:rPr>
-          <w:rStyle w:val="VerbatimChar"/>
-        </w:rPr>
-        <w:t xml:space="preserve">`Fertility rate, total (births per woman)` ***</w:t>
-      </w:r>
-      <w:r>
-        <w:br/>
-      </w:r>
-      <w:r>
-        <w:rPr>
-          <w:rStyle w:val="VerbatimChar"/>
-        </w:rPr>
-        <w:t xml:space="preserve">---</w:t>
-      </w:r>
-      <w:r>
-        <w:br/>
-      </w:r>
-      <w:r>
-        <w:rPr>
-          <w:rStyle w:val="VerbatimChar"/>
-        </w:rPr>
-        <w:t xml:space="preserve">Signif. codes:  0 '***' 0.001 '**' 0.01 '*' 0.05 '.' 0.1 ' ' 1</w:t>
-      </w:r>
-      <w:r>
-        <w:br/>
-      </w:r>
-      <w:r>
-        <w:br/>
-      </w:r>
-      <w:r>
-        <w:rPr>
-          <w:rStyle w:val="VerbatimChar"/>
-        </w:rPr>
-        <w:t xml:space="preserve">Residual standard error: 22020 on 245 degrees of freedom</w:t>
-      </w:r>
-      <w:r>
-        <w:br/>
-      </w:r>
-      <w:r>
-        <w:rPr>
-          <w:rStyle w:val="VerbatimChar"/>
-        </w:rPr>
-        <w:t xml:space="preserve">  (1 observation deleted due to missingness)</w:t>
-      </w:r>
-      <w:r>
-        <w:br/>
-      </w:r>
-      <w:r>
-        <w:rPr>
-          <w:rStyle w:val="VerbatimChar"/>
-        </w:rPr>
-        <w:t xml:space="preserve">Multiple R-squared:  0.1944,    Adjusted R-squared:  0.1911 </w:t>
-      </w:r>
-      <w:r>
-        <w:br/>
-      </w:r>
-      <w:r>
-        <w:rPr>
-          <w:rStyle w:val="VerbatimChar"/>
-        </w:rPr>
-        <w:t xml:space="preserve">F-statistic: 59.12 on 1 and 245 DF,  p-value: 3.599e-13</w:t>
+        <w:rPr>
+          <w:rStyle w:val="VerbatimChar"/>
+        </w:rPr>
+        <w:t xml:space="preserve">         labor           GDP</w:t>
+      </w:r>
+      <w:r>
+        <w:br/>
+      </w:r>
+      <w:r>
+        <w:rPr>
+          <w:rStyle w:val="VerbatimChar"/>
+        </w:rPr>
+        <w:t xml:space="preserve">0    65.425366   1628.227289</w:t>
+      </w:r>
+      <w:r>
+        <w:br/>
+      </w:r>
+      <w:r>
+        <w:rPr>
+          <w:rStyle w:val="VerbatimChar"/>
+        </w:rPr>
+        <w:t xml:space="preserve">1    68.625080   1416.228412</w:t>
+      </w:r>
+      <w:r>
+        <w:br/>
+      </w:r>
+      <w:r>
+        <w:rPr>
+          <w:rStyle w:val="VerbatimChar"/>
+        </w:rPr>
+        <w:t xml:space="preserve">2    20.345322   7602.411157</w:t>
+      </w:r>
+      <w:r>
+        <w:br/>
+      </w:r>
+      <w:r>
+        <w:rPr>
+          <w:rStyle w:val="VerbatimChar"/>
+        </w:rPr>
+        <w:t xml:space="preserve">3    58.630901  19923.574591</w:t>
+      </w:r>
+      <w:r>
+        <w:br/>
+      </w:r>
+      <w:r>
+        <w:rPr>
+          <w:rStyle w:val="VerbatimChar"/>
+        </w:rPr>
+        <w:t xml:space="preserve">4    68.620596  24616.095787</w:t>
+      </w:r>
+      <w:r>
+        <w:br/>
+      </w:r>
+      <w:r>
+        <w:rPr>
+          <w:rStyle w:val="VerbatimChar"/>
+        </w:rPr>
+        <w:t xml:space="preserve">..         ...           ...</w:t>
+      </w:r>
+      <w:r>
+        <w:br/>
+      </w:r>
+      <w:r>
+        <w:rPr>
+          <w:rStyle w:val="VerbatimChar"/>
+        </w:rPr>
+        <w:t xml:space="preserve">241  55.458000   3959.877035</w:t>
+      </w:r>
+      <w:r>
+        <w:br/>
+      </w:r>
+      <w:r>
+        <w:rPr>
+          <w:rStyle w:val="VerbatimChar"/>
+        </w:rPr>
+        <w:t xml:space="preserve">242  41.712000   4244.457231</w:t>
+      </w:r>
+      <w:r>
+        <w:br/>
+      </w:r>
+      <w:r>
+        <w:rPr>
+          <w:rStyle w:val="VerbatimChar"/>
+        </w:rPr>
+        <w:t xml:space="preserve">243  75.238000   4716.659938</w:t>
+      </w:r>
+      <w:r>
+        <w:br/>
+      </w:r>
+      <w:r>
+        <w:rPr>
+          <w:rStyle w:val="VerbatimChar"/>
+        </w:rPr>
+        <w:t xml:space="preserve">245  56.678000   1187.109434</w:t>
+      </w:r>
+      <w:r>
+        <w:br/>
+      </w:r>
+      <w:r>
+        <w:rPr>
+          <w:rStyle w:val="VerbatimChar"/>
+        </w:rPr>
+        <w:t xml:space="preserve">246  62.903000   2496.155150</w:t>
+      </w:r>
+      <w:r>
+        <w:br/>
+      </w:r>
+      <w:r>
+        <w:br/>
+      </w:r>
+      <w:r>
+        <w:rPr>
+          <w:rStyle w:val="VerbatimChar"/>
+        </w:rPr>
+        <w:t xml:space="preserve">[221 rows x 2 columns]</w:t>
       </w:r>
     </w:p>
     <w:p>
@@ -8331,24 +10118,286 @@
       </w:pPr>
       <w:r>
         <w:rPr>
+          <w:rStyle w:val="NormalTok"/>
+        </w:rPr>
+        <w:t xml:space="preserve">X </w:t>
+      </w:r>
+      <w:r>
+        <w:rPr>
+          <w:rStyle w:val="OperatorTok"/>
+        </w:rPr>
+        <w:t xml:space="preserve">=</w:t>
+      </w:r>
+      <w:r>
+        <w:rPr>
+          <w:rStyle w:val="NormalTok"/>
+        </w:rPr>
+        <w:t xml:space="preserve"> df_drop[[</w:t>
+      </w:r>
+      <w:r>
+        <w:rPr>
+          <w:rStyle w:val="StringTok"/>
+        </w:rPr>
+        <w:t xml:space="preserve">'GDP'</w:t>
+      </w:r>
+      <w:r>
+        <w:rPr>
+          <w:rStyle w:val="NormalTok"/>
+        </w:rPr>
+        <w:t xml:space="preserve">]]</w:t>
+      </w:r>
+      <w:r>
+        <w:br/>
+      </w:r>
+      <w:r>
+        <w:rPr>
+          <w:rStyle w:val="NormalTok"/>
+        </w:rPr>
+        <w:t xml:space="preserve">y </w:t>
+      </w:r>
+      <w:r>
+        <w:rPr>
+          <w:rStyle w:val="OperatorTok"/>
+        </w:rPr>
+        <w:t xml:space="preserve">=</w:t>
+      </w:r>
+      <w:r>
+        <w:rPr>
+          <w:rStyle w:val="NormalTok"/>
+        </w:rPr>
+        <w:t xml:space="preserve"> df_drop[</w:t>
+      </w:r>
+      <w:r>
+        <w:rPr>
+          <w:rStyle w:val="StringTok"/>
+        </w:rPr>
+        <w:t xml:space="preserve">'labor'</w:t>
+      </w:r>
+      <w:r>
+        <w:rPr>
+          <w:rStyle w:val="NormalTok"/>
+        </w:rPr>
+        <w:t xml:space="preserve">]</w:t>
+      </w:r>
+      <w:r>
+        <w:br/>
+      </w:r>
+      <w:r>
+        <w:rPr>
+          <w:rStyle w:val="NormalTok"/>
+        </w:rPr>
+        <w:t xml:space="preserve">model </w:t>
+      </w:r>
+      <w:r>
+        <w:rPr>
+          <w:rStyle w:val="OperatorTok"/>
+        </w:rPr>
+        <w:t xml:space="preserve">=</w:t>
+      </w:r>
+      <w:r>
+        <w:rPr>
+          <w:rStyle w:val="NormalTok"/>
+        </w:rPr>
+        <w:t xml:space="preserve"> LinearRegression().fit(X, y)</w:t>
+      </w:r>
+      <w:r>
+        <w:br/>
+      </w:r>
+      <w:r>
+        <w:rPr>
+          <w:rStyle w:val="BuiltInTok"/>
+        </w:rPr>
+        <w:t xml:space="preserve">print</w:t>
+      </w:r>
+      <w:r>
+        <w:rPr>
+          <w:rStyle w:val="NormalTok"/>
+        </w:rPr>
+        <w:t xml:space="preserve">(</w:t>
+      </w:r>
+      <w:r>
+        <w:rPr>
+          <w:rStyle w:val="SpecialStringTok"/>
+        </w:rPr>
+        <w:t xml:space="preserve">f"Coefficients: </w:t>
+      </w:r>
+      <w:r>
+        <w:rPr>
+          <w:rStyle w:val="SpecialCharTok"/>
+        </w:rPr>
+        <w:t xml:space="preserve">{</w:t>
+      </w:r>
+      <w:r>
+        <w:rPr>
+          <w:rStyle w:val="NormalTok"/>
+        </w:rPr>
+        <w:t xml:space="preserve">model</w:t>
+      </w:r>
+      <w:r>
+        <w:rPr>
+          <w:rStyle w:val="SpecialCharTok"/>
+        </w:rPr>
+        <w:t xml:space="preserve">.</w:t>
+      </w:r>
+      <w:r>
+        <w:rPr>
+          <w:rStyle w:val="NormalTok"/>
+        </w:rPr>
+        <w:t xml:space="preserve">coef_</w:t>
+      </w:r>
+      <w:r>
+        <w:rPr>
+          <w:rStyle w:val="SpecialCharTok"/>
+        </w:rPr>
+        <w:t xml:space="preserve">}</w:t>
+      </w:r>
+      <w:r>
+        <w:rPr>
+          <w:rStyle w:val="SpecialStringTok"/>
+        </w:rPr>
+        <w:t xml:space="preserve">, Intercept: </w:t>
+      </w:r>
+      <w:r>
+        <w:rPr>
+          <w:rStyle w:val="SpecialCharTok"/>
+        </w:rPr>
+        <w:t xml:space="preserve">{</w:t>
+      </w:r>
+      <w:r>
+        <w:rPr>
+          <w:rStyle w:val="NormalTok"/>
+        </w:rPr>
+        <w:t xml:space="preserve">model</w:t>
+      </w:r>
+      <w:r>
+        <w:rPr>
+          <w:rStyle w:val="SpecialCharTok"/>
+        </w:rPr>
+        <w:t xml:space="preserve">.</w:t>
+      </w:r>
+      <w:r>
+        <w:rPr>
+          <w:rStyle w:val="NormalTok"/>
+        </w:rPr>
+        <w:t xml:space="preserve">intercept_</w:t>
+      </w:r>
+      <w:r>
+        <w:rPr>
+          <w:rStyle w:val="SpecialCharTok"/>
+        </w:rPr>
+        <w:t xml:space="preserve">}</w:t>
+      </w:r>
+      <w:r>
+        <w:rPr>
+          <w:rStyle w:val="SpecialStringTok"/>
+        </w:rPr>
+        <w:t xml:space="preserve">"</w:t>
+      </w:r>
+      <w:r>
+        <w:rPr>
+          <w:rStyle w:val="NormalTok"/>
+        </w:rPr>
+        <w:t xml:space="preserve">)</w:t>
+      </w:r>
+    </w:p>
+    <w:p>
+      <w:pPr>
+        <w:pStyle w:val="SourceCode"/>
+      </w:pPr>
+      <w:r>
+        <w:rPr>
+          <w:rStyle w:val="VerbatimChar"/>
+        </w:rPr>
+        <w:t xml:space="preserve">Coefficients: [0.00029024], Intercept: 53.00321526309731</w:t>
+      </w:r>
+    </w:p>
+    <w:p>
+      <w:pPr>
+        <w:pStyle w:val="SourceCode"/>
+      </w:pPr>
+      <w:r>
+        <w:rPr>
           <w:rStyle w:val="CommentTok"/>
         </w:rPr>
-        <w:t xml:space="preserve"># broom variants</w:t>
-      </w:r>
-      <w:r>
-        <w:br/>
-      </w:r>
-      <w:r>
-        <w:rPr>
-          <w:rStyle w:val="FunctionTok"/>
-        </w:rPr>
-        <w:t xml:space="preserve">tidy</w:t>
-      </w:r>
-      <w:r>
-        <w:rPr>
-          <w:rStyle w:val="NormalTok"/>
-        </w:rPr>
-        <w:t xml:space="preserve">(regoutput)</w:t>
+        <w:t xml:space="preserve"># from statsmodels</w:t>
+      </w:r>
+      <w:r>
+        <w:br/>
+      </w:r>
+      <w:r>
+        <w:br/>
+      </w:r>
+      <w:r>
+        <w:rPr>
+          <w:rStyle w:val="NormalTok"/>
+        </w:rPr>
+        <w:t xml:space="preserve">model2 </w:t>
+      </w:r>
+      <w:r>
+        <w:rPr>
+          <w:rStyle w:val="OperatorTok"/>
+        </w:rPr>
+        <w:t xml:space="preserve">=</w:t>
+      </w:r>
+      <w:r>
+        <w:rPr>
+          <w:rStyle w:val="NormalTok"/>
+        </w:rPr>
+        <w:t xml:space="preserve"> smf.ols(formula</w:t>
+      </w:r>
+      <w:r>
+        <w:rPr>
+          <w:rStyle w:val="OperatorTok"/>
+        </w:rPr>
+        <w:t xml:space="preserve">=</w:t>
+      </w:r>
+      <w:r>
+        <w:rPr>
+          <w:rStyle w:val="StringTok"/>
+        </w:rPr>
+        <w:t xml:space="preserve">'labor ~ GDP'</w:t>
+      </w:r>
+      <w:r>
+        <w:rPr>
+          <w:rStyle w:val="NormalTok"/>
+        </w:rPr>
+        <w:t xml:space="preserve">,</w:t>
+      </w:r>
+      <w:r>
+        <w:br/>
+      </w:r>
+      <w:r>
+        <w:rPr>
+          <w:rStyle w:val="NormalTok"/>
+        </w:rPr>
+        <w:t xml:space="preserve">                data</w:t>
+      </w:r>
+      <w:r>
+        <w:rPr>
+          <w:rStyle w:val="OperatorTok"/>
+        </w:rPr>
+        <w:t xml:space="preserve">=</w:t>
+      </w:r>
+      <w:r>
+        <w:rPr>
+          <w:rStyle w:val="NormalTok"/>
+        </w:rPr>
+        <w:t xml:space="preserve">df).fit()</w:t>
+      </w:r>
+      <w:r>
+        <w:br/>
+      </w:r>
+      <w:r>
+        <w:rPr>
+          <w:rStyle w:val="BuiltInTok"/>
+        </w:rPr>
+        <w:t xml:space="preserve">print</w:t>
+      </w:r>
+      <w:r>
+        <w:rPr>
+          <w:rStyle w:val="NormalTok"/>
+        </w:rPr>
+        <w:t xml:space="preserve">(model2.summary())</w:t>
       </w:r>
     </w:p>
     <w:p>
@@ -8359,1075 +10408,245 @@
         <w:rPr>
           <w:rStyle w:val="VerbatimChar"/>
         </w:rPr>
-        <w:t xml:space="preserve"># A tibble: 2 × 5</w:t>
-      </w:r>
-      <w:r>
-        <w:br/>
-      </w:r>
-      <w:r>
-        <w:rPr>
-          <w:rStyle w:val="VerbatimChar"/>
-        </w:rPr>
-        <w:t xml:space="preserve">  term                                     estimate std.error statistic  p.value</w:t>
-      </w:r>
-      <w:r>
-        <w:br/>
-      </w:r>
-      <w:r>
-        <w:rPr>
-          <w:rStyle w:val="VerbatimChar"/>
-        </w:rPr>
-        <w:t xml:space="preserve">  &lt;chr&gt;                                       &lt;dbl&gt;     &lt;dbl&gt;     &lt;dbl&gt;    &lt;dbl&gt;</w:t>
-      </w:r>
-      <w:r>
-        <w:br/>
-      </w:r>
-      <w:r>
-        <w:rPr>
-          <w:rStyle w:val="VerbatimChar"/>
-        </w:rPr>
-        <w:t xml:space="preserve">1 (Intercept)                                38008.     3139.     12.1  9.27e-27</w:t>
-      </w:r>
-      <w:r>
-        <w:br/>
-      </w:r>
-      <w:r>
-        <w:rPr>
-          <w:rStyle w:val="VerbatimChar"/>
-        </w:rPr>
-        <w:t xml:space="preserve">2 `Fertility rate, total (births per woma…   -8944.     1163.     -7.69 3.60e-13</w:t>
-      </w:r>
-    </w:p>
-    <w:p>
-      <w:pPr>
-        <w:pStyle w:val="SourceCode"/>
-      </w:pPr>
-      <w:r>
-        <w:rPr>
-          <w:rStyle w:val="FunctionTok"/>
-        </w:rPr>
-        <w:t xml:space="preserve">glance</w:t>
-      </w:r>
-      <w:r>
-        <w:rPr>
-          <w:rStyle w:val="NormalTok"/>
-        </w:rPr>
-        <w:t xml:space="preserve">(regoutput)</w:t>
-      </w:r>
-    </w:p>
-    <w:p>
-      <w:pPr>
-        <w:pStyle w:val="SourceCode"/>
-      </w:pPr>
-      <w:r>
-        <w:rPr>
-          <w:rStyle w:val="VerbatimChar"/>
-        </w:rPr>
-        <w:t xml:space="preserve"># A tibble: 1 × 12</w:t>
-      </w:r>
-      <w:r>
-        <w:br/>
-      </w:r>
-      <w:r>
-        <w:rPr>
-          <w:rStyle w:val="VerbatimChar"/>
-        </w:rPr>
-        <w:t xml:space="preserve">  r.squared adj.r.squared  sigma statistic  p.value    df logLik   AIC   BIC</w:t>
-      </w:r>
-      <w:r>
-        <w:br/>
-      </w:r>
-      <w:r>
-        <w:rPr>
-          <w:rStyle w:val="VerbatimChar"/>
-        </w:rPr>
-        <w:t xml:space="preserve">      &lt;dbl&gt;         &lt;dbl&gt;  &lt;dbl&gt;     &lt;dbl&gt;    &lt;dbl&gt; &lt;dbl&gt;  &lt;dbl&gt; &lt;dbl&gt; &lt;dbl&gt;</w:t>
-      </w:r>
-      <w:r>
-        <w:br/>
-      </w:r>
-      <w:r>
-        <w:rPr>
-          <w:rStyle w:val="VerbatimChar"/>
-        </w:rPr>
-        <w:t xml:space="preserve">1     0.194         0.191 22023.      59.1 3.60e-13     1 -2819. 5645. 5655.</w:t>
-      </w:r>
-      <w:r>
-        <w:br/>
-      </w:r>
-      <w:r>
-        <w:rPr>
-          <w:rStyle w:val="VerbatimChar"/>
-        </w:rPr>
-        <w:t xml:space="preserve"># ℹ 3 more variables: deviance &lt;dbl&gt;, df.residual &lt;int&gt;, nobs &lt;int&gt;</w:t>
-      </w:r>
-    </w:p>
-    <w:p>
-      <w:pPr>
-        <w:pStyle w:val="SourceCode"/>
-      </w:pPr>
-      <w:r>
-        <w:rPr>
-          <w:rStyle w:val="FunctionTok"/>
-        </w:rPr>
-        <w:t xml:space="preserve">augment</w:t>
-      </w:r>
-      <w:r>
-        <w:rPr>
-          <w:rStyle w:val="NormalTok"/>
-        </w:rPr>
-        <w:t xml:space="preserve">(regoutput)</w:t>
-      </w:r>
-    </w:p>
-    <w:p>
-      <w:pPr>
-        <w:pStyle w:val="SourceCode"/>
-      </w:pPr>
-      <w:r>
-        <w:rPr>
-          <w:rStyle w:val="VerbatimChar"/>
-        </w:rPr>
-        <w:t xml:space="preserve"># A tibble: 247 × 9</w:t>
-      </w:r>
-      <w:r>
-        <w:br/>
-      </w:r>
-      <w:r>
-        <w:rPr>
-          <w:rStyle w:val="VerbatimChar"/>
-        </w:rPr>
-        <w:t xml:space="preserve">   .rownames GDP per capita (constant 2…¹ Fertility rate, tota…² .fitted  .resid</w:t>
-      </w:r>
-      <w:r>
-        <w:br/>
-      </w:r>
-      <w:r>
-        <w:rPr>
-          <w:rStyle w:val="VerbatimChar"/>
-        </w:rPr>
-        <w:t xml:space="preserve">   &lt;chr&gt;                            &lt;dbl&gt;                  &lt;dbl&gt;   &lt;dbl&gt;   &lt;dbl&gt;</w:t>
-      </w:r>
-      <w:r>
-        <w:br/>
-      </w:r>
-      <w:r>
-        <w:rPr>
-          <w:rStyle w:val="VerbatimChar"/>
-        </w:rPr>
-        <w:t xml:space="preserve"> 1 1                                1413.                   4.22    230.   1183.</w:t>
-      </w:r>
-      <w:r>
-        <w:br/>
-      </w:r>
-      <w:r>
-        <w:rPr>
-          <w:rStyle w:val="VerbatimChar"/>
-        </w:rPr>
-        <w:t xml:space="preserve"> 2 2                                1842.                   4.50  -2220.   4062.</w:t>
-      </w:r>
-      <w:r>
-        <w:br/>
-      </w:r>
-      <w:r>
-        <w:rPr>
-          <w:rStyle w:val="VerbatimChar"/>
-        </w:rPr>
-        <w:t xml:space="preserve"> 3 3                                6321.                   3.09  10373.  -4052.</w:t>
-      </w:r>
-      <w:r>
-        <w:br/>
-      </w:r>
-      <w:r>
-        <w:rPr>
-          <w:rStyle w:val="VerbatimChar"/>
-        </w:rPr>
-        <w:t xml:space="preserve"> 4 4                               16395.                   1.83  21625.  -5230.</w:t>
-      </w:r>
-      <w:r>
-        <w:br/>
-      </w:r>
-      <w:r>
-        <w:rPr>
-          <w:rStyle w:val="VerbatimChar"/>
-        </w:rPr>
-        <w:t xml:space="preserve"> 5 5                               16514.                   1.41  25422.  -8907.</w:t>
-      </w:r>
-      <w:r>
-        <w:br/>
-      </w:r>
-      <w:r>
-        <w:rPr>
-          <w:rStyle w:val="VerbatimChar"/>
-        </w:rPr>
-        <w:t xml:space="preserve"> 6 6                                3878.                   2.30  17453. -13575.</w:t>
-      </w:r>
-      <w:r>
-        <w:br/>
-      </w:r>
-      <w:r>
-        <w:rPr>
-          <w:rStyle w:val="VerbatimChar"/>
-        </w:rPr>
-        <w:t xml:space="preserve"> 7 7                               12738.                   1.34  26063. -13325.</w:t>
-      </w:r>
-      <w:r>
-        <w:br/>
-      </w:r>
-      <w:r>
-        <w:rPr>
-          <w:rStyle w:val="VerbatimChar"/>
-        </w:rPr>
-        <w:t xml:space="preserve"> 8 8                                9665.                   1.36  25832. -16166.</w:t>
-      </w:r>
-      <w:r>
-        <w:br/>
-      </w:r>
-      <w:r>
-        <w:rPr>
-          <w:rStyle w:val="VerbatimChar"/>
-        </w:rPr>
-        <w:t xml:space="preserve"> 9 9                                9774.                   1.36  25878. -16104.</w:t>
-      </w:r>
-      <w:r>
-        <w:br/>
-      </w:r>
-      <w:r>
-        <w:rPr>
-          <w:rStyle w:val="VerbatimChar"/>
-        </w:rPr>
-        <w:t xml:space="preserve">10 10                              37909.                   1.38  25694.  12214.</w:t>
-      </w:r>
-      <w:r>
-        <w:br/>
-      </w:r>
-      <w:r>
-        <w:rPr>
-          <w:rStyle w:val="VerbatimChar"/>
-        </w:rPr>
-        <w:t xml:space="preserve"># ℹ 237 more rows</w:t>
-      </w:r>
-      <w:r>
-        <w:br/>
-      </w:r>
-      <w:r>
-        <w:rPr>
-          <w:rStyle w:val="VerbatimChar"/>
-        </w:rPr>
-        <w:t xml:space="preserve"># ℹ abbreviated names: ¹​`GDP per capita (constant 2015 US$)`,</w:t>
-      </w:r>
-      <w:r>
-        <w:br/>
-      </w:r>
-      <w:r>
-        <w:rPr>
-          <w:rStyle w:val="VerbatimChar"/>
-        </w:rPr>
-        <w:t xml:space="preserve">#   ²​`Fertility rate, total (births per woman)`</w:t>
-      </w:r>
-      <w:r>
-        <w:br/>
-      </w:r>
-      <w:r>
-        <w:rPr>
-          <w:rStyle w:val="VerbatimChar"/>
-        </w:rPr>
-        <w:t xml:space="preserve"># ℹ 4 more variables: .hat &lt;dbl&gt;, .sigma &lt;dbl&gt;, .cooksd &lt;dbl&gt;, .std.resid &lt;dbl&gt;</w:t>
-      </w:r>
-    </w:p>
-    <w:p>
-      <w:pPr>
-        <w:pStyle w:val="SourceCode"/>
-      </w:pPr>
-      <w:r>
-        <w:rPr>
-          <w:rStyle w:val="CommentTok"/>
-        </w:rPr>
-        <w:t xml:space="preserve"># a grouped example</w:t>
-      </w:r>
-      <w:r>
-        <w:br/>
-      </w:r>
-      <w:r>
-        <w:br/>
-      </w:r>
-      <w:r>
-        <w:rPr>
-          <w:rStyle w:val="NormalTok"/>
-        </w:rPr>
-        <w:t xml:space="preserve">regressions </w:t>
-      </w:r>
-      <w:r>
-        <w:rPr>
-          <w:rStyle w:val="OtherTok"/>
-        </w:rPr>
-        <w:t xml:space="preserve">&lt;-</w:t>
-      </w:r>
-      <w:r>
-        <w:rPr>
-          <w:rStyle w:val="NormalTok"/>
-        </w:rPr>
-        <w:t xml:space="preserve"> gender_data2023wide </w:t>
-      </w:r>
-      <w:r>
-        <w:rPr>
-          <w:rStyle w:val="SpecialCharTok"/>
-        </w:rPr>
-        <w:t xml:space="preserve">|&gt;</w:t>
-      </w:r>
-      <w:r>
-        <w:br/>
-      </w:r>
-      <w:r>
-        <w:rPr>
-          <w:rStyle w:val="NormalTok"/>
-        </w:rPr>
-        <w:t xml:space="preserve">  </w:t>
-      </w:r>
-      <w:r>
-        <w:rPr>
-          <w:rStyle w:val="FunctionTok"/>
-        </w:rPr>
-        <w:t xml:space="preserve">group_by</w:t>
-      </w:r>
-      <w:r>
-        <w:rPr>
-          <w:rStyle w:val="NormalTok"/>
-        </w:rPr>
-        <w:t xml:space="preserve">(hi_ratio) </w:t>
-      </w:r>
-      <w:r>
-        <w:rPr>
-          <w:rStyle w:val="SpecialCharTok"/>
-        </w:rPr>
-        <w:t xml:space="preserve">|&gt;</w:t>
-      </w:r>
-      <w:r>
-        <w:br/>
-      </w:r>
-      <w:r>
-        <w:rPr>
-          <w:rStyle w:val="NormalTok"/>
-        </w:rPr>
-        <w:t xml:space="preserve">  </w:t>
-      </w:r>
-      <w:r>
-        <w:rPr>
-          <w:rStyle w:val="FunctionTok"/>
-        </w:rPr>
-        <w:t xml:space="preserve">nest</w:t>
-      </w:r>
-      <w:r>
-        <w:rPr>
-          <w:rStyle w:val="NormalTok"/>
-        </w:rPr>
-        <w:t xml:space="preserve">() </w:t>
-      </w:r>
-      <w:r>
-        <w:rPr>
-          <w:rStyle w:val="SpecialCharTok"/>
-        </w:rPr>
-        <w:t xml:space="preserve">|&gt;</w:t>
-      </w:r>
-      <w:r>
-        <w:br/>
-      </w:r>
-      <w:r>
-        <w:rPr>
-          <w:rStyle w:val="NormalTok"/>
-        </w:rPr>
-        <w:t xml:space="preserve">  </w:t>
-      </w:r>
-      <w:r>
-        <w:rPr>
-          <w:rStyle w:val="FunctionTok"/>
-        </w:rPr>
-        <w:t xml:space="preserve">mutate</w:t>
-      </w:r>
-      <w:r>
-        <w:rPr>
-          <w:rStyle w:val="NormalTok"/>
-        </w:rPr>
-        <w:t xml:space="preserve">(</w:t>
-      </w:r>
-      <w:r>
-        <w:br/>
-      </w:r>
-      <w:r>
-        <w:rPr>
-          <w:rStyle w:val="NormalTok"/>
-        </w:rPr>
-        <w:t xml:space="preserve">    </w:t>
-      </w:r>
-      <w:r>
-        <w:rPr>
-          <w:rStyle w:val="AttributeTok"/>
-        </w:rPr>
-        <w:t xml:space="preserve">fit =</w:t>
-      </w:r>
-      <w:r>
-        <w:rPr>
-          <w:rStyle w:val="NormalTok"/>
-        </w:rPr>
-        <w:t xml:space="preserve"> </w:t>
-      </w:r>
-      <w:r>
-        <w:rPr>
-          <w:rStyle w:val="FunctionTok"/>
-        </w:rPr>
-        <w:t xml:space="preserve">map</w:t>
-      </w:r>
-      <w:r>
-        <w:rPr>
-          <w:rStyle w:val="NormalTok"/>
-        </w:rPr>
-        <w:t xml:space="preserve">(data, </w:t>
-      </w:r>
-      <w:r>
-        <w:rPr>
-          <w:rStyle w:val="SpecialCharTok"/>
-        </w:rPr>
-        <w:t xml:space="preserve">~</w:t>
-      </w:r>
-      <w:r>
-        <w:rPr>
-          <w:rStyle w:val="NormalTok"/>
-        </w:rPr>
-        <w:t xml:space="preserve"> </w:t>
-      </w:r>
-      <w:r>
-        <w:rPr>
-          <w:rStyle w:val="FunctionTok"/>
-        </w:rPr>
-        <w:t xml:space="preserve">lm</w:t>
-      </w:r>
-      <w:r>
-        <w:rPr>
-          <w:rStyle w:val="NormalTok"/>
-        </w:rPr>
-        <w:t xml:space="preserve">(</w:t>
-      </w:r>
-      <w:r>
-        <w:rPr>
-          <w:rStyle w:val="StringTok"/>
-        </w:rPr>
-        <w:t xml:space="preserve">`</w:t>
-      </w:r>
-      <w:r>
-        <w:rPr>
-          <w:rStyle w:val="AttributeTok"/>
-        </w:rPr>
-        <w:t xml:space="preserve">GDP per capita (constant 2015 US$)</w:t>
-      </w:r>
-      <w:r>
-        <w:rPr>
-          <w:rStyle w:val="StringTok"/>
-        </w:rPr>
-        <w:t xml:space="preserve">`</w:t>
-      </w:r>
-      <w:r>
-        <w:rPr>
-          <w:rStyle w:val="SpecialCharTok"/>
-        </w:rPr>
-        <w:t xml:space="preserve">~</w:t>
-      </w:r>
-      <w:r>
-        <w:rPr>
-          <w:rStyle w:val="StringTok"/>
-        </w:rPr>
-        <w:t xml:space="preserve">`</w:t>
-      </w:r>
-      <w:r>
-        <w:rPr>
-          <w:rStyle w:val="AttributeTok"/>
-        </w:rPr>
-        <w:t xml:space="preserve">Fertility rate, total (births per woman)</w:t>
-      </w:r>
-      <w:r>
-        <w:rPr>
-          <w:rStyle w:val="StringTok"/>
-        </w:rPr>
-        <w:t xml:space="preserve">`</w:t>
-      </w:r>
-      <w:r>
-        <w:rPr>
-          <w:rStyle w:val="NormalTok"/>
-        </w:rPr>
-        <w:t xml:space="preserve">, </w:t>
-      </w:r>
-      <w:r>
-        <w:rPr>
-          <w:rStyle w:val="AttributeTok"/>
-        </w:rPr>
-        <w:t xml:space="preserve">data=</w:t>
-      </w:r>
-      <w:r>
-        <w:rPr>
-          <w:rStyle w:val="NormalTok"/>
-        </w:rPr>
-        <w:t xml:space="preserve">.x,)),</w:t>
-      </w:r>
-      <w:r>
-        <w:br/>
-      </w:r>
-      <w:r>
-        <w:rPr>
-          <w:rStyle w:val="NormalTok"/>
-        </w:rPr>
-        <w:t xml:space="preserve">    </w:t>
-      </w:r>
-      <w:r>
-        <w:rPr>
-          <w:rStyle w:val="AttributeTok"/>
-        </w:rPr>
-        <w:t xml:space="preserve">tidied =</w:t>
-      </w:r>
-      <w:r>
-        <w:rPr>
-          <w:rStyle w:val="NormalTok"/>
-        </w:rPr>
-        <w:t xml:space="preserve"> </w:t>
-      </w:r>
-      <w:r>
-        <w:rPr>
-          <w:rStyle w:val="FunctionTok"/>
-        </w:rPr>
-        <w:t xml:space="preserve">map</w:t>
-      </w:r>
-      <w:r>
-        <w:rPr>
-          <w:rStyle w:val="NormalTok"/>
-        </w:rPr>
-        <w:t xml:space="preserve">(fit, tidy),</w:t>
-      </w:r>
-      <w:r>
-        <w:br/>
-      </w:r>
-      <w:r>
-        <w:rPr>
-          <w:rStyle w:val="NormalTok"/>
-        </w:rPr>
-        <w:t xml:space="preserve">    </w:t>
-      </w:r>
-      <w:r>
-        <w:rPr>
-          <w:rStyle w:val="AttributeTok"/>
-        </w:rPr>
-        <w:t xml:space="preserve">glanced =</w:t>
-      </w:r>
-      <w:r>
-        <w:rPr>
-          <w:rStyle w:val="NormalTok"/>
-        </w:rPr>
-        <w:t xml:space="preserve"> </w:t>
-      </w:r>
-      <w:r>
-        <w:rPr>
-          <w:rStyle w:val="FunctionTok"/>
-        </w:rPr>
-        <w:t xml:space="preserve">map</w:t>
-      </w:r>
-      <w:r>
-        <w:rPr>
-          <w:rStyle w:val="NormalTok"/>
-        </w:rPr>
-        <w:t xml:space="preserve">(fit, glance),</w:t>
-      </w:r>
-      <w:r>
-        <w:br/>
-      </w:r>
-      <w:r>
-        <w:rPr>
-          <w:rStyle w:val="NormalTok"/>
-        </w:rPr>
-        <w:t xml:space="preserve">    </w:t>
-      </w:r>
-      <w:r>
-        <w:rPr>
-          <w:rStyle w:val="AttributeTok"/>
-        </w:rPr>
-        <w:t xml:space="preserve">augmented =</w:t>
-      </w:r>
-      <w:r>
-        <w:rPr>
-          <w:rStyle w:val="NormalTok"/>
-        </w:rPr>
-        <w:t xml:space="preserve"> </w:t>
-      </w:r>
-      <w:r>
-        <w:rPr>
-          <w:rStyle w:val="FunctionTok"/>
-        </w:rPr>
-        <w:t xml:space="preserve">map</w:t>
-      </w:r>
-      <w:r>
-        <w:rPr>
-          <w:rStyle w:val="NormalTok"/>
-        </w:rPr>
-        <w:t xml:space="preserve">(fit, augment)</w:t>
-      </w:r>
-      <w:r>
-        <w:br/>
-      </w:r>
-      <w:r>
-        <w:rPr>
-          <w:rStyle w:val="NormalTok"/>
-        </w:rPr>
-        <w:t xml:space="preserve">  )</w:t>
-      </w:r>
-      <w:r>
-        <w:br/>
-      </w:r>
-      <w:r>
-        <w:br/>
-      </w:r>
-      <w:r>
-        <w:rPr>
-          <w:rStyle w:val="NormalTok"/>
-        </w:rPr>
-        <w:t xml:space="preserve">regressions </w:t>
-      </w:r>
-      <w:r>
-        <w:rPr>
-          <w:rStyle w:val="SpecialCharTok"/>
-        </w:rPr>
-        <w:t xml:space="preserve">|&gt;</w:t>
-      </w:r>
-      <w:r>
-        <w:br/>
-      </w:r>
-      <w:r>
-        <w:rPr>
-          <w:rStyle w:val="NormalTok"/>
-        </w:rPr>
-        <w:t xml:space="preserve">  </w:t>
-      </w:r>
-      <w:r>
-        <w:rPr>
-          <w:rStyle w:val="FunctionTok"/>
-        </w:rPr>
-        <w:t xml:space="preserve">unnest</w:t>
-      </w:r>
-      <w:r>
-        <w:rPr>
-          <w:rStyle w:val="NormalTok"/>
-        </w:rPr>
-        <w:t xml:space="preserve">(tidied)</w:t>
-      </w:r>
-    </w:p>
-    <w:p>
-      <w:pPr>
-        <w:pStyle w:val="SourceCode"/>
-      </w:pPr>
-      <w:r>
-        <w:rPr>
-          <w:rStyle w:val="VerbatimChar"/>
-        </w:rPr>
-        <w:t xml:space="preserve"># A tibble: 4 × 10</w:t>
-      </w:r>
-      <w:r>
-        <w:br/>
-      </w:r>
-      <w:r>
-        <w:rPr>
-          <w:rStyle w:val="VerbatimChar"/>
-        </w:rPr>
-        <w:t xml:space="preserve"># Groups:   hi_ratio [2]</w:t>
-      </w:r>
-      <w:r>
-        <w:br/>
-      </w:r>
-      <w:r>
-        <w:rPr>
-          <w:rStyle w:val="VerbatimChar"/>
-        </w:rPr>
-        <w:t xml:space="preserve">  hi_ratio data     fit    term   estimate std.error statistic  p.value glanced </w:t>
-      </w:r>
-      <w:r>
-        <w:br/>
-      </w:r>
-      <w:r>
-        <w:rPr>
-          <w:rStyle w:val="VerbatimChar"/>
-        </w:rPr>
-        <w:t xml:space="preserve">  &lt;lgl&gt;    &lt;list&gt;   &lt;list&gt; &lt;chr&gt;     &lt;dbl&gt;     &lt;dbl&gt;     &lt;dbl&gt;    &lt;dbl&gt; &lt;list&gt;  </w:t>
-      </w:r>
-      <w:r>
-        <w:br/>
-      </w:r>
-      <w:r>
-        <w:rPr>
-          <w:rStyle w:val="VerbatimChar"/>
-        </w:rPr>
-        <w:t xml:space="preserve">1 FALSE    &lt;tibble&gt; &lt;lm&gt;   (Inte…    9061.      492.    18.4   1.00e-40 &lt;tibble&gt;</w:t>
-      </w:r>
-      <w:r>
-        <w:br/>
-      </w:r>
-      <w:r>
-        <w:rPr>
-          <w:rStyle w:val="VerbatimChar"/>
-        </w:rPr>
-        <w:t xml:space="preserve">2 FALSE    &lt;tibble&gt; &lt;lm&gt;   `Fert…   -1700.      154.   -11.0   3.49e-21 &lt;tibble&gt;</w:t>
-      </w:r>
-      <w:r>
-        <w:br/>
-      </w:r>
-      <w:r>
-        <w:rPr>
-          <w:rStyle w:val="VerbatimChar"/>
-        </w:rPr>
-        <w:t xml:space="preserve">3 TRUE     &lt;tibble&gt; &lt;lm&gt;   (Inte…   33294.    13839.     2.41  1.82e- 2 &lt;tibble&gt;</w:t>
-      </w:r>
-      <w:r>
-        <w:br/>
-      </w:r>
-      <w:r>
-        <w:rPr>
-          <w:rStyle w:val="VerbatimChar"/>
-        </w:rPr>
-        <w:t xml:space="preserve">4 TRUE     &lt;tibble&gt; &lt;lm&gt;   `Fert…    2937.     9109.     0.322 7.48e- 1 &lt;tibble&gt;</w:t>
-      </w:r>
-      <w:r>
-        <w:br/>
-      </w:r>
-      <w:r>
-        <w:rPr>
-          <w:rStyle w:val="VerbatimChar"/>
-        </w:rPr>
-        <w:t xml:space="preserve"># ℹ 1 more variable: augmented &lt;list&gt;</w:t>
-      </w:r>
-    </w:p>
-    <w:p>
-      <w:pPr>
-        <w:pStyle w:val="SourceCode"/>
-      </w:pPr>
-      <w:r>
-        <w:rPr>
-          <w:rStyle w:val="NormalTok"/>
-        </w:rPr>
-        <w:t xml:space="preserve">regressions </w:t>
-      </w:r>
-      <w:r>
-        <w:rPr>
-          <w:rStyle w:val="SpecialCharTok"/>
-        </w:rPr>
-        <w:t xml:space="preserve">|&gt;</w:t>
-      </w:r>
-      <w:r>
-        <w:br/>
-      </w:r>
-      <w:r>
-        <w:rPr>
-          <w:rStyle w:val="NormalTok"/>
-        </w:rPr>
-        <w:t xml:space="preserve">  </w:t>
-      </w:r>
-      <w:r>
-        <w:rPr>
-          <w:rStyle w:val="FunctionTok"/>
-        </w:rPr>
-        <w:t xml:space="preserve">unnest</w:t>
-      </w:r>
-      <w:r>
-        <w:rPr>
-          <w:rStyle w:val="NormalTok"/>
-        </w:rPr>
-        <w:t xml:space="preserve">(glanced)</w:t>
-      </w:r>
-    </w:p>
-    <w:p>
-      <w:pPr>
-        <w:pStyle w:val="SourceCode"/>
-      </w:pPr>
-      <w:r>
-        <w:rPr>
-          <w:rStyle w:val="VerbatimChar"/>
-        </w:rPr>
-        <w:t xml:space="preserve"># A tibble: 2 × 17</w:t>
-      </w:r>
-      <w:r>
-        <w:br/>
-      </w:r>
-      <w:r>
-        <w:rPr>
-          <w:rStyle w:val="VerbatimChar"/>
-        </w:rPr>
-        <w:t xml:space="preserve"># Groups:   hi_ratio [2]</w:t>
-      </w:r>
-      <w:r>
-        <w:br/>
-      </w:r>
-      <w:r>
-        <w:rPr>
-          <w:rStyle w:val="VerbatimChar"/>
-        </w:rPr>
-        <w:t xml:space="preserve">  hi_ratio data     fit    tidied   r.squared adj.r.squared  sigma statistic</w:t>
-      </w:r>
-      <w:r>
-        <w:br/>
-      </w:r>
-      <w:r>
-        <w:rPr>
-          <w:rStyle w:val="VerbatimChar"/>
-        </w:rPr>
-        <w:t xml:space="preserve">  &lt;lgl&gt;    &lt;list&gt;   &lt;list&gt; &lt;list&gt;       &lt;dbl&gt;         &lt;dbl&gt;  &lt;dbl&gt;     &lt;dbl&gt;</w:t>
-      </w:r>
-      <w:r>
-        <w:br/>
-      </w:r>
-      <w:r>
-        <w:rPr>
-          <w:rStyle w:val="VerbatimChar"/>
-        </w:rPr>
-        <w:t xml:space="preserve">1 FALSE    &lt;tibble&gt; &lt;lm&gt;   &lt;tibble&gt;   0.441          0.437   2295.   121.   </w:t>
-      </w:r>
-      <w:r>
-        <w:br/>
-      </w:r>
-      <w:r>
-        <w:rPr>
-          <w:rStyle w:val="VerbatimChar"/>
-        </w:rPr>
-        <w:t xml:space="preserve">2 TRUE     &lt;tibble&gt; &lt;lm&gt;   &lt;tibble&gt;   0.00117       -0.0101 30174.     0.104</w:t>
-      </w:r>
-      <w:r>
-        <w:br/>
-      </w:r>
-      <w:r>
-        <w:rPr>
-          <w:rStyle w:val="VerbatimChar"/>
-        </w:rPr>
-        <w:t xml:space="preserve"># ℹ 9 more variables: p.value &lt;dbl&gt;, df &lt;dbl&gt;, logLik &lt;dbl&gt;, AIC &lt;dbl&gt;,</w:t>
-      </w:r>
-      <w:r>
-        <w:br/>
-      </w:r>
-      <w:r>
-        <w:rPr>
-          <w:rStyle w:val="VerbatimChar"/>
-        </w:rPr>
-        <w:t xml:space="preserve">#   BIC &lt;dbl&gt;, deviance &lt;dbl&gt;, df.residual &lt;int&gt;, nobs &lt;int&gt;, augmented &lt;list&gt;</w:t>
-      </w:r>
-    </w:p>
-    <w:p>
-      <w:pPr>
-        <w:pStyle w:val="SourceCode"/>
-      </w:pPr>
-      <w:r>
-        <w:rPr>
-          <w:rStyle w:val="NormalTok"/>
-        </w:rPr>
-        <w:t xml:space="preserve">regressions </w:t>
-      </w:r>
-      <w:r>
-        <w:rPr>
-          <w:rStyle w:val="SpecialCharTok"/>
-        </w:rPr>
-        <w:t xml:space="preserve">|&gt;</w:t>
-      </w:r>
-      <w:r>
-        <w:br/>
-      </w:r>
-      <w:r>
-        <w:rPr>
-          <w:rStyle w:val="NormalTok"/>
-        </w:rPr>
-        <w:t xml:space="preserve">  </w:t>
-      </w:r>
-      <w:r>
-        <w:rPr>
-          <w:rStyle w:val="FunctionTok"/>
-        </w:rPr>
-        <w:t xml:space="preserve">unnest</w:t>
-      </w:r>
-      <w:r>
-        <w:rPr>
-          <w:rStyle w:val="NormalTok"/>
-        </w:rPr>
-        <w:t xml:space="preserve">(augmented)</w:t>
-      </w:r>
-    </w:p>
-    <w:p>
-      <w:pPr>
-        <w:pStyle w:val="SourceCode"/>
-      </w:pPr>
-      <w:r>
-        <w:rPr>
-          <w:rStyle w:val="VerbatimChar"/>
-        </w:rPr>
-        <w:t xml:space="preserve"># A tibble: 247 × 14</w:t>
-      </w:r>
-      <w:r>
-        <w:br/>
-      </w:r>
-      <w:r>
-        <w:rPr>
-          <w:rStyle w:val="VerbatimChar"/>
-        </w:rPr>
-        <w:t xml:space="preserve"># Groups:   hi_ratio [2]</w:t>
-      </w:r>
-      <w:r>
-        <w:br/>
-      </w:r>
-      <w:r>
-        <w:rPr>
-          <w:rStyle w:val="VerbatimChar"/>
-        </w:rPr>
-        <w:t xml:space="preserve">   hi_ratio data     fit    tidied           glanced  GDP per capita (constant…¹</w:t>
-      </w:r>
-      <w:r>
-        <w:br/>
-      </w:r>
-      <w:r>
-        <w:rPr>
-          <w:rStyle w:val="VerbatimChar"/>
-        </w:rPr>
-        <w:t xml:space="preserve">   &lt;lgl&gt;    &lt;list&gt;   &lt;list&gt; &lt;list&gt;           &lt;list&gt;                        &lt;dbl&gt;</w:t>
-      </w:r>
-      <w:r>
-        <w:br/>
-      </w:r>
-      <w:r>
-        <w:rPr>
-          <w:rStyle w:val="VerbatimChar"/>
-        </w:rPr>
-        <w:t xml:space="preserve"> 1 FALSE    &lt;tibble&gt; &lt;lm&gt;   &lt;tibble [2 × 5]&gt; &lt;tibble&gt;                      1413.</w:t>
-      </w:r>
-      <w:r>
-        <w:br/>
-      </w:r>
-      <w:r>
-        <w:rPr>
-          <w:rStyle w:val="VerbatimChar"/>
-        </w:rPr>
-        <w:t xml:space="preserve"> 2 FALSE    &lt;tibble&gt; &lt;lm&gt;   &lt;tibble [2 × 5]&gt; &lt;tibble&gt;                      1842.</w:t>
-      </w:r>
-      <w:r>
-        <w:br/>
-      </w:r>
-      <w:r>
-        <w:rPr>
-          <w:rStyle w:val="VerbatimChar"/>
-        </w:rPr>
-        <w:t xml:space="preserve"> 3 FALSE    &lt;tibble&gt; &lt;lm&gt;   &lt;tibble [2 × 5]&gt; &lt;tibble&gt;                      6321.</w:t>
-      </w:r>
-      <w:r>
-        <w:br/>
-      </w:r>
-      <w:r>
-        <w:rPr>
-          <w:rStyle w:val="VerbatimChar"/>
-        </w:rPr>
-        <w:t xml:space="preserve"> 4 FALSE    &lt;tibble&gt; &lt;lm&gt;   &lt;tibble [2 × 5]&gt; &lt;tibble&gt;                      3878.</w:t>
-      </w:r>
-      <w:r>
-        <w:br/>
-      </w:r>
-      <w:r>
-        <w:rPr>
-          <w:rStyle w:val="VerbatimChar"/>
-        </w:rPr>
-        <w:t xml:space="preserve"> 5 FALSE    &lt;tibble&gt; &lt;lm&gt;   &lt;tibble [2 × 5]&gt; &lt;tibble&gt;                      9665.</w:t>
-      </w:r>
-      <w:r>
-        <w:br/>
-      </w:r>
-      <w:r>
-        <w:rPr>
-          <w:rStyle w:val="VerbatimChar"/>
-        </w:rPr>
-        <w:t xml:space="preserve"> 6 FALSE    &lt;tibble&gt; &lt;lm&gt;   &lt;tibble [2 × 5]&gt; &lt;tibble&gt;                      9774.</w:t>
-      </w:r>
-      <w:r>
-        <w:br/>
-      </w:r>
-      <w:r>
-        <w:rPr>
-          <w:rStyle w:val="VerbatimChar"/>
-        </w:rPr>
-        <w:t xml:space="preserve"> 7 FALSE    &lt;tibble&gt; &lt;lm&gt;   &lt;tibble [2 × 5]&gt; &lt;tibble&gt;                      8270.</w:t>
-      </w:r>
-      <w:r>
-        <w:br/>
-      </w:r>
-      <w:r>
-        <w:rPr>
-          <w:rStyle w:val="VerbatimChar"/>
-        </w:rPr>
-        <w:t xml:space="preserve"> 8 FALSE    &lt;tibble&gt; &lt;lm&gt;   &lt;tibble [2 × 5]&gt; &lt;tibble&gt;                     10043.</w:t>
-      </w:r>
-      <w:r>
-        <w:br/>
-      </w:r>
-      <w:r>
-        <w:rPr>
-          <w:rStyle w:val="VerbatimChar"/>
-        </w:rPr>
-        <w:t xml:space="preserve"> 9 FALSE    &lt;tibble&gt; &lt;lm&gt;   &lt;tibble [2 × 5]&gt; &lt;tibble&gt;                      1693.</w:t>
-      </w:r>
-      <w:r>
-        <w:br/>
-      </w:r>
-      <w:r>
-        <w:rPr>
-          <w:rStyle w:val="VerbatimChar"/>
-        </w:rPr>
-        <w:t xml:space="preserve">10 FALSE    &lt;tibble&gt; &lt;lm&gt;   &lt;tibble [2 × 5]&gt; &lt;tibble&gt;                       998.</w:t>
-      </w:r>
-      <w:r>
-        <w:br/>
-      </w:r>
-      <w:r>
-        <w:rPr>
-          <w:rStyle w:val="VerbatimChar"/>
-        </w:rPr>
-        <w:t xml:space="preserve"># ℹ 237 more rows</w:t>
-      </w:r>
-      <w:r>
-        <w:br/>
-      </w:r>
-      <w:r>
-        <w:rPr>
-          <w:rStyle w:val="VerbatimChar"/>
-        </w:rPr>
-        <w:t xml:space="preserve"># ℹ abbreviated name: ¹​`GDP per capita (constant 2015 US$)`</w:t>
-      </w:r>
-      <w:r>
-        <w:br/>
-      </w:r>
-      <w:r>
-        <w:rPr>
-          <w:rStyle w:val="VerbatimChar"/>
-        </w:rPr>
-        <w:t xml:space="preserve"># ℹ 8 more variables: `Fertility rate, total (births per woman)` &lt;dbl&gt;,</w:t>
-      </w:r>
-      <w:r>
-        <w:br/>
-      </w:r>
-      <w:r>
-        <w:rPr>
-          <w:rStyle w:val="VerbatimChar"/>
-        </w:rPr>
-        <w:t xml:space="preserve">#   .fitted &lt;dbl&gt;, .resid &lt;dbl&gt;, .hat &lt;dbl&gt;, .sigma &lt;dbl&gt;, .cooksd &lt;dbl&gt;,</w:t>
-      </w:r>
-      <w:r>
-        <w:br/>
-      </w:r>
-      <w:r>
-        <w:rPr>
-          <w:rStyle w:val="VerbatimChar"/>
-        </w:rPr>
-        <w:t xml:space="preserve">#   .std.resid &lt;dbl&gt;, .rownames &lt;chr&gt;</w:t>
-      </w:r>
-    </w:p>
-    <w:bookmarkEnd w:id="105"/>
-    <w:bookmarkStart w:id="108" w:name="r-for-data-science"/>
+        <w:t xml:space="preserve">                            OLS Regression Results                            </w:t>
+      </w:r>
+      <w:r>
+        <w:br/>
+      </w:r>
+      <w:r>
+        <w:rPr>
+          <w:rStyle w:val="VerbatimChar"/>
+        </w:rPr>
+        <w:t xml:space="preserve">==============================================================================</w:t>
+      </w:r>
+      <w:r>
+        <w:br/>
+      </w:r>
+      <w:r>
+        <w:rPr>
+          <w:rStyle w:val="VerbatimChar"/>
+        </w:rPr>
+        <w:t xml:space="preserve">Dep. Variable:                  labor   R-squared:                       0.172</w:t>
+      </w:r>
+      <w:r>
+        <w:br/>
+      </w:r>
+      <w:r>
+        <w:rPr>
+          <w:rStyle w:val="VerbatimChar"/>
+        </w:rPr>
+        <w:t xml:space="preserve">Model:                            OLS   Adj. R-squared:                  0.168</w:t>
+      </w:r>
+      <w:r>
+        <w:br/>
+      </w:r>
+      <w:r>
+        <w:rPr>
+          <w:rStyle w:val="VerbatimChar"/>
+        </w:rPr>
+        <w:t xml:space="preserve">Method:                 Least Squares   F-statistic:                     45.55</w:t>
+      </w:r>
+      <w:r>
+        <w:br/>
+      </w:r>
+      <w:r>
+        <w:rPr>
+          <w:rStyle w:val="VerbatimChar"/>
+        </w:rPr>
+        <w:t xml:space="preserve">Date:                Wed, 09 Sep 2026   Prob (F-statistic):           1.31e-10</w:t>
+      </w:r>
+      <w:r>
+        <w:br/>
+      </w:r>
+      <w:r>
+        <w:rPr>
+          <w:rStyle w:val="VerbatimChar"/>
+        </w:rPr>
+        <w:t xml:space="preserve">Time:                        10:42:35   Log-Likelihood:                -912.65</w:t>
+      </w:r>
+      <w:r>
+        <w:br/>
+      </w:r>
+      <w:r>
+        <w:rPr>
+          <w:rStyle w:val="VerbatimChar"/>
+        </w:rPr>
+        <w:t xml:space="preserve">No. Observations:                 221   AIC:                             1829.</w:t>
+      </w:r>
+      <w:r>
+        <w:br/>
+      </w:r>
+      <w:r>
+        <w:rPr>
+          <w:rStyle w:val="VerbatimChar"/>
+        </w:rPr>
+        <w:t xml:space="preserve">Df Residuals:                     219   BIC:                             1836.</w:t>
+      </w:r>
+      <w:r>
+        <w:br/>
+      </w:r>
+      <w:r>
+        <w:rPr>
+          <w:rStyle w:val="VerbatimChar"/>
+        </w:rPr>
+        <w:t xml:space="preserve">Df Model:                           1                                         </w:t>
+      </w:r>
+      <w:r>
+        <w:br/>
+      </w:r>
+      <w:r>
+        <w:rPr>
+          <w:rStyle w:val="VerbatimChar"/>
+        </w:rPr>
+        <w:t xml:space="preserve">Covariance Type:            nonrobust                                         </w:t>
+      </w:r>
+      <w:r>
+        <w:br/>
+      </w:r>
+      <w:r>
+        <w:rPr>
+          <w:rStyle w:val="VerbatimChar"/>
+        </w:rPr>
+        <w:t xml:space="preserve">==============================================================================</w:t>
+      </w:r>
+      <w:r>
+        <w:br/>
+      </w:r>
+      <w:r>
+        <w:rPr>
+          <w:rStyle w:val="VerbatimChar"/>
+        </w:rPr>
+        <w:t xml:space="preserve">                 coef    std err          t      P&gt;|t|      [0.025      0.975]</w:t>
+      </w:r>
+      <w:r>
+        <w:br/>
+      </w:r>
+      <w:r>
+        <w:rPr>
+          <w:rStyle w:val="VerbatimChar"/>
+        </w:rPr>
+        <w:t xml:space="preserve">------------------------------------------------------------------------------</w:t>
+      </w:r>
+      <w:r>
+        <w:br/>
+      </w:r>
+      <w:r>
+        <w:rPr>
+          <w:rStyle w:val="VerbatimChar"/>
+        </w:rPr>
+        <w:t xml:space="preserve">Intercept     53.0032      1.273     41.652      0.000      50.495      55.511</w:t>
+      </w:r>
+      <w:r>
+        <w:br/>
+      </w:r>
+      <w:r>
+        <w:rPr>
+          <w:rStyle w:val="VerbatimChar"/>
+        </w:rPr>
+        <w:t xml:space="preserve">GDP            0.0003    4.3e-05      6.749      0.000       0.000       0.000</w:t>
+      </w:r>
+      <w:r>
+        <w:br/>
+      </w:r>
+      <w:r>
+        <w:rPr>
+          <w:rStyle w:val="VerbatimChar"/>
+        </w:rPr>
+        <w:t xml:space="preserve">==============================================================================</w:t>
+      </w:r>
+      <w:r>
+        <w:br/>
+      </w:r>
+      <w:r>
+        <w:rPr>
+          <w:rStyle w:val="VerbatimChar"/>
+        </w:rPr>
+        <w:t xml:space="preserve">Omnibus:                       21.439   Durbin-Watson:                   1.918</w:t>
+      </w:r>
+      <w:r>
+        <w:br/>
+      </w:r>
+      <w:r>
+        <w:rPr>
+          <w:rStyle w:val="VerbatimChar"/>
+        </w:rPr>
+        <w:t xml:space="preserve">Prob(Omnibus):                  0.000   Jarque-Bera (JB):               24.626</w:t>
+      </w:r>
+      <w:r>
+        <w:br/>
+      </w:r>
+      <w:r>
+        <w:rPr>
+          <w:rStyle w:val="VerbatimChar"/>
+        </w:rPr>
+        <w:t xml:space="preserve">Skew:                          -0.768   Prob(JB):                     4.49e-06</w:t>
+      </w:r>
+      <w:r>
+        <w:br/>
+      </w:r>
+      <w:r>
+        <w:rPr>
+          <w:rStyle w:val="VerbatimChar"/>
+        </w:rPr>
+        <w:t xml:space="preserve">Kurtosis:                       3.562   Cond. No.                     3.71e+04</w:t>
+      </w:r>
+      <w:r>
+        <w:br/>
+      </w:r>
+      <w:r>
+        <w:rPr>
+          <w:rStyle w:val="VerbatimChar"/>
+        </w:rPr>
+        <w:t xml:space="preserve">==============================================================================</w:t>
+      </w:r>
+      <w:r>
+        <w:br/>
+      </w:r>
+      <w:r>
+        <w:br/>
+      </w:r>
+      <w:r>
+        <w:rPr>
+          <w:rStyle w:val="VerbatimChar"/>
+        </w:rPr>
+        <w:t xml:space="preserve">Notes:</w:t>
+      </w:r>
+      <w:r>
+        <w:br/>
+      </w:r>
+      <w:r>
+        <w:rPr>
+          <w:rStyle w:val="VerbatimChar"/>
+        </w:rPr>
+        <w:t xml:space="preserve">[1] Standard Errors assume that the covariance matrix of the errors is correctly specified.</w:t>
+      </w:r>
+      <w:r>
+        <w:br/>
+      </w:r>
+      <w:r>
+        <w:rPr>
+          <w:rStyle w:val="VerbatimChar"/>
+        </w:rPr>
+        <w:t xml:space="preserve">[2] The condition number is large, 3.71e+04. This might indicate that there are</w:t>
+      </w:r>
+      <w:r>
+        <w:br/>
+      </w:r>
+      <w:r>
+        <w:rPr>
+          <w:rStyle w:val="VerbatimChar"/>
+        </w:rPr>
+        <w:t xml:space="preserve">strong multicollinearity or other numerical problems.</w:t>
+      </w:r>
+    </w:p>
+    <w:bookmarkEnd w:id="101"/>
+    <w:bookmarkStart w:id="104" w:name="r-for-data-science"/>
     <w:p>
       <w:pPr>
         <w:pStyle w:val="Heading1"/>
       </w:pPr>
       <w:r>
-        <w:t xml:space="preserve">10. R for Data Science</w:t>
+        <w:t xml:space="preserve">11. R for Data Science</w:t>
       </w:r>
     </w:p>
     <w:p>
@@ -9440,7 +10659,7 @@
       <w:r>
         <w:t xml:space="preserve"> </w:t>
       </w:r>
-      <w:hyperlink r:id="rId106">
+      <w:hyperlink r:id="rId102">
         <w:r>
           <w:rPr>
             <w:rStyle w:val="Hyperlink"/>
@@ -9457,7 +10676,7 @@
       <w:r>
         <w:t xml:space="preserve"> </w:t>
       </w:r>
-      <w:hyperlink r:id="rId107">
+      <w:hyperlink r:id="rId103">
         <w:r>
           <w:rPr>
             <w:rStyle w:val="Hyperlink"/>
@@ -9472,7 +10691,7 @@
         <w:t xml:space="preserve">a collection of packages for modeling and machine learning using tidyverse principles.</w:t>
       </w:r>
     </w:p>
-    <w:bookmarkEnd w:id="108"/>
+    <w:bookmarkEnd w:id="104"/>
     <w:sectPr>
       <w:footnotePr>
         <w:numRestart w:val="eachSect"/>
@@ -9715,10 +10934,10 @@
   <w:docDefaults>
     <w:rPrDefault>
       <w:rPr>
-        <w:rFonts w:asciiTheme="minorHAnsi" w:cstheme="minorBidi" w:eastAsiaTheme="minorHAnsi" w:hAnsiTheme="minorHAnsi"/>
+        <w:rFonts w:asciiTheme="minorHAnsi" w:cstheme="minorBidi" w:eastAsiaTheme="minorEastAsia" w:hAnsiTheme="minorHAnsi"/>
         <w:sz w:val="24"/>
         <w:szCs w:val="24"/>
-        <w:lang w:bidi="ar-SA" w:eastAsia="en-US" w:val="en-US"/>
+        <w:lang w:bidi="ar-SA" w:eastAsia="zh-CN" w:val="en-US"/>
       </w:rPr>
     </w:rPrDefault>
     <w:pPrDefault>
@@ -10259,13 +11478,6 @@
       </w:tblCellMar>
     </w:tblPr>
     <w:tblStylePr w:type="firstRow">
-      <w:tblPr>
-        <w:jc w:val="left"/>
-        <w:tblInd w:type="dxa" w:w="0"/>
-      </w:tblPr>
-      <w:trPr>
-        <w:jc w:val="left"/>
-      </w:trPr>
       <w:tcPr>
         <w:tcBorders>
           <w:bottom w:val="single"/>
